--- a/docs/projets/batiment-industriel-30x10/02_Devis_Quantitatif_Estimatif_Batiment_30x10.docx
+++ b/docs/projets/batiment-industriel-30x10/02_Devis_Quantitatif_Estimatif_Batiment_30x10.docx
@@ -72,7 +72,15 @@
         <w:pStyle w:val="ListBullet"/>
       </w:pPr>
       <w:r>
-        <w:t>Le gros œuvre (lots 0 à 3) correspond strictement à la demande ; les lots 4 à 7 sont des options pour rendre le bâtiment exploitable.</w:t>
+        <w:t>Le gros œuvre et la structure (lots 0 à 5) correspondent à la demande ; les lots 6 à 8 (enduits, charpente de toiture + pannes Z 120 x 2 + tôles bacs 5 ondes, portail) sont des options.</w:t>
+      </w:r>
+    </w:p>
+    <w:p>
+      <w:pPr>
+        <w:pStyle w:val="ListBullet"/>
+      </w:pPr>
+      <w:r>
+        <w:t>Le fichier Excel « Batiment_30x10_Metre_DS_DQE.xlsx » contient le même calcul avec des formules modifiables.</w:t>
       </w:r>
     </w:p>
     <w:p>
@@ -244,7 +252,7 @@
               <w:rPr>
                 <w:sz w:val="16"/>
               </w:rPr>
-              <w:t>Forfait</w:t>
+              <w:t>1</w:t>
             </w:r>
           </w:p>
         </w:tc>
@@ -325,7 +333,7 @@
               <w:rPr>
                 <w:sz w:val="16"/>
               </w:rPr>
-              <w:t>(30+4) x (10+4) = 476.00 m²</w:t>
+              <w:t>(30+4) x (10+4)</w:t>
             </w:r>
           </w:p>
         </w:tc>
@@ -406,7 +414,7 @@
               <w:rPr>
                 <w:sz w:val="16"/>
               </w:rPr>
-              <w:t>Forfait</w:t>
+              <w:t>1</w:t>
             </w:r>
           </w:p>
         </w:tc>
@@ -473,7 +481,7 @@
               <w:rPr>
                 <w:sz w:val="16"/>
               </w:rPr>
-              <w:t>Fouilles en rigole 0,60 x 1,25 m en terrain latéritique</w:t>
+              <w:t>Fouilles en rigole 0,60 x 1,20 m en terrain latéritique</w:t>
             </w:r>
           </w:p>
         </w:tc>
@@ -487,7 +495,7 @@
               <w:rPr>
                 <w:sz w:val="16"/>
               </w:rPr>
-              <w:t>80,00 x 0,60 x 1,25 = 60.00 m³</w:t>
+              <w:t>80 x 0,6 x 1,2</w:t>
             </w:r>
           </w:p>
         </w:tc>
@@ -521,7 +529,7 @@
               <w:rPr>
                 <w:sz w:val="16"/>
               </w:rPr>
-              <w:t>60,00</w:t>
+              <w:t>57,60</w:t>
             </w:r>
           </w:p>
         </w:tc>
@@ -554,7 +562,7 @@
               <w:rPr>
                 <w:sz w:val="16"/>
               </w:rPr>
-              <w:t>Fouilles en puits 1,20 x 1,20 x 1,40 m pour semelles isolées (complément)</w:t>
+              <w:t>Fouilles en puits 1,00 x 1,00 x 1,20 m pour semelles isolées 80x80 (complément)</w:t>
             </w:r>
           </w:p>
         </w:tc>
@@ -568,7 +576,7 @@
               <w:rPr>
                 <w:sz w:val="16"/>
               </w:rPr>
-              <w:t>17 x (1,20 x 1,20 x 1,40 - 0,60 x 1,20 x 1,25) = 18.97 m³</w:t>
+              <w:t>17 x (1 x 1-0,6 x 1) x 1,2</w:t>
             </w:r>
           </w:p>
         </w:tc>
@@ -602,7 +610,7 @@
               <w:rPr>
                 <w:sz w:val="16"/>
               </w:rPr>
-              <w:t>18,97</w:t>
+              <w:t>8,16</w:t>
             </w:r>
           </w:p>
         </w:tc>
@@ -649,7 +657,7 @@
               <w:rPr>
                 <w:sz w:val="16"/>
               </w:rPr>
-              <w:t>Fouilles 78.97 - volumes enterrés 25.20 = 53.77 m³</w:t>
+              <w:t>57,6+8,16-23,9</w:t>
             </w:r>
           </w:p>
         </w:tc>
@@ -683,7 +691,7 @@
               <w:rPr>
                 <w:sz w:val="16"/>
               </w:rPr>
-              <w:t>53,77</w:t>
+              <w:t>41,86</w:t>
             </w:r>
           </w:p>
         </w:tc>
@@ -716,7 +724,7 @@
               <w:rPr>
                 <w:sz w:val="16"/>
               </w:rPr>
-              <w:t>Évacuation des terres excédentaires (foisonnement 1,25)</w:t>
+              <w:t>Évacuation des terres excédentaires des fouilles</w:t>
             </w:r>
           </w:p>
         </w:tc>
@@ -730,7 +738,7 @@
               <w:rPr>
                 <w:sz w:val="16"/>
               </w:rPr>
-              <w:t>(78.97 - 53.77) x 1,25 = 31.50 m³</w:t>
+              <w:t>23,9 x 1,25</w:t>
             </w:r>
           </w:p>
         </w:tc>
@@ -764,7 +772,7 @@
               <w:rPr>
                 <w:sz w:val="16"/>
               </w:rPr>
-              <w:t>31,50</w:t>
+              <w:t>29,88</w:t>
             </w:r>
           </w:p>
         </w:tc>
@@ -811,7 +819,7 @@
               <w:rPr>
                 <w:sz w:val="16"/>
               </w:rPr>
-              <w:t>80,00 x 0,60 + 17 x (1,44 - 0,72) = 60.24 m²</w:t>
+              <w:t>80 x 0,6+17 x (1 x 1-0,6 x 1)</w:t>
             </w:r>
           </w:p>
         </w:tc>
@@ -845,7 +853,7 @@
               <w:rPr>
                 <w:sz w:val="16"/>
               </w:rPr>
-              <w:t>60,24</w:t>
+              <w:t>54,80</w:t>
             </w:r>
           </w:p>
         </w:tc>
@@ -892,7 +900,7 @@
               <w:rPr>
                 <w:sz w:val="16"/>
               </w:rPr>
-              <w:t>(80,00 - 17 x 1,20) x 0,60 x 0,05 + 17 x 1,20 x 1,20 x 0,05 = 3.01 m³</w:t>
+              <w:t>(80-17 x 1) x 0,6 x 0,05+17 x 1 x 1 x 0,05</w:t>
             </w:r>
           </w:p>
         </w:tc>
@@ -926,7 +934,7 @@
               <w:rPr>
                 <w:sz w:val="16"/>
               </w:rPr>
-              <w:t>3,01</w:t>
+              <w:t>2,74</w:t>
             </w:r>
           </w:p>
         </w:tc>
@@ -959,7 +967,7 @@
               <w:rPr>
                 <w:sz w:val="16"/>
               </w:rPr>
-              <w:t>Béton armé dosé à 350 kg/m³ pour semelles isolées 1,00 x 1,00 x 0,30</w:t>
+              <w:t>Béton armé dosé à 350 kg/m³ pour semelles isolées 0,80 x 0,80 x 0,30</w:t>
             </w:r>
           </w:p>
         </w:tc>
@@ -973,7 +981,7 @@
               <w:rPr>
                 <w:sz w:val="16"/>
               </w:rPr>
-              <w:t>17 x 1,00 x 1,00 x 0,30 = 5.10 m³</w:t>
+              <w:t>17 x 0,8 x 0,8 x 0,3</w:t>
             </w:r>
           </w:p>
         </w:tc>
@@ -1007,7 +1015,7 @@
               <w:rPr>
                 <w:sz w:val="16"/>
               </w:rPr>
-              <w:t>5,10</w:t>
+              <w:t>3,26</w:t>
             </w:r>
           </w:p>
         </w:tc>
@@ -1040,7 +1048,7 @@
               <w:rPr>
                 <w:sz w:val="16"/>
               </w:rPr>
-              <w:t>Béton armé dosé à 350 kg/m³ pour semelle filante 0,40 x 0,20</w:t>
+              <w:t>Béton armé dosé à 350 kg/m³ pour fûts 40 x 40 sous platines des IPE (de -0,85 à ±0,00)</w:t>
             </w:r>
           </w:p>
         </w:tc>
@@ -1054,7 +1062,7 @@
               <w:rPr>
                 <w:sz w:val="16"/>
               </w:rPr>
-              <w:t>(80,00 - 17 x 1,00) x 0,40 x 0,20 = 5.04 m³</w:t>
+              <w:t>17 x 0,4 x 0,4 x 0,85</w:t>
             </w:r>
           </w:p>
         </w:tc>
@@ -1088,7 +1096,7 @@
               <w:rPr>
                 <w:sz w:val="16"/>
               </w:rPr>
-              <w:t>5,04</w:t>
+              <w:t>2,31</w:t>
             </w:r>
           </w:p>
         </w:tc>
@@ -1121,7 +1129,7 @@
               <w:rPr>
                 <w:sz w:val="16"/>
               </w:rPr>
-              <w:t>Maçonnerie d'agglos 15 pleins en fondation, h = 1,00 m, mortier dosé à 300 kg/m³</w:t>
+              <w:t>Fourniture et scellement des tiges d'ancrage M20 des IPE (gabarit de pose, 4 par pilier)</w:t>
             </w:r>
           </w:p>
         </w:tc>
@@ -1135,7 +1143,7 @@
               <w:rPr>
                 <w:sz w:val="16"/>
               </w:rPr>
-              <w:t>(80,00 - 17 x 0,40) x 1,00 = 73.20 m²</w:t>
+              <w:t>17 x 4</w:t>
             </w:r>
           </w:p>
         </w:tc>
@@ -1152,7 +1160,7 @@
               <w:rPr>
                 <w:sz w:val="16"/>
               </w:rPr>
-              <w:t>m²</w:t>
+              <w:t>u</w:t>
             </w:r>
           </w:p>
         </w:tc>
@@ -1169,7 +1177,7 @@
               <w:rPr>
                 <w:sz w:val="16"/>
               </w:rPr>
-              <w:t>73,20</w:t>
+              <w:t>68,00</w:t>
             </w:r>
           </w:p>
         </w:tc>
@@ -1202,7 +1210,7 @@
               <w:rPr>
                 <w:sz w:val="16"/>
               </w:rPr>
-              <w:t>Béton armé dosé à 350 kg/m³ pour chaînage bas 15 x 20</w:t>
+              <w:t>Béton armé dosé à 350 kg/m³ pour semelle filante 0,40 x 0,15</w:t>
             </w:r>
           </w:p>
         </w:tc>
@@ -1216,7 +1224,7 @@
               <w:rPr>
                 <w:sz w:val="16"/>
               </w:rPr>
-              <w:t>(80,00 - 17 x 0,40) x 0,15 x 0,20 = 2.20 m³</w:t>
+              <w:t>(80-17 x 0,8) x 0,4 x 0,15</w:t>
             </w:r>
           </w:p>
         </w:tc>
@@ -1250,7 +1258,7 @@
               <w:rPr>
                 <w:sz w:val="16"/>
               </w:rPr>
-              <w:t>2,20</w:t>
+              <w:t>3,98</w:t>
             </w:r>
           </w:p>
         </w:tc>
@@ -1283,7 +1291,7 @@
               <w:rPr>
                 <w:sz w:val="16"/>
               </w:rPr>
-              <w:t>Chape d'arase étanche (mortier dosé à 400 kg/m³ + hydrofuge) ép. 3 cm</w:t>
+              <w:t>Maçonnerie d'agglos 15 pleins en fondation h = 1,00 m, mortier dosé à 300 kg/m³</w:t>
             </w:r>
           </w:p>
         </w:tc>
@@ -1297,7 +1305,7 @@
               <w:rPr>
                 <w:sz w:val="16"/>
               </w:rPr>
-              <w:t>73,20 x 0,15 = 10.98 m²</w:t>
+              <w:t>73,03 x 1</w:t>
             </w:r>
           </w:p>
         </w:tc>
@@ -1331,7 +1339,7 @@
               <w:rPr>
                 <w:sz w:val="16"/>
               </w:rPr>
-              <w:t>10,98</w:t>
+              <w:t>73,03</w:t>
             </w:r>
           </w:p>
         </w:tc>
@@ -1364,7 +1372,7 @@
               <w:rPr>
                 <w:sz w:val="16"/>
               </w:rPr>
-              <w:t>Coffrage en bois ordinaire (semelles isolées, chaînage bas)</w:t>
+              <w:t>Béton armé dosé à 350 kg/m³ pour chaînage bas 15 x 20</w:t>
             </w:r>
           </w:p>
         </w:tc>
@@ -1378,7 +1386,7 @@
               <w:rPr>
                 <w:sz w:val="16"/>
               </w:rPr>
-              <w:t>17 x 4 x 1,00 x 0,30 + 2 x 0,20 x 73,20 = 49.68 m²</w:t>
+              <w:t>73,03 x 0,15 x 0,2</w:t>
             </w:r>
           </w:p>
         </w:tc>
@@ -1395,7 +1403,7 @@
               <w:rPr>
                 <w:sz w:val="16"/>
               </w:rPr>
-              <w:t>m²</w:t>
+              <w:t>m³</w:t>
             </w:r>
           </w:p>
         </w:tc>
@@ -1412,7 +1420,7 @@
               <w:rPr>
                 <w:sz w:val="16"/>
               </w:rPr>
-              <w:t>49,68</w:t>
+              <w:t>2,19</w:t>
             </w:r>
           </w:p>
         </w:tc>
@@ -1445,7 +1453,7 @@
               <w:rPr>
                 <w:sz w:val="16"/>
               </w:rPr>
-              <w:t>Armatures HA10 (FeE500) façonnées et posées - fondations</w:t>
+              <w:t>Chape d'arase étanche (mortier dosé à 400 kg/m³ + hydrofuge) ép. 3 cm</w:t>
             </w:r>
           </w:p>
         </w:tc>
@@ -1459,7 +1467,7 @@
               <w:rPr>
                 <w:sz w:val="16"/>
               </w:rPr>
-              <w:t>Voir nomenclature des aciers</w:t>
+              <w:t>73,03 x 0,15</w:t>
             </w:r>
           </w:p>
         </w:tc>
@@ -1476,7 +1484,7 @@
               <w:rPr>
                 <w:sz w:val="16"/>
               </w:rPr>
-              <w:t>kg</w:t>
+              <w:t>m²</w:t>
             </w:r>
           </w:p>
         </w:tc>
@@ -1493,7 +1501,7 @@
               <w:rPr>
                 <w:sz w:val="16"/>
               </w:rPr>
-              <w:t>638,46</w:t>
+              <w:t>10,95</w:t>
             </w:r>
           </w:p>
         </w:tc>
@@ -1526,7 +1534,7 @@
               <w:rPr>
                 <w:sz w:val="16"/>
               </w:rPr>
-              <w:t>Armatures HA6 (FeE500) façonnées et posées - fondations</w:t>
+              <w:t>Coffrage en bois ordinaire (semelles isolées, fûts, chaînage bas)</w:t>
             </w:r>
           </w:p>
         </w:tc>
@@ -1540,7 +1548,7 @@
               <w:rPr>
                 <w:sz w:val="16"/>
               </w:rPr>
-              <w:t>Voir nomenclature des aciers</w:t>
+              <w:t>17 x 4 x (0,8 x 0,3+0,4 x 0,85)+2 x 0,2 x 73,03</w:t>
             </w:r>
           </w:p>
         </w:tc>
@@ -1557,7 +1565,7 @@
               <w:rPr>
                 <w:sz w:val="16"/>
               </w:rPr>
-              <w:t>kg</w:t>
+              <w:t>m²</w:t>
             </w:r>
           </w:p>
         </w:tc>
@@ -1574,7 +1582,7 @@
               <w:rPr>
                 <w:sz w:val="16"/>
               </w:rPr>
-              <w:t>97,90</w:t>
+              <w:t>68,65</w:t>
             </w:r>
           </w:p>
         </w:tc>
@@ -1593,7 +1601,7 @@
               <w:rPr>
                 <w:sz w:val="16"/>
               </w:rPr>
-              <w:t>3.1</w:t>
+              <w:t>2.10</w:t>
             </w:r>
           </w:p>
         </w:tc>
@@ -1607,7 +1615,7 @@
               <w:rPr>
                 <w:sz w:val="16"/>
               </w:rPr>
-              <w:t>Maçonnerie d'agglos 15 pleins en élévation, mortier dosé à 300 kg/m³ (y compris pignons)</w:t>
+              <w:t>Armatures HA12 FeE500 - semelles isolées 80x80 et fûts</w:t>
             </w:r>
           </w:p>
         </w:tc>
@@ -1621,7 +1629,7 @@
               <w:rPr>
                 <w:sz w:val="16"/>
               </w:rPr>
-              <w:t>67,20 x (2,80 + 2,60) + 6,00 x 0,90 (au-dessus linteau) + 2 x 3.27 (pignons) = 374.82 m²</w:t>
+              <w:t>Voir nomenclature des aciers (poids x 1,05 chutes)</w:t>
             </w:r>
           </w:p>
         </w:tc>
@@ -1638,7 +1646,7 @@
               <w:rPr>
                 <w:sz w:val="16"/>
               </w:rPr>
-              <w:t>m²</w:t>
+              <w:t>kg</w:t>
             </w:r>
           </w:p>
         </w:tc>
@@ -1655,7 +1663,7 @@
               <w:rPr>
                 <w:sz w:val="16"/>
               </w:rPr>
-              <w:t>374,82</w:t>
+              <w:t>288,48</w:t>
             </w:r>
           </w:p>
         </w:tc>
@@ -1674,7 +1682,7 @@
               <w:rPr>
                 <w:sz w:val="16"/>
               </w:rPr>
-              <w:t>3.2</w:t>
+              <w:t>2.11</w:t>
             </w:r>
           </w:p>
         </w:tc>
@@ -1688,7 +1696,7 @@
               <w:rPr>
                 <w:sz w:val="16"/>
               </w:rPr>
-              <w:t>Béton armé dosé à 350 kg/m³ pour piliers 15 x 40 (2 poteaux 15 x 20 jumelés), de -1,05 à +6,00</w:t>
+              <w:t>Armatures HA10 FeE500 - fondations</w:t>
             </w:r>
           </w:p>
         </w:tc>
@@ -1702,7 +1710,7 @@
               <w:rPr>
                 <w:sz w:val="16"/>
               </w:rPr>
-              <w:t>17 x 0,15 x 0,40 x 7,05 + 0,15 x 0,40 x 1,00 (pilier de pignon) = 7.25 m³</w:t>
+              <w:t>Voir nomenclature des aciers (poids x 1,05 chutes)</w:t>
             </w:r>
           </w:p>
         </w:tc>
@@ -1719,7 +1727,7 @@
               <w:rPr>
                 <w:sz w:val="16"/>
               </w:rPr>
-              <w:t>m³</w:t>
+              <w:t>kg</w:t>
             </w:r>
           </w:p>
         </w:tc>
@@ -1736,7 +1744,7 @@
               <w:rPr>
                 <w:sz w:val="16"/>
               </w:rPr>
-              <w:t>7,25</w:t>
+              <w:t>445,72</w:t>
             </w:r>
           </w:p>
         </w:tc>
@@ -1755,7 +1763,7 @@
               <w:rPr>
                 <w:sz w:val="16"/>
               </w:rPr>
-              <w:t>3.3</w:t>
+              <w:t>2.12</w:t>
             </w:r>
           </w:p>
         </w:tc>
@@ -1769,7 +1777,7 @@
               <w:rPr>
                 <w:sz w:val="16"/>
               </w:rPr>
-              <w:t>Béton armé dosé à 350 kg/m³ pour chaînage intermédiaire 15 x 20 à +3,00</w:t>
+              <w:t>Armatures HA6 FeE500 - fondations</w:t>
             </w:r>
           </w:p>
         </w:tc>
@@ -1783,7 +1791,7 @@
               <w:rPr>
                 <w:sz w:val="16"/>
               </w:rPr>
-              <w:t>(80,00 - 17 x 0,40 - 6,00) x 0,15 x 0,20 = 2.02 m³</w:t>
+              <w:t>Voir nomenclature des aciers (poids x 1,05 chutes)</w:t>
             </w:r>
           </w:p>
         </w:tc>
@@ -1800,7 +1808,7 @@
               <w:rPr>
                 <w:sz w:val="16"/>
               </w:rPr>
-              <w:t>m³</w:t>
+              <w:t>kg</w:t>
             </w:r>
           </w:p>
         </w:tc>
@@ -1817,7 +1825,7 @@
               <w:rPr>
                 <w:sz w:val="16"/>
               </w:rPr>
-              <w:t>2,02</w:t>
+              <w:t>136,74</w:t>
             </w:r>
           </w:p>
         </w:tc>
@@ -1836,7 +1844,7 @@
               <w:rPr>
                 <w:sz w:val="16"/>
               </w:rPr>
-              <w:t>3.4</w:t>
+              <w:t>3.1</w:t>
             </w:r>
           </w:p>
         </w:tc>
@@ -1850,7 +1858,7 @@
               <w:rPr>
                 <w:sz w:val="16"/>
               </w:rPr>
-              <w:t>Béton armé dosé à 350 kg/m³ pour chaînage haut 15 x 20 à +5,80</w:t>
+              <w:t>Maçonnerie d'agglos 15 pleins en élévation, mortier dosé à 300 kg/m³ (y compris pignons)</w:t>
             </w:r>
           </w:p>
         </w:tc>
@@ -1864,7 +1872,7 @@
               <w:rPr>
                 <w:sz w:val="16"/>
               </w:rPr>
-              <w:t>(80,00 - 17 x 0,40) x 0,15 x 0,20 = 2.20 m³</w:t>
+              <w:t>67,03 x 5,4+6 x ((6-0,2)-(4,5+0,4))+2 x 3,27</w:t>
             </w:r>
           </w:p>
         </w:tc>
@@ -1881,7 +1889,7 @@
               <w:rPr>
                 <w:sz w:val="16"/>
               </w:rPr>
-              <w:t>m³</w:t>
+              <w:t>m²</w:t>
             </w:r>
           </w:p>
         </w:tc>
@@ -1898,7 +1906,7 @@
               <w:rPr>
                 <w:sz w:val="16"/>
               </w:rPr>
-              <w:t>2,20</w:t>
+              <w:t>373,89</w:t>
             </w:r>
           </w:p>
         </w:tc>
@@ -1917,7 +1925,7 @@
               <w:rPr>
                 <w:sz w:val="16"/>
               </w:rPr>
-              <w:t>3.5</w:t>
+              <w:t>3.2</w:t>
             </w:r>
           </w:p>
         </w:tc>
@@ -1931,7 +1939,7 @@
               <w:rPr>
                 <w:sz w:val="16"/>
               </w:rPr>
-              <w:t>Béton armé dosé à 350 kg/m³ pour linteau de l'entrée 15 x 40 (portée 6,00 m)</w:t>
+              <w:t>Béton armé dosé à 350 kg/m³ pour poteaux 15 x 15 (2 par pilier IPE), de -0,85 à +6,00</w:t>
             </w:r>
           </w:p>
         </w:tc>
@@ -1945,7 +1953,7 @@
               <w:rPr>
                 <w:sz w:val="16"/>
               </w:rPr>
-              <w:t>6,00 x 0,15 x 0,40 = 0.36 m³</w:t>
+              <w:t>17 x 2 x 0,15 x 0,15 x 6,85+2 x 0,15 x 0,15 x 1</w:t>
             </w:r>
           </w:p>
         </w:tc>
@@ -1979,7 +1987,7 @@
               <w:rPr>
                 <w:sz w:val="16"/>
               </w:rPr>
-              <w:t>0,36</w:t>
+              <w:t>5,29</w:t>
             </w:r>
           </w:p>
         </w:tc>
@@ -1998,7 +2006,7 @@
               <w:rPr>
                 <w:sz w:val="16"/>
               </w:rPr>
-              <w:t>3.6</w:t>
+              <w:t>3.3</w:t>
             </w:r>
           </w:p>
         </w:tc>
@@ -2012,7 +2020,7 @@
               <w:rPr>
                 <w:sz w:val="16"/>
               </w:rPr>
-              <w:t>Béton armé dosé à 350 kg/m³ pour chaînages rampants des pignons 15 x 15 (pente 20 %)</w:t>
+              <w:t>Béton armé dosé à 350 kg/m³ pour chaînage intermédiaire 15 x 20 à +3,00</w:t>
             </w:r>
           </w:p>
         </w:tc>
@@ -2026,7 +2034,7 @@
               <w:rPr>
                 <w:sz w:val="16"/>
               </w:rPr>
-              <w:t>4 x (5.10 - 0,20) x 0,15 x 0,15 = 0.44 m³</w:t>
+              <w:t>67,03 x 0,15 x 0,2</w:t>
             </w:r>
           </w:p>
         </w:tc>
@@ -2060,7 +2068,7 @@
               <w:rPr>
                 <w:sz w:val="16"/>
               </w:rPr>
-              <w:t>0,44</w:t>
+              <w:t>2,01</w:t>
             </w:r>
           </w:p>
         </w:tc>
@@ -2079,7 +2087,7 @@
               <w:rPr>
                 <w:sz w:val="16"/>
               </w:rPr>
-              <w:t>3.7</w:t>
+              <w:t>3.4</w:t>
             </w:r>
           </w:p>
         </w:tc>
@@ -2093,7 +2101,7 @@
               <w:rPr>
                 <w:sz w:val="16"/>
               </w:rPr>
-              <w:t>Coffrage en bois ordinaire (piliers, chaînages, linteau, rampants)</w:t>
+              <w:t>Béton armé dosé à 350 kg/m³ pour chaînage haut 15 x 20</w:t>
             </w:r>
           </w:p>
         </w:tc>
@@ -2107,7 +2115,7 @@
               <w:rPr>
                 <w:sz w:val="16"/>
               </w:rPr>
-              <w:t>Piliers 17 x 0,80 x 7,05 + 0,80 + chaînages 2 x 0,20 x (67,20 + 73,20) + linteau 0,95 x 6,00 + rampants = 164.42 m²</w:t>
+              <w:t>73,03 x 0,15 x 0,2</w:t>
             </w:r>
           </w:p>
         </w:tc>
@@ -2124,7 +2132,7 @@
               <w:rPr>
                 <w:sz w:val="16"/>
               </w:rPr>
-              <w:t>m²</w:t>
+              <w:t>m³</w:t>
             </w:r>
           </w:p>
         </w:tc>
@@ -2141,7 +2149,7 @@
               <w:rPr>
                 <w:sz w:val="16"/>
               </w:rPr>
-              <w:t>164,42</w:t>
+              <w:t>2,19</w:t>
             </w:r>
           </w:p>
         </w:tc>
@@ -2160,7 +2168,7 @@
               <w:rPr>
                 <w:sz w:val="16"/>
               </w:rPr>
-              <w:t>3.8</w:t>
+              <w:t>3.5</w:t>
             </w:r>
           </w:p>
         </w:tc>
@@ -2174,7 +2182,7 @@
               <w:rPr>
                 <w:sz w:val="16"/>
               </w:rPr>
-              <w:t>Armatures HA10 (FeE500) façonnées et posées - élévation</w:t>
+              <w:t>Béton armé dosé à 350 kg/m³ pour linteau de l'entrée 15 x 40</w:t>
             </w:r>
           </w:p>
         </w:tc>
@@ -2188,7 +2196,7 @@
               <w:rPr>
                 <w:sz w:val="16"/>
               </w:rPr>
-              <w:t>Voir nomenclature des aciers</w:t>
+              <w:t>6 x 0,15 x 0,4</w:t>
             </w:r>
           </w:p>
         </w:tc>
@@ -2205,7 +2213,7 @@
               <w:rPr>
                 <w:sz w:val="16"/>
               </w:rPr>
-              <w:t>kg</w:t>
+              <w:t>m³</w:t>
             </w:r>
           </w:p>
         </w:tc>
@@ -2222,7 +2230,7 @@
               <w:rPr>
                 <w:sz w:val="16"/>
               </w:rPr>
-              <w:t>1 220,38</w:t>
+              <w:t>0,36</w:t>
             </w:r>
           </w:p>
         </w:tc>
@@ -2241,7 +2249,7 @@
               <w:rPr>
                 <w:sz w:val="16"/>
               </w:rPr>
-              <w:t>3.9</w:t>
+              <w:t>3.6</w:t>
             </w:r>
           </w:p>
         </w:tc>
@@ -2255,7 +2263,7 @@
               <w:rPr>
                 <w:sz w:val="16"/>
               </w:rPr>
-              <w:t>Armatures HA6 (FeE500) façonnées et posées - élévation</w:t>
+              <w:t>Béton armé dosé à 350 kg/m³ pour chaînages rampants 15 x 15 (pente 20 %)</w:t>
             </w:r>
           </w:p>
         </w:tc>
@@ -2269,7 +2277,7 @@
               <w:rPr>
                 <w:sz w:val="16"/>
               </w:rPr>
-              <w:t>Voir nomenclature des aciers</w:t>
+              <w:t>4 x (5,1-0,20) x 0,15 x 0,15</w:t>
             </w:r>
           </w:p>
         </w:tc>
@@ -2286,7 +2294,7 @@
               <w:rPr>
                 <w:sz w:val="16"/>
               </w:rPr>
-              <w:t>kg</w:t>
+              <w:t>m³</w:t>
             </w:r>
           </w:p>
         </w:tc>
@@ -2303,7 +2311,7 @@
               <w:rPr>
                 <w:sz w:val="16"/>
               </w:rPr>
-              <w:t>358,55</w:t>
+              <w:t>0,44</w:t>
             </w:r>
           </w:p>
         </w:tc>
@@ -2322,7 +2330,7 @@
               <w:rPr>
                 <w:sz w:val="16"/>
               </w:rPr>
-              <w:t>4.1</w:t>
+              <w:t>3.7</w:t>
             </w:r>
           </w:p>
         </w:tc>
@@ -2336,7 +2344,7 @@
               <w:rPr>
                 <w:sz w:val="16"/>
               </w:rPr>
-              <w:t>Enduit au mortier dosé à 300 kg/m³ ép. 2 cm, deux faces (intérieur + extérieur)</w:t>
+              <w:t>Coffrage en bois ordinaire (poteaux, chaînages, linteau, rampants)</w:t>
             </w:r>
           </w:p>
         </w:tc>
@@ -2350,7 +2358,7 @@
               <w:rPr>
                 <w:sz w:val="16"/>
               </w:rPr>
-              <w:t>Ext. 81,20 x 6,20 + int. 79,40 x 6,00 + pignons 2 x 2 x 5,00 - entrée 2 x 27,00 = 942.12 m²</w:t>
+              <w:t>3 x 0,15 x 2 x (17 x 6,85+1)+2 x 0,2 x (67,03+73,03)+(2 x 0,4+0,15) x 6+2 x 0,15 x 4 x (5,1-0,20)</w:t>
             </w:r>
           </w:p>
         </w:tc>
@@ -2384,7 +2392,7 @@
               <w:rPr>
                 <w:sz w:val="16"/>
               </w:rPr>
-              <w:t>942,12</w:t>
+              <w:t>173,31</w:t>
             </w:r>
           </w:p>
         </w:tc>
@@ -2403,7 +2411,7 @@
               <w:rPr>
                 <w:sz w:val="16"/>
               </w:rPr>
-              <w:t>5.1</w:t>
+              <w:t>3.8</w:t>
             </w:r>
           </w:p>
         </w:tc>
@@ -2417,7 +2425,7 @@
               <w:rPr>
                 <w:sz w:val="16"/>
               </w:rPr>
-              <w:t>Charpente métallique (fermes treillis + pannes + contreventements), ratio 17 kg/m² - à confirmer par note de calcul</w:t>
+              <w:t>Armatures HA10 FeE500 - élévation</w:t>
             </w:r>
           </w:p>
         </w:tc>
@@ -2431,7 +2439,7 @@
               <w:rPr>
                 <w:sz w:val="16"/>
               </w:rPr>
-              <w:t>17 kg/m² x 31,00 x 11,00 = 5797.00 kg</w:t>
+              <w:t>Voir nomenclature des aciers (poids x 1,05 chutes)</w:t>
             </w:r>
           </w:p>
         </w:tc>
@@ -2465,7 +2473,7 @@
               <w:rPr>
                 <w:sz w:val="16"/>
               </w:rPr>
-              <w:t>5 797,00</w:t>
+              <w:t>1 202,76</w:t>
             </w:r>
           </w:p>
         </w:tc>
@@ -2484,7 +2492,7 @@
               <w:rPr>
                 <w:sz w:val="16"/>
               </w:rPr>
-              <w:t>5.2</w:t>
+              <w:t>3.9</w:t>
             </w:r>
           </w:p>
         </w:tc>
@@ -2498,7 +2506,7 @@
               <w:rPr>
                 <w:sz w:val="16"/>
               </w:rPr>
-              <w:t>Couverture en bac aluminium 6/10 sur pannes, pente 20 % (débords 0,50 m)</w:t>
+              <w:t>Armatures HA6 FeE500 - élévation</w:t>
             </w:r>
           </w:p>
         </w:tc>
@@ -2512,7 +2520,7 @@
               <w:rPr>
                 <w:sz w:val="16"/>
               </w:rPr>
-              <w:t>2 x (5.10 + 0,50) x 31,00 = 347.14 m²</w:t>
+              <w:t>Voir nomenclature des aciers (poids x 1,05 chutes)</w:t>
             </w:r>
           </w:p>
         </w:tc>
@@ -2529,7 +2537,7 @@
               <w:rPr>
                 <w:sz w:val="16"/>
               </w:rPr>
-              <w:t>m²</w:t>
+              <w:t>kg</w:t>
             </w:r>
           </w:p>
         </w:tc>
@@ -2546,7 +2554,7 @@
               <w:rPr>
                 <w:sz w:val="16"/>
               </w:rPr>
-              <w:t>347,14</w:t>
+              <w:t>316,55</w:t>
             </w:r>
           </w:p>
         </w:tc>
@@ -2565,7 +2573,7 @@
               <w:rPr>
                 <w:sz w:val="16"/>
               </w:rPr>
-              <w:t>5.3</w:t>
+              <w:t>4.1</w:t>
             </w:r>
           </w:p>
         </w:tc>
@@ -2579,7 +2587,7 @@
               <w:rPr>
                 <w:sz w:val="16"/>
               </w:rPr>
-              <w:t>Faîtière aluminium</w:t>
+              <w:t>Piliers en IPE 220 (S235) de ±0,00 à +6,00, fournis, fabriqués, peints et posés</w:t>
             </w:r>
           </w:p>
         </w:tc>
@@ -2593,7 +2601,7 @@
               <w:rPr>
                 <w:sz w:val="16"/>
               </w:rPr>
-              <w:t>30,00 + 2 x 0,50 = 31,00 ml</w:t>
+              <w:t>103 x 26,2</w:t>
             </w:r>
           </w:p>
         </w:tc>
@@ -2610,7 +2618,7 @@
               <w:rPr>
                 <w:sz w:val="16"/>
               </w:rPr>
-              <w:t>ml</w:t>
+              <w:t>kg</w:t>
             </w:r>
           </w:p>
         </w:tc>
@@ -2627,7 +2635,7 @@
               <w:rPr>
                 <w:sz w:val="16"/>
               </w:rPr>
-              <w:t>31,00</w:t>
+              <w:t>2 698,60</w:t>
             </w:r>
           </w:p>
         </w:tc>
@@ -2646,7 +2654,7 @@
               <w:rPr>
                 <w:sz w:val="16"/>
               </w:rPr>
-              <w:t>6.1</w:t>
+              <w:t>4.2</w:t>
             </w:r>
           </w:p>
         </w:tc>
@@ -2660,7 +2668,7 @@
               <w:rPr>
                 <w:sz w:val="16"/>
               </w:rPr>
-              <w:t>Remblai en latérite d'emprunt compacté ép. 20 cm sous dallage</w:t>
+              <w:t>Platines de pied et de tête 15 mm + raidisseurs, soudées</w:t>
             </w:r>
           </w:p>
         </w:tc>
@@ -2674,7 +2682,7 @@
               <w:rPr>
                 <w:sz w:val="16"/>
               </w:rPr>
-              <w:t>29,85 x 9,85 x 0,20 = 58.80 m³</w:t>
+              <w:t>17 x 15</w:t>
             </w:r>
           </w:p>
         </w:tc>
@@ -2691,7 +2699,7 @@
               <w:rPr>
                 <w:sz w:val="16"/>
               </w:rPr>
-              <w:t>m³</w:t>
+              <w:t>kg</w:t>
             </w:r>
           </w:p>
         </w:tc>
@@ -2708,7 +2716,7 @@
               <w:rPr>
                 <w:sz w:val="16"/>
               </w:rPr>
-              <w:t>58,80</w:t>
+              <w:t>255,00</w:t>
             </w:r>
           </w:p>
         </w:tc>
@@ -2727,7 +2735,7 @@
               <w:rPr>
                 <w:sz w:val="16"/>
               </w:rPr>
-              <w:t>6.2</w:t>
+              <w:t>4.3</w:t>
             </w:r>
           </w:p>
         </w:tc>
@@ -2741,7 +2749,7 @@
               <w:rPr>
                 <w:sz w:val="16"/>
               </w:rPr>
-              <w:t>Film polyane + treillis soudé ST 25 sous/dans dallage</w:t>
+              <w:t>Calage et scellement des platines au mortier sans retrait</w:t>
             </w:r>
           </w:p>
         </w:tc>
@@ -2755,7 +2763,7 @@
               <w:rPr>
                 <w:sz w:val="16"/>
               </w:rPr>
-              <w:t>29,85 x 9,85 x 1,10 (recouvrements) = 323.42 m²</w:t>
+              <w:t>17</w:t>
             </w:r>
           </w:p>
         </w:tc>
@@ -2772,7 +2780,7 @@
               <w:rPr>
                 <w:sz w:val="16"/>
               </w:rPr>
-              <w:t>m²</w:t>
+              <w:t>u</w:t>
             </w:r>
           </w:p>
         </w:tc>
@@ -2789,7 +2797,7 @@
               <w:rPr>
                 <w:sz w:val="16"/>
               </w:rPr>
-              <w:t>323,42</w:t>
+              <w:t>17,00</w:t>
             </w:r>
           </w:p>
         </w:tc>
@@ -2808,7 +2816,7 @@
               <w:rPr>
                 <w:sz w:val="16"/>
               </w:rPr>
-              <w:t>6.3</w:t>
+              <w:t>4.4</w:t>
             </w:r>
           </w:p>
         </w:tc>
@@ -2822,7 +2830,7 @@
               <w:rPr>
                 <w:sz w:val="16"/>
               </w:rPr>
-              <w:t>Béton dosé à 350 kg/m³ pour dallage industriel ép. 12 cm, surfacé</w:t>
+              <w:t>Contreventements en cornières 50x50x5 : palées verticales en long pan et poutre au vent en toiture (goussets et boulons compris)</w:t>
             </w:r>
           </w:p>
         </w:tc>
@@ -2836,7 +2844,7 @@
               <w:rPr>
                 <w:sz w:val="16"/>
               </w:rPr>
-              <w:t>29,85 x 9,85 x 0,12 = 35.28 m³</w:t>
+              <w:t>119,61 x 3,77 x 1,1</w:t>
             </w:r>
           </w:p>
         </w:tc>
@@ -2853,7 +2861,7 @@
               <w:rPr>
                 <w:sz w:val="16"/>
               </w:rPr>
-              <w:t>m³</w:t>
+              <w:t>kg</w:t>
             </w:r>
           </w:p>
         </w:tc>
@@ -2870,7 +2878,7 @@
               <w:rPr>
                 <w:sz w:val="16"/>
               </w:rPr>
-              <w:t>35,28</w:t>
+              <w:t>496,04</w:t>
             </w:r>
           </w:p>
         </w:tc>
@@ -2889,6 +2897,735 @@
               <w:rPr>
                 <w:sz w:val="16"/>
               </w:rPr>
+              <w:t>5.1</w:t>
+            </w:r>
+          </w:p>
+        </w:tc>
+        <w:tc>
+          <w:tcPr>
+            <w:tcW w:type="dxa" w:w="3515"/>
+          </w:tcPr>
+          <w:p>
+            <w:r/>
+            <w:r>
+              <w:rPr>
+                <w:sz w:val="16"/>
+              </w:rPr>
+              <w:t>Décaissement / purge intérieure du sol de mauvaise portance (ép. = épaisseur de latérite) et évacuation</w:t>
+            </w:r>
+          </w:p>
+        </w:tc>
+        <w:tc>
+          <w:tcPr>
+            <w:tcW w:type="dxa" w:w="3969"/>
+          </w:tcPr>
+          <w:p>
+            <w:r/>
+            <w:r>
+              <w:rPr>
+                <w:sz w:val="16"/>
+              </w:rPr>
+              <w:t>294,02 x 0,4</w:t>
+            </w:r>
+          </w:p>
+        </w:tc>
+        <w:tc>
+          <w:tcPr>
+            <w:tcW w:type="dxa" w:w="567"/>
+          </w:tcPr>
+          <w:p>
+            <w:pPr>
+              <w:jc w:val="center"/>
+            </w:pPr>
+            <w:r/>
+            <w:r>
+              <w:rPr>
+                <w:sz w:val="16"/>
+              </w:rPr>
+              <w:t>m³</w:t>
+            </w:r>
+          </w:p>
+        </w:tc>
+        <w:tc>
+          <w:tcPr>
+            <w:tcW w:type="dxa" w:w="1247"/>
+          </w:tcPr>
+          <w:p>
+            <w:pPr>
+              <w:jc w:val="right"/>
+            </w:pPr>
+            <w:r/>
+            <w:r>
+              <w:rPr>
+                <w:sz w:val="16"/>
+              </w:rPr>
+              <w:t>117,61</w:t>
+            </w:r>
+          </w:p>
+        </w:tc>
+      </w:tr>
+      <w:tr>
+        <w:tc>
+          <w:tcPr>
+            <w:tcW w:type="dxa" w:w="567"/>
+          </w:tcPr>
+          <w:p>
+            <w:pPr>
+              <w:jc w:val="center"/>
+            </w:pPr>
+            <w:r/>
+            <w:r>
+              <w:rPr>
+                <w:sz w:val="16"/>
+              </w:rPr>
+              <w:t>5.2</w:t>
+            </w:r>
+          </w:p>
+        </w:tc>
+        <w:tc>
+          <w:tcPr>
+            <w:tcW w:type="dxa" w:w="3515"/>
+          </w:tcPr>
+          <w:p>
+            <w:r/>
+            <w:r>
+              <w:rPr>
+                <w:sz w:val="16"/>
+              </w:rPr>
+              <w:t>Rechargement en latérite d'emprunt à l'intérieur, mis en œuvre par couches de 20 cm, arrosé et compacté à 95 % OPM</w:t>
+            </w:r>
+          </w:p>
+        </w:tc>
+        <w:tc>
+          <w:tcPr>
+            <w:tcW w:type="dxa" w:w="3969"/>
+          </w:tcPr>
+          <w:p>
+            <w:r/>
+            <w:r>
+              <w:rPr>
+                <w:sz w:val="16"/>
+              </w:rPr>
+              <w:t>294,02 x 0,4</w:t>
+            </w:r>
+          </w:p>
+        </w:tc>
+        <w:tc>
+          <w:tcPr>
+            <w:tcW w:type="dxa" w:w="567"/>
+          </w:tcPr>
+          <w:p>
+            <w:pPr>
+              <w:jc w:val="center"/>
+            </w:pPr>
+            <w:r/>
+            <w:r>
+              <w:rPr>
+                <w:sz w:val="16"/>
+              </w:rPr>
+              <w:t>m³</w:t>
+            </w:r>
+          </w:p>
+        </w:tc>
+        <w:tc>
+          <w:tcPr>
+            <w:tcW w:type="dxa" w:w="1247"/>
+          </w:tcPr>
+          <w:p>
+            <w:pPr>
+              <w:jc w:val="right"/>
+            </w:pPr>
+            <w:r/>
+            <w:r>
+              <w:rPr>
+                <w:sz w:val="16"/>
+              </w:rPr>
+              <w:t>117,61</w:t>
+            </w:r>
+          </w:p>
+        </w:tc>
+      </w:tr>
+      <w:tr>
+        <w:tc>
+          <w:tcPr>
+            <w:tcW w:type="dxa" w:w="567"/>
+          </w:tcPr>
+          <w:p>
+            <w:pPr>
+              <w:jc w:val="center"/>
+            </w:pPr>
+            <w:r/>
+            <w:r>
+              <w:rPr>
+                <w:sz w:val="16"/>
+              </w:rPr>
+              <w:t>5.3</w:t>
+            </w:r>
+          </w:p>
+        </w:tc>
+        <w:tc>
+          <w:tcPr>
+            <w:tcW w:type="dxa" w:w="3515"/>
+          </w:tcPr>
+          <w:p>
+            <w:r/>
+            <w:r>
+              <w:rPr>
+                <w:sz w:val="16"/>
+              </w:rPr>
+              <w:t>Essais de contrôle (Proctor modifié, densités in situ par couche, éprouvettes béton)</w:t>
+            </w:r>
+          </w:p>
+        </w:tc>
+        <w:tc>
+          <w:tcPr>
+            <w:tcW w:type="dxa" w:w="3969"/>
+          </w:tcPr>
+          <w:p>
+            <w:r/>
+            <w:r>
+              <w:rPr>
+                <w:sz w:val="16"/>
+              </w:rPr>
+              <w:t>1</w:t>
+            </w:r>
+          </w:p>
+        </w:tc>
+        <w:tc>
+          <w:tcPr>
+            <w:tcW w:type="dxa" w:w="567"/>
+          </w:tcPr>
+          <w:p>
+            <w:pPr>
+              <w:jc w:val="center"/>
+            </w:pPr>
+            <w:r/>
+            <w:r>
+              <w:rPr>
+                <w:sz w:val="16"/>
+              </w:rPr>
+              <w:t>ft</w:t>
+            </w:r>
+          </w:p>
+        </w:tc>
+        <w:tc>
+          <w:tcPr>
+            <w:tcW w:type="dxa" w:w="1247"/>
+          </w:tcPr>
+          <w:p>
+            <w:pPr>
+              <w:jc w:val="right"/>
+            </w:pPr>
+            <w:r/>
+            <w:r>
+              <w:rPr>
+                <w:sz w:val="16"/>
+              </w:rPr>
+              <w:t>1,00</w:t>
+            </w:r>
+          </w:p>
+        </w:tc>
+      </w:tr>
+      <w:tr>
+        <w:tc>
+          <w:tcPr>
+            <w:tcW w:type="dxa" w:w="567"/>
+          </w:tcPr>
+          <w:p>
+            <w:pPr>
+              <w:jc w:val="center"/>
+            </w:pPr>
+            <w:r/>
+            <w:r>
+              <w:rPr>
+                <w:sz w:val="16"/>
+              </w:rPr>
+              <w:t>5.4</w:t>
+            </w:r>
+          </w:p>
+        </w:tc>
+        <w:tc>
+          <w:tcPr>
+            <w:tcW w:type="dxa" w:w="3515"/>
+          </w:tcPr>
+          <w:p>
+            <w:r/>
+            <w:r>
+              <w:rPr>
+                <w:sz w:val="16"/>
+              </w:rPr>
+              <w:t>Traitement anti-termites sous dallage</w:t>
+            </w:r>
+          </w:p>
+        </w:tc>
+        <w:tc>
+          <w:tcPr>
+            <w:tcW w:type="dxa" w:w="3969"/>
+          </w:tcPr>
+          <w:p>
+            <w:r/>
+            <w:r>
+              <w:rPr>
+                <w:sz w:val="16"/>
+              </w:rPr>
+              <w:t>294,02</w:t>
+            </w:r>
+          </w:p>
+        </w:tc>
+        <w:tc>
+          <w:tcPr>
+            <w:tcW w:type="dxa" w:w="567"/>
+          </w:tcPr>
+          <w:p>
+            <w:pPr>
+              <w:jc w:val="center"/>
+            </w:pPr>
+            <w:r/>
+            <w:r>
+              <w:rPr>
+                <w:sz w:val="16"/>
+              </w:rPr>
+              <w:t>m²</w:t>
+            </w:r>
+          </w:p>
+        </w:tc>
+        <w:tc>
+          <w:tcPr>
+            <w:tcW w:type="dxa" w:w="1247"/>
+          </w:tcPr>
+          <w:p>
+            <w:pPr>
+              <w:jc w:val="right"/>
+            </w:pPr>
+            <w:r/>
+            <w:r>
+              <w:rPr>
+                <w:sz w:val="16"/>
+              </w:rPr>
+              <w:t>294,02</w:t>
+            </w:r>
+          </w:p>
+        </w:tc>
+      </w:tr>
+      <w:tr>
+        <w:tc>
+          <w:tcPr>
+            <w:tcW w:type="dxa" w:w="567"/>
+          </w:tcPr>
+          <w:p>
+            <w:pPr>
+              <w:jc w:val="center"/>
+            </w:pPr>
+            <w:r/>
+            <w:r>
+              <w:rPr>
+                <w:sz w:val="16"/>
+              </w:rPr>
+              <w:t>5.5</w:t>
+            </w:r>
+          </w:p>
+        </w:tc>
+        <w:tc>
+          <w:tcPr>
+            <w:tcW w:type="dxa" w:w="3515"/>
+          </w:tcPr>
+          <w:p>
+            <w:r/>
+            <w:r>
+              <w:rPr>
+                <w:sz w:val="16"/>
+              </w:rPr>
+              <w:t>Film polyane 150 µ sous dallage (recouvrements 10 %)</w:t>
+            </w:r>
+          </w:p>
+        </w:tc>
+        <w:tc>
+          <w:tcPr>
+            <w:tcW w:type="dxa" w:w="3969"/>
+          </w:tcPr>
+          <w:p>
+            <w:r/>
+            <w:r>
+              <w:rPr>
+                <w:sz w:val="16"/>
+              </w:rPr>
+              <w:t>294,02 x 1,10</w:t>
+            </w:r>
+          </w:p>
+        </w:tc>
+        <w:tc>
+          <w:tcPr>
+            <w:tcW w:type="dxa" w:w="567"/>
+          </w:tcPr>
+          <w:p>
+            <w:pPr>
+              <w:jc w:val="center"/>
+            </w:pPr>
+            <w:r/>
+            <w:r>
+              <w:rPr>
+                <w:sz w:val="16"/>
+              </w:rPr>
+              <w:t>m²</w:t>
+            </w:r>
+          </w:p>
+        </w:tc>
+        <w:tc>
+          <w:tcPr>
+            <w:tcW w:type="dxa" w:w="1247"/>
+          </w:tcPr>
+          <w:p>
+            <w:pPr>
+              <w:jc w:val="right"/>
+            </w:pPr>
+            <w:r/>
+            <w:r>
+              <w:rPr>
+                <w:sz w:val="16"/>
+              </w:rPr>
+              <w:t>323,42</w:t>
+            </w:r>
+          </w:p>
+        </w:tc>
+      </w:tr>
+      <w:tr>
+        <w:tc>
+          <w:tcPr>
+            <w:tcW w:type="dxa" w:w="567"/>
+          </w:tcPr>
+          <w:p>
+            <w:pPr>
+              <w:jc w:val="center"/>
+            </w:pPr>
+            <w:r/>
+            <w:r>
+              <w:rPr>
+                <w:sz w:val="16"/>
+              </w:rPr>
+              <w:t>5.6</w:t>
+            </w:r>
+          </w:p>
+        </w:tc>
+        <w:tc>
+          <w:tcPr>
+            <w:tcW w:type="dxa" w:w="3515"/>
+          </w:tcPr>
+          <w:p>
+            <w:r/>
+            <w:r>
+              <w:rPr>
+                <w:sz w:val="16"/>
+              </w:rPr>
+              <w:t>Armatures HA10 FeE500 - dallage double nappe e = 20 cm + chaises</w:t>
+            </w:r>
+          </w:p>
+        </w:tc>
+        <w:tc>
+          <w:tcPr>
+            <w:tcW w:type="dxa" w:w="3969"/>
+          </w:tcPr>
+          <w:p>
+            <w:r/>
+            <w:r>
+              <w:rPr>
+                <w:sz w:val="16"/>
+              </w:rPr>
+              <w:t>Voir nomenclature des aciers (poids x 1,05 chutes)</w:t>
+            </w:r>
+          </w:p>
+        </w:tc>
+        <w:tc>
+          <w:tcPr>
+            <w:tcW w:type="dxa" w:w="567"/>
+          </w:tcPr>
+          <w:p>
+            <w:pPr>
+              <w:jc w:val="center"/>
+            </w:pPr>
+            <w:r/>
+            <w:r>
+              <w:rPr>
+                <w:sz w:val="16"/>
+              </w:rPr>
+              <w:t>kg</w:t>
+            </w:r>
+          </w:p>
+        </w:tc>
+        <w:tc>
+          <w:tcPr>
+            <w:tcW w:type="dxa" w:w="1247"/>
+          </w:tcPr>
+          <w:p>
+            <w:pPr>
+              <w:jc w:val="right"/>
+            </w:pPr>
+            <w:r/>
+            <w:r>
+              <w:rPr>
+                <w:sz w:val="16"/>
+              </w:rPr>
+              <w:t>4 343,00</w:t>
+            </w:r>
+          </w:p>
+        </w:tc>
+      </w:tr>
+      <w:tr>
+        <w:tc>
+          <w:tcPr>
+            <w:tcW w:type="dxa" w:w="567"/>
+          </w:tcPr>
+          <w:p>
+            <w:pPr>
+              <w:jc w:val="center"/>
+            </w:pPr>
+            <w:r/>
+            <w:r>
+              <w:rPr>
+                <w:sz w:val="16"/>
+              </w:rPr>
+              <w:t>5.7</w:t>
+            </w:r>
+          </w:p>
+        </w:tc>
+        <w:tc>
+          <w:tcPr>
+            <w:tcW w:type="dxa" w:w="3515"/>
+          </w:tcPr>
+          <w:p>
+            <w:r/>
+            <w:r>
+              <w:rPr>
+                <w:sz w:val="16"/>
+              </w:rPr>
+              <w:t>Béton armé dosé à 350 kg/m³ pour dallage ép. 20 cm, vibré et surfacé</w:t>
+            </w:r>
+          </w:p>
+        </w:tc>
+        <w:tc>
+          <w:tcPr>
+            <w:tcW w:type="dxa" w:w="3969"/>
+          </w:tcPr>
+          <w:p>
+            <w:r/>
+            <w:r>
+              <w:rPr>
+                <w:sz w:val="16"/>
+              </w:rPr>
+              <w:t>294,02 x 0,2</w:t>
+            </w:r>
+          </w:p>
+        </w:tc>
+        <w:tc>
+          <w:tcPr>
+            <w:tcW w:type="dxa" w:w="567"/>
+          </w:tcPr>
+          <w:p>
+            <w:pPr>
+              <w:jc w:val="center"/>
+            </w:pPr>
+            <w:r/>
+            <w:r>
+              <w:rPr>
+                <w:sz w:val="16"/>
+              </w:rPr>
+              <w:t>m³</w:t>
+            </w:r>
+          </w:p>
+        </w:tc>
+        <w:tc>
+          <w:tcPr>
+            <w:tcW w:type="dxa" w:w="1247"/>
+          </w:tcPr>
+          <w:p>
+            <w:pPr>
+              <w:jc w:val="right"/>
+            </w:pPr>
+            <w:r/>
+            <w:r>
+              <w:rPr>
+                <w:sz w:val="16"/>
+              </w:rPr>
+              <w:t>58,80</w:t>
+            </w:r>
+          </w:p>
+        </w:tc>
+      </w:tr>
+      <w:tr>
+        <w:tc>
+          <w:tcPr>
+            <w:tcW w:type="dxa" w:w="567"/>
+          </w:tcPr>
+          <w:p>
+            <w:pPr>
+              <w:jc w:val="center"/>
+            </w:pPr>
+            <w:r/>
+            <w:r>
+              <w:rPr>
+                <w:sz w:val="16"/>
+              </w:rPr>
+              <w:t>5.8</w:t>
+            </w:r>
+          </w:p>
+        </w:tc>
+        <w:tc>
+          <w:tcPr>
+            <w:tcW w:type="dxa" w:w="3515"/>
+          </w:tcPr>
+          <w:p>
+            <w:r/>
+            <w:r>
+              <w:rPr>
+                <w:sz w:val="16"/>
+              </w:rPr>
+              <w:t>Joints de retrait sciés (maille 5 m) et joint périphérique</w:t>
+            </w:r>
+          </w:p>
+        </w:tc>
+        <w:tc>
+          <w:tcPr>
+            <w:tcW w:type="dxa" w:w="3969"/>
+          </w:tcPr>
+          <w:p>
+            <w:r/>
+            <w:r>
+              <w:rPr>
+                <w:sz w:val="16"/>
+              </w:rPr>
+              <w:t>(30/5-1) x (10-0,15)+(ROUNDUP(10/5,0)-1) x (30-0,15)+2 x (30+10-2 x 0,15)</w:t>
+            </w:r>
+          </w:p>
+        </w:tc>
+        <w:tc>
+          <w:tcPr>
+            <w:tcW w:type="dxa" w:w="567"/>
+          </w:tcPr>
+          <w:p>
+            <w:pPr>
+              <w:jc w:val="center"/>
+            </w:pPr>
+            <w:r/>
+            <w:r>
+              <w:rPr>
+                <w:sz w:val="16"/>
+              </w:rPr>
+              <w:t>ml</w:t>
+            </w:r>
+          </w:p>
+        </w:tc>
+        <w:tc>
+          <w:tcPr>
+            <w:tcW w:type="dxa" w:w="1247"/>
+          </w:tcPr>
+          <w:p>
+            <w:pPr>
+              <w:jc w:val="right"/>
+            </w:pPr>
+            <w:r/>
+            <w:r>
+              <w:rPr>
+                <w:sz w:val="16"/>
+              </w:rPr>
+              <w:t>158,50</w:t>
+            </w:r>
+          </w:p>
+        </w:tc>
+      </w:tr>
+      <w:tr>
+        <w:tc>
+          <w:tcPr>
+            <w:tcW w:type="dxa" w:w="567"/>
+          </w:tcPr>
+          <w:p>
+            <w:pPr>
+              <w:jc w:val="center"/>
+            </w:pPr>
+            <w:r/>
+            <w:r>
+              <w:rPr>
+                <w:sz w:val="16"/>
+              </w:rPr>
+              <w:t>6.1</w:t>
+            </w:r>
+          </w:p>
+        </w:tc>
+        <w:tc>
+          <w:tcPr>
+            <w:tcW w:type="dxa" w:w="3515"/>
+          </w:tcPr>
+          <w:p>
+            <w:r/>
+            <w:r>
+              <w:rPr>
+                <w:sz w:val="16"/>
+              </w:rPr>
+              <w:t>Enduit au mortier dosé à 300 kg/m³ ép. 2 cm, intérieur et extérieur</w:t>
+            </w:r>
+          </w:p>
+        </w:tc>
+        <w:tc>
+          <w:tcPr>
+            <w:tcW w:type="dxa" w:w="3969"/>
+          </w:tcPr>
+          <w:p>
+            <w:r/>
+            <w:r>
+              <w:rPr>
+                <w:sz w:val="16"/>
+              </w:rPr>
+              <w:t>2 x (30+10+2 x 0,15) x (6+0,20)+10 x 1-6 x 4,5+2 x (30+10-2 x 0,15) x (6-0,2)+10 x 1-6 x 4,5</w:t>
+            </w:r>
+          </w:p>
+        </w:tc>
+        <w:tc>
+          <w:tcPr>
+            <w:tcW w:type="dxa" w:w="567"/>
+          </w:tcPr>
+          <w:p>
+            <w:pPr>
+              <w:jc w:val="center"/>
+            </w:pPr>
+            <w:r/>
+            <w:r>
+              <w:rPr>
+                <w:sz w:val="16"/>
+              </w:rPr>
+              <w:t>m²</w:t>
+            </w:r>
+          </w:p>
+        </w:tc>
+        <w:tc>
+          <w:tcPr>
+            <w:tcW w:type="dxa" w:w="1247"/>
+          </w:tcPr>
+          <w:p>
+            <w:pPr>
+              <w:jc w:val="right"/>
+            </w:pPr>
+            <w:r/>
+            <w:r>
+              <w:rPr>
+                <w:sz w:val="16"/>
+              </w:rPr>
+              <w:t>926,24</w:t>
+            </w:r>
+          </w:p>
+        </w:tc>
+      </w:tr>
+      <w:tr>
+        <w:tc>
+          <w:tcPr>
+            <w:tcW w:type="dxa" w:w="567"/>
+          </w:tcPr>
+          <w:p>
+            <w:pPr>
+              <w:jc w:val="center"/>
+            </w:pPr>
+            <w:r/>
+            <w:r>
+              <w:rPr>
+                <w:sz w:val="16"/>
+              </w:rPr>
               <w:t>7.1</w:t>
             </w:r>
           </w:p>
@@ -2903,7 +3640,7 @@
               <w:rPr>
                 <w:sz w:val="16"/>
               </w:rPr>
-              <w:t>Portail métallique coulissant 6,00 x 4,50 m (tôle 15/10 sur cadre tubes, rail, peinture)</w:t>
+              <w:t>Fermes / traverses de toiture sur têtes d'IPE 220 (hors pannes) - ratio à confirmer par note de calcul</w:t>
             </w:r>
           </w:p>
         </w:tc>
@@ -2917,7 +3654,331 @@
               <w:rPr>
                 <w:sz w:val="16"/>
               </w:rPr>
-              <w:t>Forfait</w:t>
+              <w:t>8 x (30+1) x (10+1)</w:t>
+            </w:r>
+          </w:p>
+        </w:tc>
+        <w:tc>
+          <w:tcPr>
+            <w:tcW w:type="dxa" w:w="567"/>
+          </w:tcPr>
+          <w:p>
+            <w:pPr>
+              <w:jc w:val="center"/>
+            </w:pPr>
+            <w:r/>
+            <w:r>
+              <w:rPr>
+                <w:sz w:val="16"/>
+              </w:rPr>
+              <w:t>kg</w:t>
+            </w:r>
+          </w:p>
+        </w:tc>
+        <w:tc>
+          <w:tcPr>
+            <w:tcW w:type="dxa" w:w="1247"/>
+          </w:tcPr>
+          <w:p>
+            <w:pPr>
+              <w:jc w:val="right"/>
+            </w:pPr>
+            <w:r/>
+            <w:r>
+              <w:rPr>
+                <w:sz w:val="16"/>
+              </w:rPr>
+              <w:t>2 728,00</w:t>
+            </w:r>
+          </w:p>
+        </w:tc>
+      </w:tr>
+      <w:tr>
+        <w:tc>
+          <w:tcPr>
+            <w:tcW w:type="dxa" w:w="567"/>
+          </w:tcPr>
+          <w:p>
+            <w:pPr>
+              <w:jc w:val="center"/>
+            </w:pPr>
+            <w:r/>
+            <w:r>
+              <w:rPr>
+                <w:sz w:val="16"/>
+              </w:rPr>
+              <w:t>7.2</w:t>
+            </w:r>
+          </w:p>
+        </w:tc>
+        <w:tc>
+          <w:tcPr>
+            <w:tcW w:type="dxa" w:w="3515"/>
+          </w:tcPr>
+          <w:p>
+            <w:r/>
+            <w:r>
+              <w:rPr>
+                <w:sz w:val="16"/>
+              </w:rPr>
+              <w:t>Pannes en Z 120 x 2 mm, entraxe ≤ 1,20 m, y compris échantignoles et boulonnerie</w:t>
+            </w:r>
+          </w:p>
+        </w:tc>
+        <w:tc>
+          <w:tcPr>
+            <w:tcW w:type="dxa" w:w="3969"/>
+          </w:tcPr>
+          <w:p>
+            <w:r/>
+            <w:r>
+              <w:rPr>
+                <w:sz w:val="16"/>
+              </w:rPr>
+              <w:t>12 x (30+1) x 1,05 x 3,9</w:t>
+            </w:r>
+          </w:p>
+        </w:tc>
+        <w:tc>
+          <w:tcPr>
+            <w:tcW w:type="dxa" w:w="567"/>
+          </w:tcPr>
+          <w:p>
+            <w:pPr>
+              <w:jc w:val="center"/>
+            </w:pPr>
+            <w:r/>
+            <w:r>
+              <w:rPr>
+                <w:sz w:val="16"/>
+              </w:rPr>
+              <w:t>kg</w:t>
+            </w:r>
+          </w:p>
+        </w:tc>
+        <w:tc>
+          <w:tcPr>
+            <w:tcW w:type="dxa" w:w="1247"/>
+          </w:tcPr>
+          <w:p>
+            <w:pPr>
+              <w:jc w:val="right"/>
+            </w:pPr>
+            <w:r/>
+            <w:r>
+              <w:rPr>
+                <w:sz w:val="16"/>
+              </w:rPr>
+              <w:t>1 523,34</w:t>
+            </w:r>
+          </w:p>
+        </w:tc>
+      </w:tr>
+      <w:tr>
+        <w:tc>
+          <w:tcPr>
+            <w:tcW w:type="dxa" w:w="567"/>
+          </w:tcPr>
+          <w:p>
+            <w:pPr>
+              <w:jc w:val="center"/>
+            </w:pPr>
+            <w:r/>
+            <w:r>
+              <w:rPr>
+                <w:sz w:val="16"/>
+              </w:rPr>
+              <w:t>7.3</w:t>
+            </w:r>
+          </w:p>
+        </w:tc>
+        <w:tc>
+          <w:tcPr>
+            <w:tcW w:type="dxa" w:w="3515"/>
+          </w:tcPr>
+          <w:p>
+            <w:r/>
+            <w:r>
+              <w:rPr>
+                <w:sz w:val="16"/>
+              </w:rPr>
+              <w:t>Couverture en tôles bacs 5 ondulations sur pannes Z, pente 20 %, débords 0,50 m</w:t>
+            </w:r>
+          </w:p>
+        </w:tc>
+        <w:tc>
+          <w:tcPr>
+            <w:tcW w:type="dxa" w:w="3969"/>
+          </w:tcPr>
+          <w:p>
+            <w:r/>
+            <w:r>
+              <w:rPr>
+                <w:sz w:val="16"/>
+              </w:rPr>
+              <w:t>2 x (5,1+0,5) x (30+1)</w:t>
+            </w:r>
+          </w:p>
+        </w:tc>
+        <w:tc>
+          <w:tcPr>
+            <w:tcW w:type="dxa" w:w="567"/>
+          </w:tcPr>
+          <w:p>
+            <w:pPr>
+              <w:jc w:val="center"/>
+            </w:pPr>
+            <w:r/>
+            <w:r>
+              <w:rPr>
+                <w:sz w:val="16"/>
+              </w:rPr>
+              <w:t>m²</w:t>
+            </w:r>
+          </w:p>
+        </w:tc>
+        <w:tc>
+          <w:tcPr>
+            <w:tcW w:type="dxa" w:w="1247"/>
+          </w:tcPr>
+          <w:p>
+            <w:pPr>
+              <w:jc w:val="right"/>
+            </w:pPr>
+            <w:r/>
+            <w:r>
+              <w:rPr>
+                <w:sz w:val="16"/>
+              </w:rPr>
+              <w:t>347,14</w:t>
+            </w:r>
+          </w:p>
+        </w:tc>
+      </w:tr>
+      <w:tr>
+        <w:tc>
+          <w:tcPr>
+            <w:tcW w:type="dxa" w:w="567"/>
+          </w:tcPr>
+          <w:p>
+            <w:pPr>
+              <w:jc w:val="center"/>
+            </w:pPr>
+            <w:r/>
+            <w:r>
+              <w:rPr>
+                <w:sz w:val="16"/>
+              </w:rPr>
+              <w:t>7.4</w:t>
+            </w:r>
+          </w:p>
+        </w:tc>
+        <w:tc>
+          <w:tcPr>
+            <w:tcW w:type="dxa" w:w="3515"/>
+          </w:tcPr>
+          <w:p>
+            <w:r/>
+            <w:r>
+              <w:rPr>
+                <w:sz w:val="16"/>
+              </w:rPr>
+              <w:t>Faîtière</w:t>
+            </w:r>
+          </w:p>
+        </w:tc>
+        <w:tc>
+          <w:tcPr>
+            <w:tcW w:type="dxa" w:w="3969"/>
+          </w:tcPr>
+          <w:p>
+            <w:r/>
+            <w:r>
+              <w:rPr>
+                <w:sz w:val="16"/>
+              </w:rPr>
+              <w:t>30+1</w:t>
+            </w:r>
+          </w:p>
+        </w:tc>
+        <w:tc>
+          <w:tcPr>
+            <w:tcW w:type="dxa" w:w="567"/>
+          </w:tcPr>
+          <w:p>
+            <w:pPr>
+              <w:jc w:val="center"/>
+            </w:pPr>
+            <w:r/>
+            <w:r>
+              <w:rPr>
+                <w:sz w:val="16"/>
+              </w:rPr>
+              <w:t>ml</w:t>
+            </w:r>
+          </w:p>
+        </w:tc>
+        <w:tc>
+          <w:tcPr>
+            <w:tcW w:type="dxa" w:w="1247"/>
+          </w:tcPr>
+          <w:p>
+            <w:pPr>
+              <w:jc w:val="right"/>
+            </w:pPr>
+            <w:r/>
+            <w:r>
+              <w:rPr>
+                <w:sz w:val="16"/>
+              </w:rPr>
+              <w:t>31,00</w:t>
+            </w:r>
+          </w:p>
+        </w:tc>
+      </w:tr>
+      <w:tr>
+        <w:tc>
+          <w:tcPr>
+            <w:tcW w:type="dxa" w:w="567"/>
+          </w:tcPr>
+          <w:p>
+            <w:pPr>
+              <w:jc w:val="center"/>
+            </w:pPr>
+            <w:r/>
+            <w:r>
+              <w:rPr>
+                <w:sz w:val="16"/>
+              </w:rPr>
+              <w:t>8.1</w:t>
+            </w:r>
+          </w:p>
+        </w:tc>
+        <w:tc>
+          <w:tcPr>
+            <w:tcW w:type="dxa" w:w="3515"/>
+          </w:tcPr>
+          <w:p>
+            <w:r/>
+            <w:r>
+              <w:rPr>
+                <w:sz w:val="16"/>
+              </w:rPr>
+              <w:t>Portail métallique coulissant 6,00 x 4,50 m</w:t>
+            </w:r>
+          </w:p>
+        </w:tc>
+        <w:tc>
+          <w:tcPr>
+            <w:tcW w:type="dxa" w:w="3969"/>
+          </w:tcPr>
+          <w:p>
+            <w:r/>
+            <w:r>
+              <w:rPr>
+                <w:sz w:val="16"/>
+              </w:rPr>
+              <w:t>1</w:t>
             </w:r>
           </w:p>
         </w:tc>
@@ -3113,7 +4174,7 @@
               <w:rPr>
                 <w:sz w:val="16"/>
               </w:rPr>
-              <w:t>Semelles isolées : nappe HA10 e=15 dans 2 sens (2x7 barres x 1,25 m) x 17</w:t>
+              <w:t>Semelles isolées 80x80 : 2 sens x n HA12 e=15 (L = A - 0,10 + 2 retours 0,20)</w:t>
             </w:r>
           </w:p>
         </w:tc>
@@ -3130,7 +4191,7 @@
               <w:rPr>
                 <w:sz w:val="16"/>
               </w:rPr>
-              <w:t>HA10</w:t>
+              <w:t>HA12</w:t>
             </w:r>
           </w:p>
         </w:tc>
@@ -3147,7 +4208,7 @@
               <w:rPr>
                 <w:sz w:val="16"/>
               </w:rPr>
-              <w:t>297,5</w:t>
+              <w:t>224,4</w:t>
             </w:r>
           </w:p>
         </w:tc>
@@ -3164,7 +4225,7 @@
               <w:rPr>
                 <w:sz w:val="16"/>
               </w:rPr>
-              <w:t>183,6</w:t>
+              <w:t>199,3</w:t>
             </w:r>
           </w:p>
         </w:tc>
@@ -3197,7 +4258,7 @@
               <w:rPr>
                 <w:sz w:val="16"/>
               </w:rPr>
-              <w:t>Semelle filante : 4 HA10 filants (x1,05 recouvrements)</w:t>
+              <w:t>Fûts 40x40 sous platines : 4 HA12 en L (hauteur + retour 0,40)</w:t>
             </w:r>
           </w:p>
         </w:tc>
@@ -3214,7 +4275,7 @@
               <w:rPr>
                 <w:sz w:val="16"/>
               </w:rPr>
-              <w:t>HA10</w:t>
+              <w:t>HA12</w:t>
             </w:r>
           </w:p>
         </w:tc>
@@ -3231,7 +4292,7 @@
               <w:rPr>
                 <w:sz w:val="16"/>
               </w:rPr>
-              <w:t>336,0</w:t>
+              <w:t>85,0</w:t>
             </w:r>
           </w:p>
         </w:tc>
@@ -3248,7 +4309,7 @@
               <w:rPr>
                 <w:sz w:val="16"/>
               </w:rPr>
-              <w:t>207,3</w:t>
+              <w:t>75,5</w:t>
             </w:r>
           </w:p>
         </w:tc>
@@ -3281,7 +4342,7 @@
               <w:rPr>
                 <w:sz w:val="16"/>
               </w:rPr>
-              <w:t>Semelle filante : répartiteurs HA6 e=20 (L=0,45 m)</w:t>
+              <w:t>Fûts 40x40 : cadres HA6 e=15 (L = 1,40 m)</w:t>
             </w:r>
           </w:p>
         </w:tc>
@@ -3315,7 +4376,7 @@
               <w:rPr>
                 <w:sz w:val="16"/>
               </w:rPr>
-              <w:t>180,0</w:t>
+              <w:t>166,6</w:t>
             </w:r>
           </w:p>
         </w:tc>
@@ -3332,7 +4393,7 @@
               <w:rPr>
                 <w:sz w:val="16"/>
               </w:rPr>
-              <w:t>40,0</w:t>
+              <w:t>37,0</w:t>
             </w:r>
           </w:p>
         </w:tc>
@@ -3365,7 +4426,7 @@
               <w:rPr>
                 <w:sz w:val="16"/>
               </w:rPr>
-              <w:t>Chaînage bas : 4 HA10 (x1,10 recouvrements + ancrages d'angle)</w:t>
+              <w:t>Semelle filante : 4 HA10 filants (x1,05 recouvrements)</w:t>
             </w:r>
           </w:p>
         </w:tc>
@@ -3399,7 +4460,7 @@
               <w:rPr>
                 <w:sz w:val="16"/>
               </w:rPr>
-              <w:t>352,0</w:t>
+              <w:t>336,0</w:t>
             </w:r>
           </w:p>
         </w:tc>
@@ -3416,7 +4477,7 @@
               <w:rPr>
                 <w:sz w:val="16"/>
               </w:rPr>
-              <w:t>217,2</w:t>
+              <w:t>207,3</w:t>
             </w:r>
           </w:p>
         </w:tc>
@@ -3449,7 +4510,7 @@
               <w:rPr>
                 <w:sz w:val="16"/>
               </w:rPr>
-              <w:t>Chaînage bas : cadres HA6 15x20 e=20 (L=0,60 m)</w:t>
+              <w:t>Semelle filante : répartiteurs HA6 e=20</w:t>
             </w:r>
           </w:p>
         </w:tc>
@@ -3483,7 +4544,7 @@
               <w:rPr>
                 <w:sz w:val="16"/>
               </w:rPr>
-              <w:t>240,0</w:t>
+              <w:t>180,0</w:t>
             </w:r>
           </w:p>
         </w:tc>
@@ -3500,7 +4561,7 @@
               <w:rPr>
                 <w:sz w:val="16"/>
               </w:rPr>
-              <w:t>53,3</w:t>
+              <w:t>40,0</w:t>
             </w:r>
           </w:p>
         </w:tc>
@@ -3519,7 +4580,7 @@
               <w:rPr>
                 <w:sz w:val="16"/>
               </w:rPr>
-              <w:t>Lot 3</w:t>
+              <w:t>Lot 2</w:t>
             </w:r>
           </w:p>
         </w:tc>
@@ -3533,7 +4594,7 @@
               <w:rPr>
                 <w:sz w:val="16"/>
               </w:rPr>
-              <w:t>Piliers : 8 HA10 (2 x 4 HA10) L=7,75 m x 17 + surhauteur pignon</w:t>
+              <w:t>Chaînage bas : 4 HA10 (x1,10 recouvrements et angles)</w:t>
             </w:r>
           </w:p>
         </w:tc>
@@ -3567,7 +4628,7 @@
               <w:rPr>
                 <w:sz w:val="16"/>
               </w:rPr>
-              <w:t>1 062,0</w:t>
+              <w:t>352,0</w:t>
             </w:r>
           </w:p>
         </w:tc>
@@ -3584,7 +4645,7 @@
               <w:rPr>
                 <w:sz w:val="16"/>
               </w:rPr>
-              <w:t>655,3</w:t>
+              <w:t>217,2</w:t>
             </w:r>
           </w:p>
         </w:tc>
@@ -3603,7 +4664,7 @@
               <w:rPr>
                 <w:sz w:val="16"/>
               </w:rPr>
-              <w:t>Lot 3</w:t>
+              <w:t>Lot 2</w:t>
             </w:r>
           </w:p>
         </w:tc>
@@ -3617,7 +4678,7 @@
               <w:rPr>
                 <w:sz w:val="16"/>
               </w:rPr>
-              <w:t>Piliers : 2 cadres HA6 15x20 par niveau, e=15 (48 niv.) x 17</w:t>
+              <w:t>Chaînage bas : cadres HA6 15x20 e=20 (L = 0,60 m)</w:t>
             </w:r>
           </w:p>
         </w:tc>
@@ -3651,7 +4712,7 @@
               <w:rPr>
                 <w:sz w:val="16"/>
               </w:rPr>
-              <w:t>979,2</w:t>
+              <w:t>240,0</w:t>
             </w:r>
           </w:p>
         </w:tc>
@@ -3668,7 +4729,7 @@
               <w:rPr>
                 <w:sz w:val="16"/>
               </w:rPr>
-              <w:t>217,4</w:t>
+              <w:t>53,3</w:t>
             </w:r>
           </w:p>
         </w:tc>
@@ -3701,7 +4762,7 @@
               <w:rPr>
                 <w:sz w:val="16"/>
               </w:rPr>
-              <w:t>Chaînage intermédiaire : 4 HA10 (interrompu à l'entrée)</w:t>
+              <w:t>Poteaux BA 15x15 (2 par pilier) : 4 HA10 (retour 0,30 en semelle + ancrage 0,40)</w:t>
             </w:r>
           </w:p>
         </w:tc>
@@ -3735,7 +4796,7 @@
               <w:rPr>
                 <w:sz w:val="16"/>
               </w:rPr>
-              <w:t>325,6</w:t>
+              <w:t>1 034,8</w:t>
             </w:r>
           </w:p>
         </w:tc>
@@ -3752,7 +4813,7 @@
               <w:rPr>
                 <w:sz w:val="16"/>
               </w:rPr>
-              <w:t>200,9</w:t>
+              <w:t>638,5</w:t>
             </w:r>
           </w:p>
         </w:tc>
@@ -3785,7 +4846,7 @@
               <w:rPr>
                 <w:sz w:val="16"/>
               </w:rPr>
-              <w:t>Chaînage intermédiaire : cadres HA6 e=20</w:t>
+              <w:t>Poteaux BA 15x15 : cadres HA6 e=15 (L = 0,50 m)</w:t>
             </w:r>
           </w:p>
         </w:tc>
@@ -3819,7 +4880,7 @@
               <w:rPr>
                 <w:sz w:val="16"/>
               </w:rPr>
-              <w:t>222,0</w:t>
+              <w:t>799,0</w:t>
             </w:r>
           </w:p>
         </w:tc>
@@ -3836,7 +4897,7 @@
               <w:rPr>
                 <w:sz w:val="16"/>
               </w:rPr>
-              <w:t>49,3</w:t>
+              <w:t>177,4</w:t>
             </w:r>
           </w:p>
         </w:tc>
@@ -3869,7 +4930,7 @@
               <w:rPr>
                 <w:sz w:val="16"/>
               </w:rPr>
-              <w:t>Chaînage haut : 4 HA10</w:t>
+              <w:t>Chaînage intermédiaire : 4 HA10 (interrompu à l'entrée)</w:t>
             </w:r>
           </w:p>
         </w:tc>
@@ -3903,7 +4964,7 @@
               <w:rPr>
                 <w:sz w:val="16"/>
               </w:rPr>
-              <w:t>352,0</w:t>
+              <w:t>325,6</w:t>
             </w:r>
           </w:p>
         </w:tc>
@@ -3920,7 +4981,7 @@
               <w:rPr>
                 <w:sz w:val="16"/>
               </w:rPr>
-              <w:t>217,2</w:t>
+              <w:t>200,9</w:t>
             </w:r>
           </w:p>
         </w:tc>
@@ -3953,7 +5014,7 @@
               <w:rPr>
                 <w:sz w:val="16"/>
               </w:rPr>
-              <w:t>Chaînage haut : cadres HA6 e=20</w:t>
+              <w:t>Chaînage intermédiaire : cadres HA6 e=20</w:t>
             </w:r>
           </w:p>
         </w:tc>
@@ -3987,7 +5048,7 @@
               <w:rPr>
                 <w:sz w:val="16"/>
               </w:rPr>
-              <w:t>240,0</w:t>
+              <w:t>222,0</w:t>
             </w:r>
           </w:p>
         </w:tc>
@@ -4004,7 +5065,7 @@
               <w:rPr>
                 <w:sz w:val="16"/>
               </w:rPr>
-              <w:t>53,3</w:t>
+              <w:t>49,3</w:t>
             </w:r>
           </w:p>
         </w:tc>
@@ -4037,7 +5098,7 @@
               <w:rPr>
                 <w:sz w:val="16"/>
               </w:rPr>
-              <w:t>Linteau entrée 15x40 : 2 lits 3 HA10 + 2 HA10 haut, L=6,80 m</w:t>
+              <w:t>Chaînage haut : 4 HA10</w:t>
             </w:r>
           </w:p>
         </w:tc>
@@ -4071,7 +5132,7 @@
               <w:rPr>
                 <w:sz w:val="16"/>
               </w:rPr>
-              <w:t>54,4</w:t>
+              <w:t>352,0</w:t>
             </w:r>
           </w:p>
         </w:tc>
@@ -4088,7 +5149,7 @@
               <w:rPr>
                 <w:sz w:val="16"/>
               </w:rPr>
-              <w:t>33,6</w:t>
+              <w:t>217,2</w:t>
             </w:r>
           </w:p>
         </w:tc>
@@ -4121,7 +5182,7 @@
               <w:rPr>
                 <w:sz w:val="16"/>
               </w:rPr>
-              <w:t>Linteau entrée : cadres HA6 15x40 e=15</w:t>
+              <w:t>Chaînage haut : cadres HA6 e=20</w:t>
             </w:r>
           </w:p>
         </w:tc>
@@ -4155,7 +5216,7 @@
               <w:rPr>
                 <w:sz w:val="16"/>
               </w:rPr>
-              <w:t>46,0</w:t>
+              <w:t>240,0</w:t>
             </w:r>
           </w:p>
         </w:tc>
@@ -4172,7 +5233,7 @@
               <w:rPr>
                 <w:sz w:val="16"/>
               </w:rPr>
-              <w:t>10,2</w:t>
+              <w:t>53,3</w:t>
             </w:r>
           </w:p>
         </w:tc>
@@ -4205,7 +5266,7 @@
               <w:rPr>
                 <w:sz w:val="16"/>
               </w:rPr>
-              <w:t>Chaînages rampants pignons 15x15 : 4 HA10</w:t>
+              <w:t>Linteau 15x40 : 2 lits 3 HA10 + 2 HA10 haut</w:t>
             </w:r>
           </w:p>
         </w:tc>
@@ -4239,7 +5300,7 @@
               <w:rPr>
                 <w:sz w:val="16"/>
               </w:rPr>
-              <w:t>89,7</w:t>
+              <w:t>54,4</w:t>
             </w:r>
           </w:p>
         </w:tc>
@@ -4256,7 +5317,7 @@
               <w:rPr>
                 <w:sz w:val="16"/>
               </w:rPr>
-              <w:t>55,4</w:t>
+              <w:t>33,6</w:t>
             </w:r>
           </w:p>
         </w:tc>
@@ -4289,7 +5350,7 @@
               <w:rPr>
                 <w:sz w:val="16"/>
               </w:rPr>
-              <w:t>Chaînages rampants : cadres HA6 15x15 e=20</w:t>
+              <w:t>Linteau : cadres HA6 15x40 e=15 (L = 1,00 m)</w:t>
             </w:r>
           </w:p>
         </w:tc>
@@ -4323,7 +5384,7 @@
               <w:rPr>
                 <w:sz w:val="16"/>
               </w:rPr>
-              <w:t>51,0</w:t>
+              <w:t>46,0</w:t>
             </w:r>
           </w:p>
         </w:tc>
@@ -4340,7 +5401,7 @@
               <w:rPr>
                 <w:sz w:val="16"/>
               </w:rPr>
-              <w:t>11,3</w:t>
+              <w:t>10,2</w:t>
             </w:r>
           </w:p>
         </w:tc>
@@ -4357,9 +5418,9 @@
             <w:r/>
             <w:r>
               <w:rPr>
-                <w:b/>
-                <w:sz w:val="16"/>
-              </w:rPr>
+                <w:sz w:val="16"/>
+              </w:rPr>
+              <w:t>Lot 3</w:t>
             </w:r>
           </w:p>
         </w:tc>
@@ -4371,10 +5432,9 @@
             <w:r/>
             <w:r>
               <w:rPr>
-                <w:b/>
-                <w:sz w:val="16"/>
-              </w:rPr>
-              <w:t>Total HA10 (hors chutes)</w:t>
+                <w:sz w:val="16"/>
+              </w:rPr>
+              <w:t>Chaînages rampants 15x15 : 4 HA10</w:t>
             </w:r>
           </w:p>
         </w:tc>
@@ -4389,7 +5449,6 @@
             <w:r/>
             <w:r>
               <w:rPr>
-                <w:b/>
                 <w:sz w:val="16"/>
               </w:rPr>
               <w:t>HA10</w:t>
@@ -4407,10 +5466,9 @@
             <w:r/>
             <w:r>
               <w:rPr>
-                <w:b/>
-                <w:sz w:val="16"/>
-              </w:rPr>
-              <w:t>2 869,2</w:t>
+                <w:sz w:val="16"/>
+              </w:rPr>
+              <w:t>89,7</w:t>
             </w:r>
           </w:p>
         </w:tc>
@@ -4425,10 +5483,9 @@
             <w:r/>
             <w:r>
               <w:rPr>
-                <w:b/>
-                <w:sz w:val="16"/>
-              </w:rPr>
-              <w:t>1 770,3</w:t>
+                <w:sz w:val="16"/>
+              </w:rPr>
+              <w:t>55,4</w:t>
             </w:r>
           </w:p>
         </w:tc>
@@ -4445,9 +5502,9 @@
             <w:r/>
             <w:r>
               <w:rPr>
-                <w:b/>
-                <w:sz w:val="16"/>
-              </w:rPr>
+                <w:sz w:val="16"/>
+              </w:rPr>
+              <w:t>Lot 3</w:t>
             </w:r>
           </w:p>
         </w:tc>
@@ -4459,10 +5516,9 @@
             <w:r/>
             <w:r>
               <w:rPr>
-                <w:b/>
-                <w:sz w:val="16"/>
-              </w:rPr>
-              <w:t>Total HA10 avec 5 % de chutes</w:t>
+                <w:sz w:val="16"/>
+              </w:rPr>
+              <w:t>Chaînages rampants : cadres HA6 e=20 (L = 0,50 m)</w:t>
             </w:r>
           </w:p>
         </w:tc>
@@ -4477,10 +5533,9 @@
             <w:r/>
             <w:r>
               <w:rPr>
-                <w:b/>
-                <w:sz w:val="16"/>
-              </w:rPr>
-              <w:t>HA10</w:t>
+                <w:sz w:val="16"/>
+              </w:rPr>
+              <w:t>HA6</w:t>
             </w:r>
           </w:p>
         </w:tc>
@@ -4495,9 +5550,9 @@
             <w:r/>
             <w:r>
               <w:rPr>
-                <w:b/>
-                <w:sz w:val="16"/>
-              </w:rPr>
+                <w:sz w:val="16"/>
+              </w:rPr>
+              <w:t>51,0</w:t>
             </w:r>
           </w:p>
         </w:tc>
@@ -4512,10 +5567,9 @@
             <w:r/>
             <w:r>
               <w:rPr>
-                <w:b/>
-                <w:sz w:val="16"/>
-              </w:rPr>
-              <w:t>1 858,8</w:t>
+                <w:sz w:val="16"/>
+              </w:rPr>
+              <w:t>11,3</w:t>
             </w:r>
           </w:p>
         </w:tc>
@@ -4532,9 +5586,9 @@
             <w:r/>
             <w:r>
               <w:rPr>
-                <w:b/>
-                <w:sz w:val="16"/>
-              </w:rPr>
+                <w:sz w:val="16"/>
+              </w:rPr>
+              <w:t>Lot 5</w:t>
             </w:r>
           </w:p>
         </w:tc>
@@ -4546,10 +5600,9 @@
             <w:r/>
             <w:r>
               <w:rPr>
-                <w:b/>
-                <w:sz w:val="16"/>
-              </w:rPr>
-              <w:t>Nombre de barres de 12 m à commander</w:t>
+                <w:sz w:val="16"/>
+              </w:rPr>
+              <w:t>Dallage : double nappe HA10 e=20 dans les 2 sens</w:t>
             </w:r>
           </w:p>
         </w:tc>
@@ -4564,7 +5617,6 @@
             <w:r/>
             <w:r>
               <w:rPr>
-                <w:b/>
                 <w:sz w:val="16"/>
               </w:rPr>
               <w:t>HA10</w:t>
@@ -4582,9 +5634,9 @@
             <w:r/>
             <w:r>
               <w:rPr>
-                <w:b/>
-                <w:sz w:val="16"/>
-              </w:rPr>
+                <w:sz w:val="16"/>
+              </w:rPr>
+              <w:t>6 468,5</w:t>
             </w:r>
           </w:p>
         </w:tc>
@@ -4599,10 +5651,9 @@
             <w:r/>
             <w:r>
               <w:rPr>
-                <w:b/>
-                <w:sz w:val="16"/>
-              </w:rPr>
-              <w:t>252 barres</w:t>
+                <w:sz w:val="16"/>
+              </w:rPr>
+              <w:t>3 991,1</w:t>
             </w:r>
           </w:p>
         </w:tc>
@@ -4619,9 +5670,9 @@
             <w:r/>
             <w:r>
               <w:rPr>
-                <w:b/>
-                <w:sz w:val="16"/>
-              </w:rPr>
+                <w:sz w:val="16"/>
+              </w:rPr>
+              <w:t>Lot 5</w:t>
             </w:r>
           </w:p>
         </w:tc>
@@ -4633,10 +5684,9 @@
             <w:r/>
             <w:r>
               <w:rPr>
-                <w:b/>
-                <w:sz w:val="16"/>
-              </w:rPr>
-              <w:t>Total HA6 (hors chutes)</w:t>
+                <w:sz w:val="16"/>
+              </w:rPr>
+              <w:t>Dallage : chaises HA10 (L = 0,80 m)</w:t>
             </w:r>
           </w:p>
         </w:tc>
@@ -4651,10 +5701,9 @@
             <w:r/>
             <w:r>
               <w:rPr>
-                <w:b/>
-                <w:sz w:val="16"/>
-              </w:rPr>
-              <w:t>HA6</w:t>
+                <w:sz w:val="16"/>
+              </w:rPr>
+              <w:t>HA10</w:t>
             </w:r>
           </w:p>
         </w:tc>
@@ -4669,10 +5718,9 @@
             <w:r/>
             <w:r>
               <w:rPr>
-                <w:b/>
-                <w:sz w:val="16"/>
-              </w:rPr>
-              <w:t>1 958,2</w:t>
+                <w:sz w:val="16"/>
+              </w:rPr>
+              <w:t>235,2</w:t>
             </w:r>
           </w:p>
         </w:tc>
@@ -4687,10 +5735,9 @@
             <w:r/>
             <w:r>
               <w:rPr>
-                <w:b/>
-                <w:sz w:val="16"/>
-              </w:rPr>
-              <w:t>434,7</w:t>
+                <w:sz w:val="16"/>
+              </w:rPr>
+              <w:t>145,1</w:t>
             </w:r>
           </w:p>
         </w:tc>
@@ -4724,7 +5771,7 @@
                 <w:b/>
                 <w:sz w:val="16"/>
               </w:rPr>
-              <w:t>Total HA6 avec 5 % de chutes</w:t>
+              <w:t>Total HA12 (hors chutes)</w:t>
             </w:r>
           </w:p>
         </w:tc>
@@ -4742,7 +5789,7 @@
                 <w:b/>
                 <w:sz w:val="16"/>
               </w:rPr>
-              <w:t>HA6</w:t>
+              <w:t>HA12</w:t>
             </w:r>
           </w:p>
         </w:tc>
@@ -4760,6 +5807,7 @@
                 <w:b/>
                 <w:sz w:val="16"/>
               </w:rPr>
+              <w:t>309,4</w:t>
             </w:r>
           </w:p>
         </w:tc>
@@ -4777,7 +5825,7 @@
                 <w:b/>
                 <w:sz w:val="16"/>
               </w:rPr>
-              <w:t>456,5</w:t>
+              <w:t>274,7</w:t>
             </w:r>
           </w:p>
         </w:tc>
@@ -4811,6 +5859,93 @@
                 <w:b/>
                 <w:sz w:val="16"/>
               </w:rPr>
+              <w:t>Total HA12 avec 5 % de chutes</w:t>
+            </w:r>
+          </w:p>
+        </w:tc>
+        <w:tc>
+          <w:tcPr>
+            <w:tcW w:type="dxa" w:w="850"/>
+          </w:tcPr>
+          <w:p>
+            <w:pPr>
+              <w:jc w:val="center"/>
+            </w:pPr>
+            <w:r/>
+            <w:r>
+              <w:rPr>
+                <w:b/>
+                <w:sz w:val="16"/>
+              </w:rPr>
+              <w:t>HA12</w:t>
+            </w:r>
+          </w:p>
+        </w:tc>
+        <w:tc>
+          <w:tcPr>
+            <w:tcW w:type="dxa" w:w="1304"/>
+          </w:tcPr>
+          <w:p>
+            <w:pPr>
+              <w:jc w:val="right"/>
+            </w:pPr>
+            <w:r/>
+            <w:r>
+              <w:rPr>
+                <w:b/>
+                <w:sz w:val="16"/>
+              </w:rPr>
+            </w:r>
+          </w:p>
+        </w:tc>
+        <w:tc>
+          <w:tcPr>
+            <w:tcW w:type="dxa" w:w="1474"/>
+          </w:tcPr>
+          <w:p>
+            <w:pPr>
+              <w:jc w:val="right"/>
+            </w:pPr>
+            <w:r/>
+            <w:r>
+              <w:rPr>
+                <w:b/>
+                <w:sz w:val="16"/>
+              </w:rPr>
+              <w:t>288,5</w:t>
+            </w:r>
+          </w:p>
+        </w:tc>
+      </w:tr>
+      <w:tr>
+        <w:tc>
+          <w:tcPr>
+            <w:tcW w:type="dxa" w:w="737"/>
+          </w:tcPr>
+          <w:p>
+            <w:pPr>
+              <w:jc w:val="center"/>
+            </w:pPr>
+            <w:r/>
+            <w:r>
+              <w:rPr>
+                <w:b/>
+                <w:sz w:val="16"/>
+              </w:rPr>
+            </w:r>
+          </w:p>
+        </w:tc>
+        <w:tc>
+          <w:tcPr>
+            <w:tcW w:type="dxa" w:w="5386"/>
+          </w:tcPr>
+          <w:p>
+            <w:r/>
+            <w:r>
+              <w:rPr>
+                <w:b/>
+                <w:sz w:val="16"/>
+              </w:rPr>
               <w:t>Nombre de barres de 12 m à commander</w:t>
             </w:r>
           </w:p>
@@ -4829,6 +5964,355 @@
                 <w:b/>
                 <w:sz w:val="16"/>
               </w:rPr>
+              <w:t>HA12</w:t>
+            </w:r>
+          </w:p>
+        </w:tc>
+        <w:tc>
+          <w:tcPr>
+            <w:tcW w:type="dxa" w:w="1304"/>
+          </w:tcPr>
+          <w:p>
+            <w:pPr>
+              <w:jc w:val="right"/>
+            </w:pPr>
+            <w:r/>
+            <w:r>
+              <w:rPr>
+                <w:b/>
+                <w:sz w:val="16"/>
+              </w:rPr>
+            </w:r>
+          </w:p>
+        </w:tc>
+        <w:tc>
+          <w:tcPr>
+            <w:tcW w:type="dxa" w:w="1474"/>
+          </w:tcPr>
+          <w:p>
+            <w:pPr>
+              <w:jc w:val="right"/>
+            </w:pPr>
+            <w:r/>
+            <w:r>
+              <w:rPr>
+                <w:b/>
+                <w:sz w:val="16"/>
+              </w:rPr>
+              <w:t>28 barres</w:t>
+            </w:r>
+          </w:p>
+        </w:tc>
+      </w:tr>
+      <w:tr>
+        <w:tc>
+          <w:tcPr>
+            <w:tcW w:type="dxa" w:w="737"/>
+          </w:tcPr>
+          <w:p>
+            <w:pPr>
+              <w:jc w:val="center"/>
+            </w:pPr>
+            <w:r/>
+            <w:r>
+              <w:rPr>
+                <w:b/>
+                <w:sz w:val="16"/>
+              </w:rPr>
+            </w:r>
+          </w:p>
+        </w:tc>
+        <w:tc>
+          <w:tcPr>
+            <w:tcW w:type="dxa" w:w="5386"/>
+          </w:tcPr>
+          <w:p>
+            <w:r/>
+            <w:r>
+              <w:rPr>
+                <w:b/>
+                <w:sz w:val="16"/>
+              </w:rPr>
+              <w:t>Total HA10 (hors chutes)</w:t>
+            </w:r>
+          </w:p>
+        </w:tc>
+        <w:tc>
+          <w:tcPr>
+            <w:tcW w:type="dxa" w:w="850"/>
+          </w:tcPr>
+          <w:p>
+            <w:pPr>
+              <w:jc w:val="center"/>
+            </w:pPr>
+            <w:r/>
+            <w:r>
+              <w:rPr>
+                <w:b/>
+                <w:sz w:val="16"/>
+              </w:rPr>
+              <w:t>HA10</w:t>
+            </w:r>
+          </w:p>
+        </w:tc>
+        <w:tc>
+          <w:tcPr>
+            <w:tcW w:type="dxa" w:w="1304"/>
+          </w:tcPr>
+          <w:p>
+            <w:pPr>
+              <w:jc w:val="right"/>
+            </w:pPr>
+            <w:r/>
+            <w:r>
+              <w:rPr>
+                <w:b/>
+                <w:sz w:val="16"/>
+              </w:rPr>
+              <w:t>9 248,3</w:t>
+            </w:r>
+          </w:p>
+        </w:tc>
+        <w:tc>
+          <w:tcPr>
+            <w:tcW w:type="dxa" w:w="1474"/>
+          </w:tcPr>
+          <w:p>
+            <w:pPr>
+              <w:jc w:val="right"/>
+            </w:pPr>
+            <w:r/>
+            <w:r>
+              <w:rPr>
+                <w:b/>
+                <w:sz w:val="16"/>
+              </w:rPr>
+              <w:t>5 706,2</w:t>
+            </w:r>
+          </w:p>
+        </w:tc>
+      </w:tr>
+      <w:tr>
+        <w:tc>
+          <w:tcPr>
+            <w:tcW w:type="dxa" w:w="737"/>
+          </w:tcPr>
+          <w:p>
+            <w:pPr>
+              <w:jc w:val="center"/>
+            </w:pPr>
+            <w:r/>
+            <w:r>
+              <w:rPr>
+                <w:b/>
+                <w:sz w:val="16"/>
+              </w:rPr>
+            </w:r>
+          </w:p>
+        </w:tc>
+        <w:tc>
+          <w:tcPr>
+            <w:tcW w:type="dxa" w:w="5386"/>
+          </w:tcPr>
+          <w:p>
+            <w:r/>
+            <w:r>
+              <w:rPr>
+                <w:b/>
+                <w:sz w:val="16"/>
+              </w:rPr>
+              <w:t>Total HA10 avec 5 % de chutes</w:t>
+            </w:r>
+          </w:p>
+        </w:tc>
+        <w:tc>
+          <w:tcPr>
+            <w:tcW w:type="dxa" w:w="850"/>
+          </w:tcPr>
+          <w:p>
+            <w:pPr>
+              <w:jc w:val="center"/>
+            </w:pPr>
+            <w:r/>
+            <w:r>
+              <w:rPr>
+                <w:b/>
+                <w:sz w:val="16"/>
+              </w:rPr>
+              <w:t>HA10</w:t>
+            </w:r>
+          </w:p>
+        </w:tc>
+        <w:tc>
+          <w:tcPr>
+            <w:tcW w:type="dxa" w:w="1304"/>
+          </w:tcPr>
+          <w:p>
+            <w:pPr>
+              <w:jc w:val="right"/>
+            </w:pPr>
+            <w:r/>
+            <w:r>
+              <w:rPr>
+                <w:b/>
+                <w:sz w:val="16"/>
+              </w:rPr>
+            </w:r>
+          </w:p>
+        </w:tc>
+        <w:tc>
+          <w:tcPr>
+            <w:tcW w:type="dxa" w:w="1474"/>
+          </w:tcPr>
+          <w:p>
+            <w:pPr>
+              <w:jc w:val="right"/>
+            </w:pPr>
+            <w:r/>
+            <w:r>
+              <w:rPr>
+                <w:b/>
+                <w:sz w:val="16"/>
+              </w:rPr>
+              <w:t>5 991,5</w:t>
+            </w:r>
+          </w:p>
+        </w:tc>
+      </w:tr>
+      <w:tr>
+        <w:tc>
+          <w:tcPr>
+            <w:tcW w:type="dxa" w:w="737"/>
+          </w:tcPr>
+          <w:p>
+            <w:pPr>
+              <w:jc w:val="center"/>
+            </w:pPr>
+            <w:r/>
+            <w:r>
+              <w:rPr>
+                <w:b/>
+                <w:sz w:val="16"/>
+              </w:rPr>
+            </w:r>
+          </w:p>
+        </w:tc>
+        <w:tc>
+          <w:tcPr>
+            <w:tcW w:type="dxa" w:w="5386"/>
+          </w:tcPr>
+          <w:p>
+            <w:r/>
+            <w:r>
+              <w:rPr>
+                <w:b/>
+                <w:sz w:val="16"/>
+              </w:rPr>
+              <w:t>Nombre de barres de 12 m à commander</w:t>
+            </w:r>
+          </w:p>
+        </w:tc>
+        <w:tc>
+          <w:tcPr>
+            <w:tcW w:type="dxa" w:w="850"/>
+          </w:tcPr>
+          <w:p>
+            <w:pPr>
+              <w:jc w:val="center"/>
+            </w:pPr>
+            <w:r/>
+            <w:r>
+              <w:rPr>
+                <w:b/>
+                <w:sz w:val="16"/>
+              </w:rPr>
+              <w:t>HA10</w:t>
+            </w:r>
+          </w:p>
+        </w:tc>
+        <w:tc>
+          <w:tcPr>
+            <w:tcW w:type="dxa" w:w="1304"/>
+          </w:tcPr>
+          <w:p>
+            <w:pPr>
+              <w:jc w:val="right"/>
+            </w:pPr>
+            <w:r/>
+            <w:r>
+              <w:rPr>
+                <w:b/>
+                <w:sz w:val="16"/>
+              </w:rPr>
+            </w:r>
+          </w:p>
+        </w:tc>
+        <w:tc>
+          <w:tcPr>
+            <w:tcW w:type="dxa" w:w="1474"/>
+          </w:tcPr>
+          <w:p>
+            <w:pPr>
+              <w:jc w:val="right"/>
+            </w:pPr>
+            <w:r/>
+            <w:r>
+              <w:rPr>
+                <w:b/>
+                <w:sz w:val="16"/>
+              </w:rPr>
+              <w:t>810 barres</w:t>
+            </w:r>
+          </w:p>
+        </w:tc>
+      </w:tr>
+      <w:tr>
+        <w:tc>
+          <w:tcPr>
+            <w:tcW w:type="dxa" w:w="737"/>
+          </w:tcPr>
+          <w:p>
+            <w:pPr>
+              <w:jc w:val="center"/>
+            </w:pPr>
+            <w:r/>
+            <w:r>
+              <w:rPr>
+                <w:b/>
+                <w:sz w:val="16"/>
+              </w:rPr>
+            </w:r>
+          </w:p>
+        </w:tc>
+        <w:tc>
+          <w:tcPr>
+            <w:tcW w:type="dxa" w:w="5386"/>
+          </w:tcPr>
+          <w:p>
+            <w:r/>
+            <w:r>
+              <w:rPr>
+                <w:b/>
+                <w:sz w:val="16"/>
+              </w:rPr>
+              <w:t>Total HA6 (hors chutes)</w:t>
+            </w:r>
+          </w:p>
+        </w:tc>
+        <w:tc>
+          <w:tcPr>
+            <w:tcW w:type="dxa" w:w="850"/>
+          </w:tcPr>
+          <w:p>
+            <w:pPr>
+              <w:jc w:val="center"/>
+            </w:pPr>
+            <w:r/>
+            <w:r>
+              <w:rPr>
+                <w:b/>
+                <w:sz w:val="16"/>
+              </w:rPr>
               <w:t>HA6</w:t>
             </w:r>
           </w:p>
@@ -4847,6 +6331,7 @@
                 <w:b/>
                 <w:sz w:val="16"/>
               </w:rPr>
+              <w:t>1 944,6</w:t>
             </w:r>
           </w:p>
         </w:tc>
@@ -4864,7 +6349,181 @@
                 <w:b/>
                 <w:sz w:val="16"/>
               </w:rPr>
-              <w:t>172 barres</w:t>
+              <w:t>431,7</w:t>
+            </w:r>
+          </w:p>
+        </w:tc>
+      </w:tr>
+      <w:tr>
+        <w:tc>
+          <w:tcPr>
+            <w:tcW w:type="dxa" w:w="737"/>
+          </w:tcPr>
+          <w:p>
+            <w:pPr>
+              <w:jc w:val="center"/>
+            </w:pPr>
+            <w:r/>
+            <w:r>
+              <w:rPr>
+                <w:b/>
+                <w:sz w:val="16"/>
+              </w:rPr>
+            </w:r>
+          </w:p>
+        </w:tc>
+        <w:tc>
+          <w:tcPr>
+            <w:tcW w:type="dxa" w:w="5386"/>
+          </w:tcPr>
+          <w:p>
+            <w:r/>
+            <w:r>
+              <w:rPr>
+                <w:b/>
+                <w:sz w:val="16"/>
+              </w:rPr>
+              <w:t>Total HA6 avec 5 % de chutes</w:t>
+            </w:r>
+          </w:p>
+        </w:tc>
+        <w:tc>
+          <w:tcPr>
+            <w:tcW w:type="dxa" w:w="850"/>
+          </w:tcPr>
+          <w:p>
+            <w:pPr>
+              <w:jc w:val="center"/>
+            </w:pPr>
+            <w:r/>
+            <w:r>
+              <w:rPr>
+                <w:b/>
+                <w:sz w:val="16"/>
+              </w:rPr>
+              <w:t>HA6</w:t>
+            </w:r>
+          </w:p>
+        </w:tc>
+        <w:tc>
+          <w:tcPr>
+            <w:tcW w:type="dxa" w:w="1304"/>
+          </w:tcPr>
+          <w:p>
+            <w:pPr>
+              <w:jc w:val="right"/>
+            </w:pPr>
+            <w:r/>
+            <w:r>
+              <w:rPr>
+                <w:b/>
+                <w:sz w:val="16"/>
+              </w:rPr>
+            </w:r>
+          </w:p>
+        </w:tc>
+        <w:tc>
+          <w:tcPr>
+            <w:tcW w:type="dxa" w:w="1474"/>
+          </w:tcPr>
+          <w:p>
+            <w:pPr>
+              <w:jc w:val="right"/>
+            </w:pPr>
+            <w:r/>
+            <w:r>
+              <w:rPr>
+                <w:b/>
+                <w:sz w:val="16"/>
+              </w:rPr>
+              <w:t>453,3</w:t>
+            </w:r>
+          </w:p>
+        </w:tc>
+      </w:tr>
+      <w:tr>
+        <w:tc>
+          <w:tcPr>
+            <w:tcW w:type="dxa" w:w="737"/>
+          </w:tcPr>
+          <w:p>
+            <w:pPr>
+              <w:jc w:val="center"/>
+            </w:pPr>
+            <w:r/>
+            <w:r>
+              <w:rPr>
+                <w:b/>
+                <w:sz w:val="16"/>
+              </w:rPr>
+            </w:r>
+          </w:p>
+        </w:tc>
+        <w:tc>
+          <w:tcPr>
+            <w:tcW w:type="dxa" w:w="5386"/>
+          </w:tcPr>
+          <w:p>
+            <w:r/>
+            <w:r>
+              <w:rPr>
+                <w:b/>
+                <w:sz w:val="16"/>
+              </w:rPr>
+              <w:t>Nombre de barres de 12 m à commander</w:t>
+            </w:r>
+          </w:p>
+        </w:tc>
+        <w:tc>
+          <w:tcPr>
+            <w:tcW w:type="dxa" w:w="850"/>
+          </w:tcPr>
+          <w:p>
+            <w:pPr>
+              <w:jc w:val="center"/>
+            </w:pPr>
+            <w:r/>
+            <w:r>
+              <w:rPr>
+                <w:b/>
+                <w:sz w:val="16"/>
+              </w:rPr>
+              <w:t>HA6</w:t>
+            </w:r>
+          </w:p>
+        </w:tc>
+        <w:tc>
+          <w:tcPr>
+            <w:tcW w:type="dxa" w:w="1304"/>
+          </w:tcPr>
+          <w:p>
+            <w:pPr>
+              <w:jc w:val="right"/>
+            </w:pPr>
+            <w:r/>
+            <w:r>
+              <w:rPr>
+                <w:b/>
+                <w:sz w:val="16"/>
+              </w:rPr>
+            </w:r>
+          </w:p>
+        </w:tc>
+        <w:tc>
+          <w:tcPr>
+            <w:tcW w:type="dxa" w:w="1474"/>
+          </w:tcPr>
+          <w:p>
+            <w:pPr>
+              <w:jc w:val="right"/>
+            </w:pPr>
+            <w:r/>
+            <w:r>
+              <w:rPr>
+                <w:b/>
+                <w:sz w:val="16"/>
+              </w:rPr>
+              <w:t>171 barres</w:t>
             </w:r>
           </w:p>
         </w:tc>
@@ -5682,7 +7341,7 @@
               <w:rPr>
                 <w:sz w:val="16"/>
               </w:rPr>
-              <w:t>Fouilles en rigole 0,60 x 1,25 m en terrain latéritique</w:t>
+              <w:t>Fouilles en rigole 0,60 x 1,20 m en terrain latéritique</w:t>
             </w:r>
           </w:p>
         </w:tc>
@@ -5716,7 +7375,7 @@
               <w:rPr>
                 <w:sz w:val="16"/>
               </w:rPr>
-              <w:t>60,00</w:t>
+              <w:t>57,60</w:t>
             </w:r>
           </w:p>
         </w:tc>
@@ -5750,7 +7409,7 @@
               <w:rPr>
                 <w:sz w:val="16"/>
               </w:rPr>
-              <w:t>270 300</w:t>
+              <w:t>259 488</w:t>
             </w:r>
           </w:p>
         </w:tc>
@@ -5783,7 +7442,7 @@
               <w:rPr>
                 <w:sz w:val="16"/>
               </w:rPr>
-              <w:t>Fouilles en puits 1,20 x 1,20 x 1,40 m pour semelles isolées (complément)</w:t>
+              <w:t>Fouilles en puits 1,00 x 1,00 x 1,20 m pour semelles isolées 80x80 (complément)</w:t>
             </w:r>
           </w:p>
         </w:tc>
@@ -5817,7 +7476,7 @@
               <w:rPr>
                 <w:sz w:val="16"/>
               </w:rPr>
-              <w:t>18,97</w:t>
+              <w:t>8,16</w:t>
             </w:r>
           </w:p>
         </w:tc>
@@ -5851,7 +7510,7 @@
               <w:rPr>
                 <w:sz w:val="16"/>
               </w:rPr>
-              <w:t>85 460</w:t>
+              <w:t>36 761</w:t>
             </w:r>
           </w:p>
         </w:tc>
@@ -5918,7 +7577,7 @@
               <w:rPr>
                 <w:sz w:val="16"/>
               </w:rPr>
-              <w:t>53,77</w:t>
+              <w:t>41,86</w:t>
             </w:r>
           </w:p>
         </w:tc>
@@ -5952,7 +7611,7 @@
               <w:rPr>
                 <w:sz w:val="16"/>
               </w:rPr>
-              <w:t>161 310</w:t>
+              <w:t>125 566</w:t>
             </w:r>
           </w:p>
         </w:tc>
@@ -5985,7 +7644,7 @@
               <w:rPr>
                 <w:sz w:val="16"/>
               </w:rPr>
-              <w:t>Évacuation des terres excédentaires (foisonnement 1,25)</w:t>
+              <w:t>Évacuation des terres excédentaires des fouilles</w:t>
             </w:r>
           </w:p>
         </w:tc>
@@ -6019,7 +7678,7 @@
               <w:rPr>
                 <w:sz w:val="16"/>
               </w:rPr>
-              <w:t>31,50</w:t>
+              <w:t>29,88</w:t>
             </w:r>
           </w:p>
         </w:tc>
@@ -6053,7 +7712,7 @@
               <w:rPr>
                 <w:sz w:val="16"/>
               </w:rPr>
-              <w:t>146 002</w:t>
+              <w:t>138 498</w:t>
             </w:r>
           </w:p>
         </w:tc>
@@ -6120,7 +7779,7 @@
               <w:rPr>
                 <w:sz w:val="16"/>
               </w:rPr>
-              <w:t>60,24</w:t>
+              <w:t>54,80</w:t>
             </w:r>
           </w:p>
         </w:tc>
@@ -6154,7 +7813,7 @@
               <w:rPr>
                 <w:sz w:val="16"/>
               </w:rPr>
-              <w:t>111 143</w:t>
+              <w:t>101 106</w:t>
             </w:r>
           </w:p>
         </w:tc>
@@ -6263,7 +7922,7 @@
                 <w:b/>
                 <w:sz w:val="16"/>
               </w:rPr>
-              <w:t>774 215</w:t>
+              <w:t>661 419</w:t>
             </w:r>
           </w:p>
         </w:tc>
@@ -6439,7 +8098,7 @@
               <w:rPr>
                 <w:sz w:val="16"/>
               </w:rPr>
-              <w:t>3,01</w:t>
+              <w:t>2,74</w:t>
             </w:r>
           </w:p>
         </w:tc>
@@ -6473,7 +8132,7 @@
               <w:rPr>
                 <w:sz w:val="16"/>
               </w:rPr>
-              <w:t>214 914</w:t>
+              <w:t>195 636</w:t>
             </w:r>
           </w:p>
         </w:tc>
@@ -6506,7 +8165,7 @@
               <w:rPr>
                 <w:sz w:val="16"/>
               </w:rPr>
-              <w:t>Béton armé dosé à 350 kg/m³ pour semelles isolées 1,00 x 1,00 x 0,30</w:t>
+              <w:t>Béton armé dosé à 350 kg/m³ pour semelles isolées 0,80 x 0,80 x 0,30</w:t>
             </w:r>
           </w:p>
         </w:tc>
@@ -6540,7 +8199,7 @@
               <w:rPr>
                 <w:sz w:val="16"/>
               </w:rPr>
-              <w:t>5,10</w:t>
+              <w:t>3,26</w:t>
             </w:r>
           </w:p>
         </w:tc>
@@ -6557,7 +8216,7 @@
               <w:rPr>
                 <w:sz w:val="16"/>
               </w:rPr>
-              <w:t>106 290</w:t>
+              <w:t>109 845</w:t>
             </w:r>
           </w:p>
         </w:tc>
@@ -6574,7 +8233,7 @@
               <w:rPr>
                 <w:sz w:val="16"/>
               </w:rPr>
-              <w:t>542 079</w:t>
+              <w:t>358 534</w:t>
             </w:r>
           </w:p>
         </w:tc>
@@ -6607,7 +8266,7 @@
               <w:rPr>
                 <w:sz w:val="16"/>
               </w:rPr>
-              <w:t>Béton armé dosé à 350 kg/m³ pour semelle filante 0,40 x 0,20</w:t>
+              <w:t>Béton armé dosé à 350 kg/m³ pour fûts 40 x 40 sous platines des IPE (de -0,85 à ±0,00)</w:t>
             </w:r>
           </w:p>
         </w:tc>
@@ -6641,7 +8300,7 @@
               <w:rPr>
                 <w:sz w:val="16"/>
               </w:rPr>
-              <w:t>5,04</w:t>
+              <w:t>2,31</w:t>
             </w:r>
           </w:p>
         </w:tc>
@@ -6658,7 +8317,7 @@
               <w:rPr>
                 <w:sz w:val="16"/>
               </w:rPr>
-              <w:t>106 290</w:t>
+              <w:t>115 170</w:t>
             </w:r>
           </w:p>
         </w:tc>
@@ -6675,7 +8334,7 @@
               <w:rPr>
                 <w:sz w:val="16"/>
               </w:rPr>
-              <w:t>535 702</w:t>
+              <w:t>266 273</w:t>
             </w:r>
           </w:p>
         </w:tc>
@@ -6708,7 +8367,7 @@
               <w:rPr>
                 <w:sz w:val="16"/>
               </w:rPr>
-              <w:t>Maçonnerie d'agglos 15 pleins en fondation, h = 1,00 m, mortier dosé à 300 kg/m³</w:t>
+              <w:t>Fourniture et scellement des tiges d'ancrage M20 des IPE (gabarit de pose, 4 par pilier)</w:t>
             </w:r>
           </w:p>
         </w:tc>
@@ -6725,7 +8384,7 @@
               <w:rPr>
                 <w:sz w:val="16"/>
               </w:rPr>
-              <w:t>m²</w:t>
+              <w:t>u</w:t>
             </w:r>
           </w:p>
         </w:tc>
@@ -6742,7 +8401,7 @@
               <w:rPr>
                 <w:sz w:val="16"/>
               </w:rPr>
-              <w:t>73,20</w:t>
+              <w:t>68,00</w:t>
             </w:r>
           </w:p>
         </w:tc>
@@ -6759,7 +8418,7 @@
               <w:rPr>
                 <w:sz w:val="16"/>
               </w:rPr>
-              <w:t>12 270</w:t>
+              <w:t>9 800</w:t>
             </w:r>
           </w:p>
         </w:tc>
@@ -6776,7 +8435,7 @@
               <w:rPr>
                 <w:sz w:val="16"/>
               </w:rPr>
-              <w:t>898 164</w:t>
+              <w:t>666 400</w:t>
             </w:r>
           </w:p>
         </w:tc>
@@ -6809,7 +8468,7 @@
               <w:rPr>
                 <w:sz w:val="16"/>
               </w:rPr>
-              <w:t>Béton armé dosé à 350 kg/m³ pour chaînage bas 15 x 20</w:t>
+              <w:t>Béton armé dosé à 350 kg/m³ pour semelle filante 0,40 x 0,15</w:t>
             </w:r>
           </w:p>
         </w:tc>
@@ -6843,7 +8502,7 @@
               <w:rPr>
                 <w:sz w:val="16"/>
               </w:rPr>
-              <w:t>2,20</w:t>
+              <w:t>3,98</w:t>
             </w:r>
           </w:p>
         </w:tc>
@@ -6877,7 +8536,7 @@
               <w:rPr>
                 <w:sz w:val="16"/>
               </w:rPr>
-              <w:t>233 838</w:t>
+              <w:t>423 459</w:t>
             </w:r>
           </w:p>
         </w:tc>
@@ -6910,7 +8569,7 @@
               <w:rPr>
                 <w:sz w:val="16"/>
               </w:rPr>
-              <w:t>Chape d'arase étanche (mortier dosé à 400 kg/m³ + hydrofuge) ép. 3 cm</w:t>
+              <w:t>Maçonnerie d'agglos 15 pleins en fondation h = 1,00 m, mortier dosé à 300 kg/m³</w:t>
             </w:r>
           </w:p>
         </w:tc>
@@ -6944,7 +8603,7 @@
               <w:rPr>
                 <w:sz w:val="16"/>
               </w:rPr>
-              <w:t>10,98</w:t>
+              <w:t>73,03</w:t>
             </w:r>
           </w:p>
         </w:tc>
@@ -6961,7 +8620,7 @@
               <w:rPr>
                 <w:sz w:val="16"/>
               </w:rPr>
-              <w:t>5 060</w:t>
+              <w:t>12 270</w:t>
             </w:r>
           </w:p>
         </w:tc>
@@ -6978,7 +8637,7 @@
               <w:rPr>
                 <w:sz w:val="16"/>
               </w:rPr>
-              <w:t>55 559</w:t>
+              <w:t>896 078</w:t>
             </w:r>
           </w:p>
         </w:tc>
@@ -7011,7 +8670,7 @@
               <w:rPr>
                 <w:sz w:val="16"/>
               </w:rPr>
-              <w:t>Coffrage en bois ordinaire (semelles isolées, chaînage bas)</w:t>
+              <w:t>Béton armé dosé à 350 kg/m³ pour chaînage bas 15 x 20</w:t>
             </w:r>
           </w:p>
         </w:tc>
@@ -7028,7 +8687,7 @@
               <w:rPr>
                 <w:sz w:val="16"/>
               </w:rPr>
-              <w:t>m²</w:t>
+              <w:t>m³</w:t>
             </w:r>
           </w:p>
         </w:tc>
@@ -7045,7 +8704,7 @@
               <w:rPr>
                 <w:sz w:val="16"/>
               </w:rPr>
-              <w:t>49,68</w:t>
+              <w:t>2,19</w:t>
             </w:r>
           </w:p>
         </w:tc>
@@ -7062,7 +8721,7 @@
               <w:rPr>
                 <w:sz w:val="16"/>
               </w:rPr>
-              <w:t>5 325</w:t>
+              <w:t>106 290</w:t>
             </w:r>
           </w:p>
         </w:tc>
@@ -7079,7 +8738,7 @@
               <w:rPr>
                 <w:sz w:val="16"/>
               </w:rPr>
-              <w:t>264 546</w:t>
+              <w:t>232 871</w:t>
             </w:r>
           </w:p>
         </w:tc>
@@ -7112,7 +8771,7 @@
               <w:rPr>
                 <w:sz w:val="16"/>
               </w:rPr>
-              <w:t>Armatures HA10 (FeE500) façonnées et posées - fondations</w:t>
+              <w:t>Chape d'arase étanche (mortier dosé à 400 kg/m³ + hydrofuge) ép. 3 cm</w:t>
             </w:r>
           </w:p>
         </w:tc>
@@ -7129,7 +8788,7 @@
               <w:rPr>
                 <w:sz w:val="16"/>
               </w:rPr>
-              <w:t>kg</w:t>
+              <w:t>m²</w:t>
             </w:r>
           </w:p>
         </w:tc>
@@ -7146,7 +8805,7 @@
               <w:rPr>
                 <w:sz w:val="16"/>
               </w:rPr>
-              <w:t>638,46</w:t>
+              <w:t>10,95</w:t>
             </w:r>
           </w:p>
         </w:tc>
@@ -7163,7 +8822,7 @@
               <w:rPr>
                 <w:sz w:val="16"/>
               </w:rPr>
-              <w:t>1 230</w:t>
+              <w:t>5 060</w:t>
             </w:r>
           </w:p>
         </w:tc>
@@ -7180,7 +8839,7 @@
               <w:rPr>
                 <w:sz w:val="16"/>
               </w:rPr>
-              <w:t>785 306</w:t>
+              <w:t>55 430</w:t>
             </w:r>
           </w:p>
         </w:tc>
@@ -7213,7 +8872,7 @@
               <w:rPr>
                 <w:sz w:val="16"/>
               </w:rPr>
-              <w:t>Armatures HA6 (FeE500) façonnées et posées - fondations</w:t>
+              <w:t>Coffrage en bois ordinaire (semelles isolées, fûts, chaînage bas)</w:t>
             </w:r>
           </w:p>
         </w:tc>
@@ -7230,7 +8889,7 @@
               <w:rPr>
                 <w:sz w:val="16"/>
               </w:rPr>
-              <w:t>kg</w:t>
+              <w:t>m²</w:t>
             </w:r>
           </w:p>
         </w:tc>
@@ -7247,7 +8906,7 @@
               <w:rPr>
                 <w:sz w:val="16"/>
               </w:rPr>
-              <w:t>97,90</w:t>
+              <w:t>68,65</w:t>
             </w:r>
           </w:p>
         </w:tc>
@@ -7264,7 +8923,7 @@
               <w:rPr>
                 <w:sz w:val="16"/>
               </w:rPr>
-              <w:t>1 300</w:t>
+              <w:t>5 325</w:t>
             </w:r>
           </w:p>
         </w:tc>
@@ -7281,7 +8940,7 @@
               <w:rPr>
                 <w:sz w:val="16"/>
               </w:rPr>
-              <w:t>127 270</w:t>
+              <w:t>365 572</w:t>
             </w:r>
           </w:p>
         </w:tc>
@@ -7290,6 +8949,309 @@
         <w:tc>
           <w:tcPr>
             <w:tcW w:type="dxa" w:w="624"/>
+          </w:tcPr>
+          <w:p>
+            <w:pPr>
+              <w:jc w:val="center"/>
+            </w:pPr>
+            <w:r/>
+            <w:r>
+              <w:rPr>
+                <w:sz w:val="16"/>
+              </w:rPr>
+              <w:t>2.10</w:t>
+            </w:r>
+          </w:p>
+        </w:tc>
+        <w:tc>
+          <w:tcPr>
+            <w:tcW w:type="dxa" w:w="4706"/>
+          </w:tcPr>
+          <w:p>
+            <w:r/>
+            <w:r>
+              <w:rPr>
+                <w:sz w:val="16"/>
+              </w:rPr>
+              <w:t>Armatures HA12 FeE500 - semelles isolées 80x80 et fûts</w:t>
+            </w:r>
+          </w:p>
+        </w:tc>
+        <w:tc>
+          <w:tcPr>
+            <w:tcW w:type="dxa" w:w="510"/>
+          </w:tcPr>
+          <w:p>
+            <w:pPr>
+              <w:jc w:val="center"/>
+            </w:pPr>
+            <w:r/>
+            <w:r>
+              <w:rPr>
+                <w:sz w:val="16"/>
+              </w:rPr>
+              <w:t>kg</w:t>
+            </w:r>
+          </w:p>
+        </w:tc>
+        <w:tc>
+          <w:tcPr>
+            <w:tcW w:type="dxa" w:w="1020"/>
+          </w:tcPr>
+          <w:p>
+            <w:pPr>
+              <w:jc w:val="right"/>
+            </w:pPr>
+            <w:r/>
+            <w:r>
+              <w:rPr>
+                <w:sz w:val="16"/>
+              </w:rPr>
+              <w:t>288,48</w:t>
+            </w:r>
+          </w:p>
+        </w:tc>
+        <w:tc>
+          <w:tcPr>
+            <w:tcW w:type="dxa" w:w="1304"/>
+          </w:tcPr>
+          <w:p>
+            <w:pPr>
+              <w:jc w:val="right"/>
+            </w:pPr>
+            <w:r/>
+            <w:r>
+              <w:rPr>
+                <w:sz w:val="16"/>
+              </w:rPr>
+              <w:t>1 215</w:t>
+            </w:r>
+          </w:p>
+        </w:tc>
+        <w:tc>
+          <w:tcPr>
+            <w:tcW w:type="dxa" w:w="1701"/>
+          </w:tcPr>
+          <w:p>
+            <w:pPr>
+              <w:jc w:val="right"/>
+            </w:pPr>
+            <w:r/>
+            <w:r>
+              <w:rPr>
+                <w:sz w:val="16"/>
+              </w:rPr>
+              <w:t>350 509</w:t>
+            </w:r>
+          </w:p>
+        </w:tc>
+      </w:tr>
+      <w:tr>
+        <w:tc>
+          <w:tcPr>
+            <w:tcW w:type="dxa" w:w="624"/>
+          </w:tcPr>
+          <w:p>
+            <w:pPr>
+              <w:jc w:val="center"/>
+            </w:pPr>
+            <w:r/>
+            <w:r>
+              <w:rPr>
+                <w:sz w:val="16"/>
+              </w:rPr>
+              <w:t>2.11</w:t>
+            </w:r>
+          </w:p>
+        </w:tc>
+        <w:tc>
+          <w:tcPr>
+            <w:tcW w:type="dxa" w:w="4706"/>
+          </w:tcPr>
+          <w:p>
+            <w:r/>
+            <w:r>
+              <w:rPr>
+                <w:sz w:val="16"/>
+              </w:rPr>
+              <w:t>Armatures HA10 FeE500 - fondations</w:t>
+            </w:r>
+          </w:p>
+        </w:tc>
+        <w:tc>
+          <w:tcPr>
+            <w:tcW w:type="dxa" w:w="510"/>
+          </w:tcPr>
+          <w:p>
+            <w:pPr>
+              <w:jc w:val="center"/>
+            </w:pPr>
+            <w:r/>
+            <w:r>
+              <w:rPr>
+                <w:sz w:val="16"/>
+              </w:rPr>
+              <w:t>kg</w:t>
+            </w:r>
+          </w:p>
+        </w:tc>
+        <w:tc>
+          <w:tcPr>
+            <w:tcW w:type="dxa" w:w="1020"/>
+          </w:tcPr>
+          <w:p>
+            <w:pPr>
+              <w:jc w:val="right"/>
+            </w:pPr>
+            <w:r/>
+            <w:r>
+              <w:rPr>
+                <w:sz w:val="16"/>
+              </w:rPr>
+              <w:t>445,72</w:t>
+            </w:r>
+          </w:p>
+        </w:tc>
+        <w:tc>
+          <w:tcPr>
+            <w:tcW w:type="dxa" w:w="1304"/>
+          </w:tcPr>
+          <w:p>
+            <w:pPr>
+              <w:jc w:val="right"/>
+            </w:pPr>
+            <w:r/>
+            <w:r>
+              <w:rPr>
+                <w:sz w:val="16"/>
+              </w:rPr>
+              <w:t>1 230</w:t>
+            </w:r>
+          </w:p>
+        </w:tc>
+        <w:tc>
+          <w:tcPr>
+            <w:tcW w:type="dxa" w:w="1701"/>
+          </w:tcPr>
+          <w:p>
+            <w:pPr>
+              <w:jc w:val="right"/>
+            </w:pPr>
+            <w:r/>
+            <w:r>
+              <w:rPr>
+                <w:sz w:val="16"/>
+              </w:rPr>
+              <w:t>548 237</w:t>
+            </w:r>
+          </w:p>
+        </w:tc>
+      </w:tr>
+      <w:tr>
+        <w:tc>
+          <w:tcPr>
+            <w:tcW w:type="dxa" w:w="624"/>
+          </w:tcPr>
+          <w:p>
+            <w:pPr>
+              <w:jc w:val="center"/>
+            </w:pPr>
+            <w:r/>
+            <w:r>
+              <w:rPr>
+                <w:sz w:val="16"/>
+              </w:rPr>
+              <w:t>2.12</w:t>
+            </w:r>
+          </w:p>
+        </w:tc>
+        <w:tc>
+          <w:tcPr>
+            <w:tcW w:type="dxa" w:w="4706"/>
+          </w:tcPr>
+          <w:p>
+            <w:r/>
+            <w:r>
+              <w:rPr>
+                <w:sz w:val="16"/>
+              </w:rPr>
+              <w:t>Armatures HA6 FeE500 - fondations</w:t>
+            </w:r>
+          </w:p>
+        </w:tc>
+        <w:tc>
+          <w:tcPr>
+            <w:tcW w:type="dxa" w:w="510"/>
+          </w:tcPr>
+          <w:p>
+            <w:pPr>
+              <w:jc w:val="center"/>
+            </w:pPr>
+            <w:r/>
+            <w:r>
+              <w:rPr>
+                <w:sz w:val="16"/>
+              </w:rPr>
+              <w:t>kg</w:t>
+            </w:r>
+          </w:p>
+        </w:tc>
+        <w:tc>
+          <w:tcPr>
+            <w:tcW w:type="dxa" w:w="1020"/>
+          </w:tcPr>
+          <w:p>
+            <w:pPr>
+              <w:jc w:val="right"/>
+            </w:pPr>
+            <w:r/>
+            <w:r>
+              <w:rPr>
+                <w:sz w:val="16"/>
+              </w:rPr>
+              <w:t>136,74</w:t>
+            </w:r>
+          </w:p>
+        </w:tc>
+        <w:tc>
+          <w:tcPr>
+            <w:tcW w:type="dxa" w:w="1304"/>
+          </w:tcPr>
+          <w:p>
+            <w:pPr>
+              <w:jc w:val="right"/>
+            </w:pPr>
+            <w:r/>
+            <w:r>
+              <w:rPr>
+                <w:sz w:val="16"/>
+              </w:rPr>
+              <w:t>1 300</w:t>
+            </w:r>
+          </w:p>
+        </w:tc>
+        <w:tc>
+          <w:tcPr>
+            <w:tcW w:type="dxa" w:w="1701"/>
+          </w:tcPr>
+          <w:p>
+            <w:pPr>
+              <w:jc w:val="right"/>
+            </w:pPr>
+            <w:r/>
+            <w:r>
+              <w:rPr>
+                <w:sz w:val="16"/>
+              </w:rPr>
+              <w:t>177 757</w:t>
+            </w:r>
+          </w:p>
+        </w:tc>
+      </w:tr>
+      <w:tr>
+        <w:tc>
+          <w:tcPr>
+            <w:tcW w:type="dxa" w:w="624"/>
             <w:shd w:val="clear" w:color="auto" w:fill="F2F2F2"/>
           </w:tcPr>
           <w:p>
@@ -7390,7 +9352,7 @@
                 <w:b/>
                 <w:sz w:val="16"/>
               </w:rPr>
-              <w:t>3 657 377</w:t>
+              <w:t>4 536 756</w:t>
             </w:r>
           </w:p>
         </w:tc>
@@ -7566,7 +9528,7 @@
               <w:rPr>
                 <w:sz w:val="16"/>
               </w:rPr>
-              <w:t>374,82</w:t>
+              <w:t>373,89</w:t>
             </w:r>
           </w:p>
         </w:tc>
@@ -7600,7 +9562,7 @@
               <w:rPr>
                 <w:sz w:val="16"/>
               </w:rPr>
-              <w:t>4 599 041</w:t>
+              <w:t>4 587 662</w:t>
             </w:r>
           </w:p>
         </w:tc>
@@ -7633,7 +9595,7 @@
               <w:rPr>
                 <w:sz w:val="16"/>
               </w:rPr>
-              <w:t>Béton armé dosé à 350 kg/m³ pour piliers 15 x 40 (2 poteaux 15 x 20 jumelés), de -1,05 à +6,00</w:t>
+              <w:t>Béton armé dosé à 350 kg/m³ pour poteaux 15 x 15 (2 par pilier IPE), de -0,85 à +6,00</w:t>
             </w:r>
           </w:p>
         </w:tc>
@@ -7667,7 +9629,7 @@
               <w:rPr>
                 <w:sz w:val="16"/>
               </w:rPr>
-              <w:t>7,25</w:t>
+              <w:t>5,29</w:t>
             </w:r>
           </w:p>
         </w:tc>
@@ -7684,7 +9646,7 @@
               <w:rPr>
                 <w:sz w:val="16"/>
               </w:rPr>
-              <w:t>109 845</w:t>
+              <w:t>115 170</w:t>
             </w:r>
           </w:p>
         </w:tc>
@@ -7701,7 +9663,7 @@
               <w:rPr>
                 <w:sz w:val="16"/>
               </w:rPr>
-              <w:t>796 376</w:t>
+              <w:t>608 702</w:t>
             </w:r>
           </w:p>
         </w:tc>
@@ -7768,7 +9730,7 @@
               <w:rPr>
                 <w:sz w:val="16"/>
               </w:rPr>
-              <w:t>2,02</w:t>
+              <w:t>2,01</w:t>
             </w:r>
           </w:p>
         </w:tc>
@@ -7802,7 +9764,7 @@
               <w:rPr>
                 <w:sz w:val="16"/>
               </w:rPr>
-              <w:t>221 887</w:t>
+              <w:t>220 887</w:t>
             </w:r>
           </w:p>
         </w:tc>
@@ -7835,7 +9797,7 @@
               <w:rPr>
                 <w:sz w:val="16"/>
               </w:rPr>
-              <w:t>Béton armé dosé à 350 kg/m³ pour chaînage haut 15 x 20 à +5,80</w:t>
+              <w:t>Béton armé dosé à 350 kg/m³ pour chaînage haut 15 x 20</w:t>
             </w:r>
           </w:p>
         </w:tc>
@@ -7869,7 +9831,7 @@
               <w:rPr>
                 <w:sz w:val="16"/>
               </w:rPr>
-              <w:t>2,20</w:t>
+              <w:t>2,19</w:t>
             </w:r>
           </w:p>
         </w:tc>
@@ -7903,7 +9865,7 @@
               <w:rPr>
                 <w:sz w:val="16"/>
               </w:rPr>
-              <w:t>241 659</w:t>
+              <w:t>240 659</w:t>
             </w:r>
           </w:p>
         </w:tc>
@@ -7936,7 +9898,7 @@
               <w:rPr>
                 <w:sz w:val="16"/>
               </w:rPr>
-              <w:t>Béton armé dosé à 350 kg/m³ pour linteau de l'entrée 15 x 40 (portée 6,00 m)</w:t>
+              <w:t>Béton armé dosé à 350 kg/m³ pour linteau de l'entrée 15 x 40</w:t>
             </w:r>
           </w:p>
         </w:tc>
@@ -8037,7 +9999,7 @@
               <w:rPr>
                 <w:sz w:val="16"/>
               </w:rPr>
-              <w:t>Béton armé dosé à 350 kg/m³ pour chaînages rampants des pignons 15 x 15 (pente 20 %)</w:t>
+              <w:t>Béton armé dosé à 350 kg/m³ pour chaînages rampants 15 x 15 (pente 20 %)</w:t>
             </w:r>
           </w:p>
         </w:tc>
@@ -8105,7 +10067,7 @@
               <w:rPr>
                 <w:sz w:val="16"/>
               </w:rPr>
-              <w:t>50 675</w:t>
+              <w:t>50 780</w:t>
             </w:r>
           </w:p>
         </w:tc>
@@ -8138,7 +10100,7 @@
               <w:rPr>
                 <w:sz w:val="16"/>
               </w:rPr>
-              <w:t>Coffrage en bois ordinaire (piliers, chaînages, linteau, rampants)</w:t>
+              <w:t>Coffrage en bois ordinaire (poteaux, chaînages, linteau, rampants)</w:t>
             </w:r>
           </w:p>
         </w:tc>
@@ -8172,7 +10134,7 @@
               <w:rPr>
                 <w:sz w:val="16"/>
               </w:rPr>
-              <w:t>164,42</w:t>
+              <w:t>173,31</w:t>
             </w:r>
           </w:p>
         </w:tc>
@@ -8206,7 +10168,7 @@
               <w:rPr>
                 <w:sz w:val="16"/>
               </w:rPr>
-              <w:t>875 536</w:t>
+              <w:t>922 864</w:t>
             </w:r>
           </w:p>
         </w:tc>
@@ -8239,7 +10201,7 @@
               <w:rPr>
                 <w:sz w:val="16"/>
               </w:rPr>
-              <w:t>Armatures HA10 (FeE500) façonnées et posées - élévation</w:t>
+              <w:t>Armatures HA10 FeE500 - élévation</w:t>
             </w:r>
           </w:p>
         </w:tc>
@@ -8273,7 +10235,7 @@
               <w:rPr>
                 <w:sz w:val="16"/>
               </w:rPr>
-              <w:t>1 220,38</w:t>
+              <w:t>1 202,76</w:t>
             </w:r>
           </w:p>
         </w:tc>
@@ -8307,7 +10269,7 @@
               <w:rPr>
                 <w:sz w:val="16"/>
               </w:rPr>
-              <w:t>1 501 067</w:t>
+              <w:t>1 479 396</w:t>
             </w:r>
           </w:p>
         </w:tc>
@@ -8340,7 +10302,7 @@
               <w:rPr>
                 <w:sz w:val="16"/>
               </w:rPr>
-              <w:t>Armatures HA6 (FeE500) façonnées et posées - élévation</w:t>
+              <w:t>Armatures HA6 FeE500 - élévation</w:t>
             </w:r>
           </w:p>
         </w:tc>
@@ -8374,7 +10336,7 @@
               <w:rPr>
                 <w:sz w:val="16"/>
               </w:rPr>
-              <w:t>358,55</w:t>
+              <w:t>316,55</w:t>
             </w:r>
           </w:p>
         </w:tc>
@@ -8408,7 +10370,7 @@
               <w:rPr>
                 <w:sz w:val="16"/>
               </w:rPr>
-              <w:t>466 115</w:t>
+              <w:t>411 512</w:t>
             </w:r>
           </w:p>
         </w:tc>
@@ -8517,7 +10479,7 @@
                 <w:b/>
                 <w:sz w:val="16"/>
               </w:rPr>
-              <w:t>8 793 818</w:t>
+              <w:t>8 563 924</w:t>
             </w:r>
           </w:p>
         </w:tc>
@@ -8554,7 +10516,7 @@
                 <w:b/>
                 <w:sz w:val="16"/>
               </w:rPr>
-              <w:t>ENDUITS (OPTION)</w:t>
+              <w:t>STRUCTURE MÉTALLIQUE : PILIERS IPE 220 ET CONTREVENTEMENTS</w:t>
             </w:r>
           </w:p>
         </w:tc>
@@ -8659,7 +10621,7 @@
               <w:rPr>
                 <w:sz w:val="16"/>
               </w:rPr>
-              <w:t>Enduit au mortier dosé à 300 kg/m³ ép. 2 cm, deux faces (intérieur + extérieur)</w:t>
+              <w:t>Piliers en IPE 220 (S235) de ±0,00 à +6,00, fournis, fabriqués, peints et posés</w:t>
             </w:r>
           </w:p>
         </w:tc>
@@ -8676,7 +10638,7 @@
               <w:rPr>
                 <w:sz w:val="16"/>
               </w:rPr>
-              <w:t>m²</w:t>
+              <w:t>kg</w:t>
             </w:r>
           </w:p>
         </w:tc>
@@ -8693,7 +10655,7 @@
               <w:rPr>
                 <w:sz w:val="16"/>
               </w:rPr>
-              <w:t>942,12</w:t>
+              <w:t>2 698,60</w:t>
             </w:r>
           </w:p>
         </w:tc>
@@ -8710,7 +10672,7 @@
               <w:rPr>
                 <w:sz w:val="16"/>
               </w:rPr>
-              <w:t>3 285</w:t>
+              <w:t>1 910</w:t>
             </w:r>
           </w:p>
         </w:tc>
@@ -8727,7 +10689,7 @@
               <w:rPr>
                 <w:sz w:val="16"/>
               </w:rPr>
-              <w:t>3 094 864</w:t>
+              <w:t>5 154 326</w:t>
             </w:r>
           </w:p>
         </w:tc>
@@ -8736,6 +10698,309 @@
         <w:tc>
           <w:tcPr>
             <w:tcW w:type="dxa" w:w="624"/>
+          </w:tcPr>
+          <w:p>
+            <w:pPr>
+              <w:jc w:val="center"/>
+            </w:pPr>
+            <w:r/>
+            <w:r>
+              <w:rPr>
+                <w:sz w:val="16"/>
+              </w:rPr>
+              <w:t>4.2</w:t>
+            </w:r>
+          </w:p>
+        </w:tc>
+        <w:tc>
+          <w:tcPr>
+            <w:tcW w:type="dxa" w:w="4706"/>
+          </w:tcPr>
+          <w:p>
+            <w:r/>
+            <w:r>
+              <w:rPr>
+                <w:sz w:val="16"/>
+              </w:rPr>
+              <w:t>Platines de pied et de tête 15 mm + raidisseurs, soudées</w:t>
+            </w:r>
+          </w:p>
+        </w:tc>
+        <w:tc>
+          <w:tcPr>
+            <w:tcW w:type="dxa" w:w="510"/>
+          </w:tcPr>
+          <w:p>
+            <w:pPr>
+              <w:jc w:val="center"/>
+            </w:pPr>
+            <w:r/>
+            <w:r>
+              <w:rPr>
+                <w:sz w:val="16"/>
+              </w:rPr>
+              <w:t>kg</w:t>
+            </w:r>
+          </w:p>
+        </w:tc>
+        <w:tc>
+          <w:tcPr>
+            <w:tcW w:type="dxa" w:w="1020"/>
+          </w:tcPr>
+          <w:p>
+            <w:pPr>
+              <w:jc w:val="right"/>
+            </w:pPr>
+            <w:r/>
+            <w:r>
+              <w:rPr>
+                <w:sz w:val="16"/>
+              </w:rPr>
+              <w:t>255,00</w:t>
+            </w:r>
+          </w:p>
+        </w:tc>
+        <w:tc>
+          <w:tcPr>
+            <w:tcW w:type="dxa" w:w="1304"/>
+          </w:tcPr>
+          <w:p>
+            <w:pPr>
+              <w:jc w:val="right"/>
+            </w:pPr>
+            <w:r/>
+            <w:r>
+              <w:rPr>
+                <w:sz w:val="16"/>
+              </w:rPr>
+              <w:t>2 350</w:t>
+            </w:r>
+          </w:p>
+        </w:tc>
+        <w:tc>
+          <w:tcPr>
+            <w:tcW w:type="dxa" w:w="1701"/>
+          </w:tcPr>
+          <w:p>
+            <w:pPr>
+              <w:jc w:val="right"/>
+            </w:pPr>
+            <w:r/>
+            <w:r>
+              <w:rPr>
+                <w:sz w:val="16"/>
+              </w:rPr>
+              <w:t>599 250</w:t>
+            </w:r>
+          </w:p>
+        </w:tc>
+      </w:tr>
+      <w:tr>
+        <w:tc>
+          <w:tcPr>
+            <w:tcW w:type="dxa" w:w="624"/>
+          </w:tcPr>
+          <w:p>
+            <w:pPr>
+              <w:jc w:val="center"/>
+            </w:pPr>
+            <w:r/>
+            <w:r>
+              <w:rPr>
+                <w:sz w:val="16"/>
+              </w:rPr>
+              <w:t>4.3</w:t>
+            </w:r>
+          </w:p>
+        </w:tc>
+        <w:tc>
+          <w:tcPr>
+            <w:tcW w:type="dxa" w:w="4706"/>
+          </w:tcPr>
+          <w:p>
+            <w:r/>
+            <w:r>
+              <w:rPr>
+                <w:sz w:val="16"/>
+              </w:rPr>
+              <w:t>Calage et scellement des platines au mortier sans retrait</w:t>
+            </w:r>
+          </w:p>
+        </w:tc>
+        <w:tc>
+          <w:tcPr>
+            <w:tcW w:type="dxa" w:w="510"/>
+          </w:tcPr>
+          <w:p>
+            <w:pPr>
+              <w:jc w:val="center"/>
+            </w:pPr>
+            <w:r/>
+            <w:r>
+              <w:rPr>
+                <w:sz w:val="16"/>
+              </w:rPr>
+              <w:t>u</w:t>
+            </w:r>
+          </w:p>
+        </w:tc>
+        <w:tc>
+          <w:tcPr>
+            <w:tcW w:type="dxa" w:w="1020"/>
+          </w:tcPr>
+          <w:p>
+            <w:pPr>
+              <w:jc w:val="right"/>
+            </w:pPr>
+            <w:r/>
+            <w:r>
+              <w:rPr>
+                <w:sz w:val="16"/>
+              </w:rPr>
+              <w:t>17,00</w:t>
+            </w:r>
+          </w:p>
+        </w:tc>
+        <w:tc>
+          <w:tcPr>
+            <w:tcW w:type="dxa" w:w="1304"/>
+          </w:tcPr>
+          <w:p>
+            <w:pPr>
+              <w:jc w:val="right"/>
+            </w:pPr>
+            <w:r/>
+            <w:r>
+              <w:rPr>
+                <w:sz w:val="16"/>
+              </w:rPr>
+              <w:t>8 440</w:t>
+            </w:r>
+          </w:p>
+        </w:tc>
+        <w:tc>
+          <w:tcPr>
+            <w:tcW w:type="dxa" w:w="1701"/>
+          </w:tcPr>
+          <w:p>
+            <w:pPr>
+              <w:jc w:val="right"/>
+            </w:pPr>
+            <w:r/>
+            <w:r>
+              <w:rPr>
+                <w:sz w:val="16"/>
+              </w:rPr>
+              <w:t>143 480</w:t>
+            </w:r>
+          </w:p>
+        </w:tc>
+      </w:tr>
+      <w:tr>
+        <w:tc>
+          <w:tcPr>
+            <w:tcW w:type="dxa" w:w="624"/>
+          </w:tcPr>
+          <w:p>
+            <w:pPr>
+              <w:jc w:val="center"/>
+            </w:pPr>
+            <w:r/>
+            <w:r>
+              <w:rPr>
+                <w:sz w:val="16"/>
+              </w:rPr>
+              <w:t>4.4</w:t>
+            </w:r>
+          </w:p>
+        </w:tc>
+        <w:tc>
+          <w:tcPr>
+            <w:tcW w:type="dxa" w:w="4706"/>
+          </w:tcPr>
+          <w:p>
+            <w:r/>
+            <w:r>
+              <w:rPr>
+                <w:sz w:val="16"/>
+              </w:rPr>
+              <w:t>Contreventements en cornières 50x50x5 : palées verticales en long pan et poutre au vent en toiture (goussets et boulons compris)</w:t>
+            </w:r>
+          </w:p>
+        </w:tc>
+        <w:tc>
+          <w:tcPr>
+            <w:tcW w:type="dxa" w:w="510"/>
+          </w:tcPr>
+          <w:p>
+            <w:pPr>
+              <w:jc w:val="center"/>
+            </w:pPr>
+            <w:r/>
+            <w:r>
+              <w:rPr>
+                <w:sz w:val="16"/>
+              </w:rPr>
+              <w:t>kg</w:t>
+            </w:r>
+          </w:p>
+        </w:tc>
+        <w:tc>
+          <w:tcPr>
+            <w:tcW w:type="dxa" w:w="1020"/>
+          </w:tcPr>
+          <w:p>
+            <w:pPr>
+              <w:jc w:val="right"/>
+            </w:pPr>
+            <w:r/>
+            <w:r>
+              <w:rPr>
+                <w:sz w:val="16"/>
+              </w:rPr>
+              <w:t>496,04</w:t>
+            </w:r>
+          </w:p>
+        </w:tc>
+        <w:tc>
+          <w:tcPr>
+            <w:tcW w:type="dxa" w:w="1304"/>
+          </w:tcPr>
+          <w:p>
+            <w:pPr>
+              <w:jc w:val="right"/>
+            </w:pPr>
+            <w:r/>
+            <w:r>
+              <w:rPr>
+                <w:sz w:val="16"/>
+              </w:rPr>
+              <w:t>2 065</w:t>
+            </w:r>
+          </w:p>
+        </w:tc>
+        <w:tc>
+          <w:tcPr>
+            <w:tcW w:type="dxa" w:w="1701"/>
+          </w:tcPr>
+          <w:p>
+            <w:pPr>
+              <w:jc w:val="right"/>
+            </w:pPr>
+            <w:r/>
+            <w:r>
+              <w:rPr>
+                <w:sz w:val="16"/>
+              </w:rPr>
+              <w:t>1 024 316</w:t>
+            </w:r>
+          </w:p>
+        </w:tc>
+      </w:tr>
+      <w:tr>
+        <w:tc>
+          <w:tcPr>
+            <w:tcW w:type="dxa" w:w="624"/>
             <w:shd w:val="clear" w:color="auto" w:fill="F2F2F2"/>
           </w:tcPr>
           <w:p>
@@ -8836,7 +11101,7 @@
                 <w:b/>
                 <w:sz w:val="16"/>
               </w:rPr>
-              <w:t>3 094 864</w:t>
+              <w:t>6 921 372</w:t>
             </w:r>
           </w:p>
         </w:tc>
@@ -8873,7 +11138,7 @@
                 <w:b/>
                 <w:sz w:val="16"/>
               </w:rPr>
-              <w:t>CHARPENTE MÉTALLIQUE ET COUVERTURE - PENTE 20 % (OPTION)</w:t>
+              <w:t>FORME EN LATÉRITE ET DALLAGE BA 20 cm</w:t>
             </w:r>
           </w:p>
         </w:tc>
@@ -8978,7 +11243,7 @@
               <w:rPr>
                 <w:sz w:val="16"/>
               </w:rPr>
-              <w:t>Charpente métallique (fermes treillis + pannes + contreventements), ratio 17 kg/m² - à confirmer par note de calcul</w:t>
+              <w:t>Décaissement / purge intérieure du sol de mauvaise portance (ép. = épaisseur de latérite) et évacuation</w:t>
             </w:r>
           </w:p>
         </w:tc>
@@ -8995,7 +11260,7 @@
               <w:rPr>
                 <w:sz w:val="16"/>
               </w:rPr>
-              <w:t>kg</w:t>
+              <w:t>m³</w:t>
             </w:r>
           </w:p>
         </w:tc>
@@ -9012,7 +11277,7 @@
               <w:rPr>
                 <w:sz w:val="16"/>
               </w:rPr>
-              <w:t>5 797,00</w:t>
+              <w:t>117,61</w:t>
             </w:r>
           </w:p>
         </w:tc>
@@ -9029,7 +11294,7 @@
               <w:rPr>
                 <w:sz w:val="16"/>
               </w:rPr>
-              <w:t>1 820</w:t>
+              <w:t>7 480</w:t>
             </w:r>
           </w:p>
         </w:tc>
@@ -9046,7 +11311,7 @@
               <w:rPr>
                 <w:sz w:val="16"/>
               </w:rPr>
-              <w:t>10 550 540</w:t>
+              <w:t>879 715</w:t>
             </w:r>
           </w:p>
         </w:tc>
@@ -9079,7 +11344,7 @@
               <w:rPr>
                 <w:sz w:val="16"/>
               </w:rPr>
-              <w:t>Couverture en bac aluminium 6/10 sur pannes, pente 20 % (débords 0,50 m)</w:t>
+              <w:t>Rechargement en latérite d'emprunt à l'intérieur, mis en œuvre par couches de 20 cm, arrosé et compacté à 95 % OPM</w:t>
             </w:r>
           </w:p>
         </w:tc>
@@ -9096,7 +11361,7 @@
               <w:rPr>
                 <w:sz w:val="16"/>
               </w:rPr>
-              <w:t>m²</w:t>
+              <w:t>m³</w:t>
             </w:r>
           </w:p>
         </w:tc>
@@ -9113,7 +11378,7 @@
               <w:rPr>
                 <w:sz w:val="16"/>
               </w:rPr>
-              <w:t>347,14</w:t>
+              <w:t>117,61</w:t>
             </w:r>
           </w:p>
         </w:tc>
@@ -9130,7 +11395,7 @@
               <w:rPr>
                 <w:sz w:val="16"/>
               </w:rPr>
-              <w:t>7 175</w:t>
+              <w:t>13 465</w:t>
             </w:r>
           </w:p>
         </w:tc>
@@ -9147,7 +11412,7 @@
               <w:rPr>
                 <w:sz w:val="16"/>
               </w:rPr>
-              <w:t>2 490 730</w:t>
+              <w:t>1 583 605</w:t>
             </w:r>
           </w:p>
         </w:tc>
@@ -9180,7 +11445,7 @@
               <w:rPr>
                 <w:sz w:val="16"/>
               </w:rPr>
-              <w:t>Faîtière aluminium</w:t>
+              <w:t>Essais de contrôle (Proctor modifié, densités in situ par couche, éprouvettes béton)</w:t>
             </w:r>
           </w:p>
         </w:tc>
@@ -9197,7 +11462,7 @@
               <w:rPr>
                 <w:sz w:val="16"/>
               </w:rPr>
-              <w:t>ml</w:t>
+              <w:t>ft</w:t>
             </w:r>
           </w:p>
         </w:tc>
@@ -9214,7 +11479,7 @@
               <w:rPr>
                 <w:sz w:val="16"/>
               </w:rPr>
-              <w:t>31,00</w:t>
+              <w:t>1,00</w:t>
             </w:r>
           </w:p>
         </w:tc>
@@ -9231,7 +11496,7 @@
               <w:rPr>
                 <w:sz w:val="16"/>
               </w:rPr>
-              <w:t>5 500</w:t>
+              <w:t>328 125</w:t>
             </w:r>
           </w:p>
         </w:tc>
@@ -9248,7 +11513,7 @@
               <w:rPr>
                 <w:sz w:val="16"/>
               </w:rPr>
-              <w:t>170 500</w:t>
+              <w:t>328 125</w:t>
             </w:r>
           </w:p>
         </w:tc>
@@ -9257,6 +11522,511 @@
         <w:tc>
           <w:tcPr>
             <w:tcW w:type="dxa" w:w="624"/>
+          </w:tcPr>
+          <w:p>
+            <w:pPr>
+              <w:jc w:val="center"/>
+            </w:pPr>
+            <w:r/>
+            <w:r>
+              <w:rPr>
+                <w:sz w:val="16"/>
+              </w:rPr>
+              <w:t>5.4</w:t>
+            </w:r>
+          </w:p>
+        </w:tc>
+        <w:tc>
+          <w:tcPr>
+            <w:tcW w:type="dxa" w:w="4706"/>
+          </w:tcPr>
+          <w:p>
+            <w:r/>
+            <w:r>
+              <w:rPr>
+                <w:sz w:val="16"/>
+              </w:rPr>
+              <w:t>Traitement anti-termites sous dallage</w:t>
+            </w:r>
+          </w:p>
+        </w:tc>
+        <w:tc>
+          <w:tcPr>
+            <w:tcW w:type="dxa" w:w="510"/>
+          </w:tcPr>
+          <w:p>
+            <w:pPr>
+              <w:jc w:val="center"/>
+            </w:pPr>
+            <w:r/>
+            <w:r>
+              <w:rPr>
+                <w:sz w:val="16"/>
+              </w:rPr>
+              <w:t>m²</w:t>
+            </w:r>
+          </w:p>
+        </w:tc>
+        <w:tc>
+          <w:tcPr>
+            <w:tcW w:type="dxa" w:w="1020"/>
+          </w:tcPr>
+          <w:p>
+            <w:pPr>
+              <w:jc w:val="right"/>
+            </w:pPr>
+            <w:r/>
+            <w:r>
+              <w:rPr>
+                <w:sz w:val="16"/>
+              </w:rPr>
+              <w:t>294,02</w:t>
+            </w:r>
+          </w:p>
+        </w:tc>
+        <w:tc>
+          <w:tcPr>
+            <w:tcW w:type="dxa" w:w="1304"/>
+          </w:tcPr>
+          <w:p>
+            <w:pPr>
+              <w:jc w:val="right"/>
+            </w:pPr>
+            <w:r/>
+            <w:r>
+              <w:rPr>
+                <w:sz w:val="16"/>
+              </w:rPr>
+              <w:t>1 710</w:t>
+            </w:r>
+          </w:p>
+        </w:tc>
+        <w:tc>
+          <w:tcPr>
+            <w:tcW w:type="dxa" w:w="1701"/>
+          </w:tcPr>
+          <w:p>
+            <w:pPr>
+              <w:jc w:val="right"/>
+            </w:pPr>
+            <w:r/>
+            <w:r>
+              <w:rPr>
+                <w:sz w:val="16"/>
+              </w:rPr>
+              <w:t>502 778</w:t>
+            </w:r>
+          </w:p>
+        </w:tc>
+      </w:tr>
+      <w:tr>
+        <w:tc>
+          <w:tcPr>
+            <w:tcW w:type="dxa" w:w="624"/>
+          </w:tcPr>
+          <w:p>
+            <w:pPr>
+              <w:jc w:val="center"/>
+            </w:pPr>
+            <w:r/>
+            <w:r>
+              <w:rPr>
+                <w:sz w:val="16"/>
+              </w:rPr>
+              <w:t>5.5</w:t>
+            </w:r>
+          </w:p>
+        </w:tc>
+        <w:tc>
+          <w:tcPr>
+            <w:tcW w:type="dxa" w:w="4706"/>
+          </w:tcPr>
+          <w:p>
+            <w:r/>
+            <w:r>
+              <w:rPr>
+                <w:sz w:val="16"/>
+              </w:rPr>
+              <w:t>Film polyane 150 µ sous dallage (recouvrements 10 %)</w:t>
+            </w:r>
+          </w:p>
+        </w:tc>
+        <w:tc>
+          <w:tcPr>
+            <w:tcW w:type="dxa" w:w="510"/>
+          </w:tcPr>
+          <w:p>
+            <w:pPr>
+              <w:jc w:val="center"/>
+            </w:pPr>
+            <w:r/>
+            <w:r>
+              <w:rPr>
+                <w:sz w:val="16"/>
+              </w:rPr>
+              <w:t>m²</w:t>
+            </w:r>
+          </w:p>
+        </w:tc>
+        <w:tc>
+          <w:tcPr>
+            <w:tcW w:type="dxa" w:w="1020"/>
+          </w:tcPr>
+          <w:p>
+            <w:pPr>
+              <w:jc w:val="right"/>
+            </w:pPr>
+            <w:r/>
+            <w:r>
+              <w:rPr>
+                <w:sz w:val="16"/>
+              </w:rPr>
+              <w:t>323,42</w:t>
+            </w:r>
+          </w:p>
+        </w:tc>
+        <w:tc>
+          <w:tcPr>
+            <w:tcW w:type="dxa" w:w="1304"/>
+          </w:tcPr>
+          <w:p>
+            <w:pPr>
+              <w:jc w:val="right"/>
+            </w:pPr>
+            <w:r/>
+            <w:r>
+              <w:rPr>
+                <w:sz w:val="16"/>
+              </w:rPr>
+              <w:t>570</w:t>
+            </w:r>
+          </w:p>
+        </w:tc>
+        <w:tc>
+          <w:tcPr>
+            <w:tcW w:type="dxa" w:w="1701"/>
+          </w:tcPr>
+          <w:p>
+            <w:pPr>
+              <w:jc w:val="right"/>
+            </w:pPr>
+            <w:r/>
+            <w:r>
+              <w:rPr>
+                <w:sz w:val="16"/>
+              </w:rPr>
+              <w:t>184 352</w:t>
+            </w:r>
+          </w:p>
+        </w:tc>
+      </w:tr>
+      <w:tr>
+        <w:tc>
+          <w:tcPr>
+            <w:tcW w:type="dxa" w:w="624"/>
+          </w:tcPr>
+          <w:p>
+            <w:pPr>
+              <w:jc w:val="center"/>
+            </w:pPr>
+            <w:r/>
+            <w:r>
+              <w:rPr>
+                <w:sz w:val="16"/>
+              </w:rPr>
+              <w:t>5.6</w:t>
+            </w:r>
+          </w:p>
+        </w:tc>
+        <w:tc>
+          <w:tcPr>
+            <w:tcW w:type="dxa" w:w="4706"/>
+          </w:tcPr>
+          <w:p>
+            <w:r/>
+            <w:r>
+              <w:rPr>
+                <w:sz w:val="16"/>
+              </w:rPr>
+              <w:t>Armatures HA10 FeE500 - dallage double nappe e = 20 cm + chaises</w:t>
+            </w:r>
+          </w:p>
+        </w:tc>
+        <w:tc>
+          <w:tcPr>
+            <w:tcW w:type="dxa" w:w="510"/>
+          </w:tcPr>
+          <w:p>
+            <w:pPr>
+              <w:jc w:val="center"/>
+            </w:pPr>
+            <w:r/>
+            <w:r>
+              <w:rPr>
+                <w:sz w:val="16"/>
+              </w:rPr>
+              <w:t>kg</w:t>
+            </w:r>
+          </w:p>
+        </w:tc>
+        <w:tc>
+          <w:tcPr>
+            <w:tcW w:type="dxa" w:w="1020"/>
+          </w:tcPr>
+          <w:p>
+            <w:pPr>
+              <w:jc w:val="right"/>
+            </w:pPr>
+            <w:r/>
+            <w:r>
+              <w:rPr>
+                <w:sz w:val="16"/>
+              </w:rPr>
+              <w:t>4 343,00</w:t>
+            </w:r>
+          </w:p>
+        </w:tc>
+        <w:tc>
+          <w:tcPr>
+            <w:tcW w:type="dxa" w:w="1304"/>
+          </w:tcPr>
+          <w:p>
+            <w:pPr>
+              <w:jc w:val="right"/>
+            </w:pPr>
+            <w:r/>
+            <w:r>
+              <w:rPr>
+                <w:sz w:val="16"/>
+              </w:rPr>
+              <w:t>1 195</w:t>
+            </w:r>
+          </w:p>
+        </w:tc>
+        <w:tc>
+          <w:tcPr>
+            <w:tcW w:type="dxa" w:w="1701"/>
+          </w:tcPr>
+          <w:p>
+            <w:pPr>
+              <w:jc w:val="right"/>
+            </w:pPr>
+            <w:r/>
+            <w:r>
+              <w:rPr>
+                <w:sz w:val="16"/>
+              </w:rPr>
+              <w:t>5 189 886</w:t>
+            </w:r>
+          </w:p>
+        </w:tc>
+      </w:tr>
+      <w:tr>
+        <w:tc>
+          <w:tcPr>
+            <w:tcW w:type="dxa" w:w="624"/>
+          </w:tcPr>
+          <w:p>
+            <w:pPr>
+              <w:jc w:val="center"/>
+            </w:pPr>
+            <w:r/>
+            <w:r>
+              <w:rPr>
+                <w:sz w:val="16"/>
+              </w:rPr>
+              <w:t>5.7</w:t>
+            </w:r>
+          </w:p>
+        </w:tc>
+        <w:tc>
+          <w:tcPr>
+            <w:tcW w:type="dxa" w:w="4706"/>
+          </w:tcPr>
+          <w:p>
+            <w:r/>
+            <w:r>
+              <w:rPr>
+                <w:sz w:val="16"/>
+              </w:rPr>
+              <w:t>Béton armé dosé à 350 kg/m³ pour dallage ép. 20 cm, vibré et surfacé</w:t>
+            </w:r>
+          </w:p>
+        </w:tc>
+        <w:tc>
+          <w:tcPr>
+            <w:tcW w:type="dxa" w:w="510"/>
+          </w:tcPr>
+          <w:p>
+            <w:pPr>
+              <w:jc w:val="center"/>
+            </w:pPr>
+            <w:r/>
+            <w:r>
+              <w:rPr>
+                <w:sz w:val="16"/>
+              </w:rPr>
+              <w:t>m³</w:t>
+            </w:r>
+          </w:p>
+        </w:tc>
+        <w:tc>
+          <w:tcPr>
+            <w:tcW w:type="dxa" w:w="1020"/>
+          </w:tcPr>
+          <w:p>
+            <w:pPr>
+              <w:jc w:val="right"/>
+            </w:pPr>
+            <w:r/>
+            <w:r>
+              <w:rPr>
+                <w:sz w:val="16"/>
+              </w:rPr>
+              <w:t>58,80</w:t>
+            </w:r>
+          </w:p>
+        </w:tc>
+        <w:tc>
+          <w:tcPr>
+            <w:tcW w:type="dxa" w:w="1304"/>
+          </w:tcPr>
+          <w:p>
+            <w:pPr>
+              <w:jc w:val="right"/>
+            </w:pPr>
+            <w:r/>
+            <w:r>
+              <w:rPr>
+                <w:sz w:val="16"/>
+              </w:rPr>
+              <w:t>101 850</w:t>
+            </w:r>
+          </w:p>
+        </w:tc>
+        <w:tc>
+          <w:tcPr>
+            <w:tcW w:type="dxa" w:w="1701"/>
+          </w:tcPr>
+          <w:p>
+            <w:pPr>
+              <w:jc w:val="right"/>
+            </w:pPr>
+            <w:r/>
+            <w:r>
+              <w:rPr>
+                <w:sz w:val="16"/>
+              </w:rPr>
+              <w:t>5 989 238</w:t>
+            </w:r>
+          </w:p>
+        </w:tc>
+      </w:tr>
+      <w:tr>
+        <w:tc>
+          <w:tcPr>
+            <w:tcW w:type="dxa" w:w="624"/>
+          </w:tcPr>
+          <w:p>
+            <w:pPr>
+              <w:jc w:val="center"/>
+            </w:pPr>
+            <w:r/>
+            <w:r>
+              <w:rPr>
+                <w:sz w:val="16"/>
+              </w:rPr>
+              <w:t>5.8</w:t>
+            </w:r>
+          </w:p>
+        </w:tc>
+        <w:tc>
+          <w:tcPr>
+            <w:tcW w:type="dxa" w:w="4706"/>
+          </w:tcPr>
+          <w:p>
+            <w:r/>
+            <w:r>
+              <w:rPr>
+                <w:sz w:val="16"/>
+              </w:rPr>
+              <w:t>Joints de retrait sciés (maille 5 m) et joint périphérique</w:t>
+            </w:r>
+          </w:p>
+        </w:tc>
+        <w:tc>
+          <w:tcPr>
+            <w:tcW w:type="dxa" w:w="510"/>
+          </w:tcPr>
+          <w:p>
+            <w:pPr>
+              <w:jc w:val="center"/>
+            </w:pPr>
+            <w:r/>
+            <w:r>
+              <w:rPr>
+                <w:sz w:val="16"/>
+              </w:rPr>
+              <w:t>ml</w:t>
+            </w:r>
+          </w:p>
+        </w:tc>
+        <w:tc>
+          <w:tcPr>
+            <w:tcW w:type="dxa" w:w="1020"/>
+          </w:tcPr>
+          <w:p>
+            <w:pPr>
+              <w:jc w:val="right"/>
+            </w:pPr>
+            <w:r/>
+            <w:r>
+              <w:rPr>
+                <w:sz w:val="16"/>
+              </w:rPr>
+              <w:t>158,50</w:t>
+            </w:r>
+          </w:p>
+        </w:tc>
+        <w:tc>
+          <w:tcPr>
+            <w:tcW w:type="dxa" w:w="1304"/>
+          </w:tcPr>
+          <w:p>
+            <w:pPr>
+              <w:jc w:val="right"/>
+            </w:pPr>
+            <w:r/>
+            <w:r>
+              <w:rPr>
+                <w:sz w:val="16"/>
+              </w:rPr>
+              <w:t>1 605</w:t>
+            </w:r>
+          </w:p>
+        </w:tc>
+        <w:tc>
+          <w:tcPr>
+            <w:tcW w:type="dxa" w:w="1701"/>
+          </w:tcPr>
+          <w:p>
+            <w:pPr>
+              <w:jc w:val="right"/>
+            </w:pPr>
+            <w:r/>
+            <w:r>
+              <w:rPr>
+                <w:sz w:val="16"/>
+              </w:rPr>
+              <w:t>254 392</w:t>
+            </w:r>
+          </w:p>
+        </w:tc>
+      </w:tr>
+      <w:tr>
+        <w:tc>
+          <w:tcPr>
+            <w:tcW w:type="dxa" w:w="624"/>
             <w:shd w:val="clear" w:color="auto" w:fill="F2F2F2"/>
           </w:tcPr>
           <w:p>
@@ -9357,7 +12127,7 @@
                 <w:b/>
                 <w:sz w:val="16"/>
               </w:rPr>
-              <w:t>13 211 770</w:t>
+              <w:t>14 912 092</w:t>
             </w:r>
           </w:p>
         </w:tc>
@@ -9394,7 +12164,7 @@
                 <w:b/>
                 <w:sz w:val="16"/>
               </w:rPr>
-              <w:t>DALLAGE INDUSTRIEL (OPTION)</w:t>
+              <w:t>ENDUITS (OPTION)</w:t>
             </w:r>
           </w:p>
         </w:tc>
@@ -9499,7 +12269,7 @@
               <w:rPr>
                 <w:sz w:val="16"/>
               </w:rPr>
-              <w:t>Remblai en latérite d'emprunt compacté ép. 20 cm sous dallage</w:t>
+              <w:t>Enduit au mortier dosé à 300 kg/m³ ép. 2 cm, intérieur et extérieur</w:t>
             </w:r>
           </w:p>
         </w:tc>
@@ -9516,7 +12286,7 @@
               <w:rPr>
                 <w:sz w:val="16"/>
               </w:rPr>
-              <w:t>m³</w:t>
+              <w:t>m²</w:t>
             </w:r>
           </w:p>
         </w:tc>
@@ -9533,7 +12303,7 @@
               <w:rPr>
                 <w:sz w:val="16"/>
               </w:rPr>
-              <w:t>58,80</w:t>
+              <w:t>926,24</w:t>
             </w:r>
           </w:p>
         </w:tc>
@@ -9550,7 +12320,7 @@
               <w:rPr>
                 <w:sz w:val="16"/>
               </w:rPr>
-              <w:t>12 675</w:t>
+              <w:t>3 285</w:t>
             </w:r>
           </w:p>
         </w:tc>
@@ -9567,7 +12337,7 @@
               <w:rPr>
                 <w:sz w:val="16"/>
               </w:rPr>
-              <w:t>745 290</w:t>
+              <w:t>3 042 698</w:t>
             </w:r>
           </w:p>
         </w:tc>
@@ -9576,6 +12346,7 @@
         <w:tc>
           <w:tcPr>
             <w:tcW w:type="dxa" w:w="624"/>
+            <w:shd w:val="clear" w:color="auto" w:fill="F2F2F2"/>
           </w:tcPr>
           <w:p>
             <w:pPr>
@@ -9584,29 +12355,32 @@
             <w:r/>
             <w:r>
               <w:rPr>
-                <w:sz w:val="16"/>
-              </w:rPr>
-              <w:t>6.2</w:t>
+                <w:b/>
+                <w:sz w:val="16"/>
+              </w:rPr>
             </w:r>
           </w:p>
         </w:tc>
         <w:tc>
           <w:tcPr>
             <w:tcW w:type="dxa" w:w="4706"/>
-          </w:tcPr>
-          <w:p>
-            <w:r/>
-            <w:r>
-              <w:rPr>
-                <w:sz w:val="16"/>
-              </w:rPr>
-              <w:t>Film polyane + treillis soudé ST 25 sous/dans dallage</w:t>
+            <w:shd w:val="clear" w:color="auto" w:fill="F2F2F2"/>
+          </w:tcPr>
+          <w:p>
+            <w:r/>
+            <w:r>
+              <w:rPr>
+                <w:b/>
+                <w:sz w:val="16"/>
+              </w:rPr>
+              <w:t>Sous-total lot 6</w:t>
             </w:r>
           </w:p>
         </w:tc>
         <w:tc>
           <w:tcPr>
             <w:tcW w:type="dxa" w:w="510"/>
+            <w:shd w:val="clear" w:color="auto" w:fill="F2F2F2"/>
           </w:tcPr>
           <w:p>
             <w:pPr>
@@ -9615,15 +12389,16 @@
             <w:r/>
             <w:r>
               <w:rPr>
-                <w:sz w:val="16"/>
-              </w:rPr>
-              <w:t>m²</w:t>
+                <w:b/>
+                <w:sz w:val="16"/>
+              </w:rPr>
             </w:r>
           </w:p>
         </w:tc>
         <w:tc>
           <w:tcPr>
             <w:tcW w:type="dxa" w:w="1020"/>
+            <w:shd w:val="clear" w:color="auto" w:fill="F2F2F2"/>
           </w:tcPr>
           <w:p>
             <w:pPr>
@@ -9632,15 +12407,16 @@
             <w:r/>
             <w:r>
               <w:rPr>
-                <w:sz w:val="16"/>
-              </w:rPr>
-              <w:t>323,42</w:t>
+                <w:b/>
+                <w:sz w:val="16"/>
+              </w:rPr>
             </w:r>
           </w:p>
         </w:tc>
         <w:tc>
           <w:tcPr>
             <w:tcW w:type="dxa" w:w="1304"/>
+            <w:shd w:val="clear" w:color="auto" w:fill="F2F2F2"/>
           </w:tcPr>
           <w:p>
             <w:pPr>
@@ -9649,15 +12425,16 @@
             <w:r/>
             <w:r>
               <w:rPr>
-                <w:sz w:val="16"/>
-              </w:rPr>
-              <w:t>3 055</w:t>
+                <w:b/>
+                <w:sz w:val="16"/>
+              </w:rPr>
             </w:r>
           </w:p>
         </w:tc>
         <w:tc>
           <w:tcPr>
             <w:tcW w:type="dxa" w:w="1701"/>
+            <w:shd w:val="clear" w:color="auto" w:fill="F2F2F2"/>
           </w:tcPr>
           <w:p>
             <w:pPr>
@@ -9666,9 +12443,10 @@
             <w:r/>
             <w:r>
               <w:rPr>
-                <w:sz w:val="16"/>
-              </w:rPr>
-              <w:t>988 048</w:t>
+                <w:b/>
+                <w:sz w:val="16"/>
+              </w:rPr>
+              <w:t>3 042 698</w:t>
             </w:r>
           </w:p>
         </w:tc>
@@ -9677,6 +12455,7 @@
         <w:tc>
           <w:tcPr>
             <w:tcW w:type="dxa" w:w="624"/>
+            <w:shd w:val="clear" w:color="auto" w:fill="D6E4F0"/>
           </w:tcPr>
           <w:p>
             <w:pPr>
@@ -9685,29 +12464,33 @@
             <w:r/>
             <w:r>
               <w:rPr>
-                <w:sz w:val="16"/>
-              </w:rPr>
-              <w:t>6.3</w:t>
+                <w:b/>
+                <w:sz w:val="16"/>
+              </w:rPr>
+              <w:t>LOT 7</w:t>
             </w:r>
           </w:p>
         </w:tc>
         <w:tc>
           <w:tcPr>
             <w:tcW w:type="dxa" w:w="4706"/>
-          </w:tcPr>
-          <w:p>
-            <w:r/>
-            <w:r>
-              <w:rPr>
-                <w:sz w:val="16"/>
-              </w:rPr>
-              <w:t>Béton dosé à 350 kg/m³ pour dallage industriel ép. 12 cm, surfacé</w:t>
+            <w:shd w:val="clear" w:color="auto" w:fill="D6E4F0"/>
+          </w:tcPr>
+          <w:p>
+            <w:r/>
+            <w:r>
+              <w:rPr>
+                <w:b/>
+                <w:sz w:val="16"/>
+              </w:rPr>
+              <w:t>CHARPENTE DE TOITURE ET COUVERTURE - PENTE 20 % (OPTION)</w:t>
             </w:r>
           </w:p>
         </w:tc>
         <w:tc>
           <w:tcPr>
             <w:tcW w:type="dxa" w:w="510"/>
+            <w:shd w:val="clear" w:color="auto" w:fill="D6E4F0"/>
           </w:tcPr>
           <w:p>
             <w:pPr>
@@ -9716,15 +12499,16 @@
             <w:r/>
             <w:r>
               <w:rPr>
-                <w:sz w:val="16"/>
-              </w:rPr>
-              <w:t>m³</w:t>
+                <w:b/>
+                <w:sz w:val="16"/>
+              </w:rPr>
             </w:r>
           </w:p>
         </w:tc>
         <w:tc>
           <w:tcPr>
             <w:tcW w:type="dxa" w:w="1020"/>
+            <w:shd w:val="clear" w:color="auto" w:fill="D6E4F0"/>
           </w:tcPr>
           <w:p>
             <w:pPr>
@@ -9733,15 +12517,16 @@
             <w:r/>
             <w:r>
               <w:rPr>
-                <w:sz w:val="16"/>
-              </w:rPr>
-              <w:t>35,28</w:t>
+                <w:b/>
+                <w:sz w:val="16"/>
+              </w:rPr>
             </w:r>
           </w:p>
         </w:tc>
         <w:tc>
           <w:tcPr>
             <w:tcW w:type="dxa" w:w="1304"/>
+            <w:shd w:val="clear" w:color="auto" w:fill="D6E4F0"/>
           </w:tcPr>
           <w:p>
             <w:pPr>
@@ -9750,15 +12535,16 @@
             <w:r/>
             <w:r>
               <w:rPr>
-                <w:sz w:val="16"/>
-              </w:rPr>
-              <w:t>101 850</w:t>
+                <w:b/>
+                <w:sz w:val="16"/>
+              </w:rPr>
             </w:r>
           </w:p>
         </w:tc>
         <w:tc>
           <w:tcPr>
             <w:tcW w:type="dxa" w:w="1701"/>
+            <w:shd w:val="clear" w:color="auto" w:fill="D6E4F0"/>
           </w:tcPr>
           <w:p>
             <w:pPr>
@@ -9767,9 +12553,9 @@
             <w:r/>
             <w:r>
               <w:rPr>
-                <w:sz w:val="16"/>
-              </w:rPr>
-              <w:t>3 593 268</w:t>
+                <w:b/>
+                <w:sz w:val="16"/>
+              </w:rPr>
             </w:r>
           </w:p>
         </w:tc>
@@ -9778,6 +12564,410 @@
         <w:tc>
           <w:tcPr>
             <w:tcW w:type="dxa" w:w="624"/>
+          </w:tcPr>
+          <w:p>
+            <w:pPr>
+              <w:jc w:val="center"/>
+            </w:pPr>
+            <w:r/>
+            <w:r>
+              <w:rPr>
+                <w:sz w:val="16"/>
+              </w:rPr>
+              <w:t>7.1</w:t>
+            </w:r>
+          </w:p>
+        </w:tc>
+        <w:tc>
+          <w:tcPr>
+            <w:tcW w:type="dxa" w:w="4706"/>
+          </w:tcPr>
+          <w:p>
+            <w:r/>
+            <w:r>
+              <w:rPr>
+                <w:sz w:val="16"/>
+              </w:rPr>
+              <w:t>Fermes / traverses de toiture sur têtes d'IPE 220 (hors pannes) - ratio à confirmer par note de calcul</w:t>
+            </w:r>
+          </w:p>
+        </w:tc>
+        <w:tc>
+          <w:tcPr>
+            <w:tcW w:type="dxa" w:w="510"/>
+          </w:tcPr>
+          <w:p>
+            <w:pPr>
+              <w:jc w:val="center"/>
+            </w:pPr>
+            <w:r/>
+            <w:r>
+              <w:rPr>
+                <w:sz w:val="16"/>
+              </w:rPr>
+              <w:t>kg</w:t>
+            </w:r>
+          </w:p>
+        </w:tc>
+        <w:tc>
+          <w:tcPr>
+            <w:tcW w:type="dxa" w:w="1020"/>
+          </w:tcPr>
+          <w:p>
+            <w:pPr>
+              <w:jc w:val="right"/>
+            </w:pPr>
+            <w:r/>
+            <w:r>
+              <w:rPr>
+                <w:sz w:val="16"/>
+              </w:rPr>
+              <w:t>2 728,00</w:t>
+            </w:r>
+          </w:p>
+        </w:tc>
+        <w:tc>
+          <w:tcPr>
+            <w:tcW w:type="dxa" w:w="1304"/>
+          </w:tcPr>
+          <w:p>
+            <w:pPr>
+              <w:jc w:val="right"/>
+            </w:pPr>
+            <w:r/>
+            <w:r>
+              <w:rPr>
+                <w:sz w:val="16"/>
+              </w:rPr>
+              <w:t>1 890</w:t>
+            </w:r>
+          </w:p>
+        </w:tc>
+        <w:tc>
+          <w:tcPr>
+            <w:tcW w:type="dxa" w:w="1701"/>
+          </w:tcPr>
+          <w:p>
+            <w:pPr>
+              <w:jc w:val="right"/>
+            </w:pPr>
+            <w:r/>
+            <w:r>
+              <w:rPr>
+                <w:sz w:val="16"/>
+              </w:rPr>
+              <w:t>5 155 920</w:t>
+            </w:r>
+          </w:p>
+        </w:tc>
+      </w:tr>
+      <w:tr>
+        <w:tc>
+          <w:tcPr>
+            <w:tcW w:type="dxa" w:w="624"/>
+          </w:tcPr>
+          <w:p>
+            <w:pPr>
+              <w:jc w:val="center"/>
+            </w:pPr>
+            <w:r/>
+            <w:r>
+              <w:rPr>
+                <w:sz w:val="16"/>
+              </w:rPr>
+              <w:t>7.2</w:t>
+            </w:r>
+          </w:p>
+        </w:tc>
+        <w:tc>
+          <w:tcPr>
+            <w:tcW w:type="dxa" w:w="4706"/>
+          </w:tcPr>
+          <w:p>
+            <w:r/>
+            <w:r>
+              <w:rPr>
+                <w:sz w:val="16"/>
+              </w:rPr>
+              <w:t>Pannes en Z 120 x 2 mm, entraxe ≤ 1,20 m, y compris échantignoles et boulonnerie</w:t>
+            </w:r>
+          </w:p>
+        </w:tc>
+        <w:tc>
+          <w:tcPr>
+            <w:tcW w:type="dxa" w:w="510"/>
+          </w:tcPr>
+          <w:p>
+            <w:pPr>
+              <w:jc w:val="center"/>
+            </w:pPr>
+            <w:r/>
+            <w:r>
+              <w:rPr>
+                <w:sz w:val="16"/>
+              </w:rPr>
+              <w:t>kg</w:t>
+            </w:r>
+          </w:p>
+        </w:tc>
+        <w:tc>
+          <w:tcPr>
+            <w:tcW w:type="dxa" w:w="1020"/>
+          </w:tcPr>
+          <w:p>
+            <w:pPr>
+              <w:jc w:val="right"/>
+            </w:pPr>
+            <w:r/>
+            <w:r>
+              <w:rPr>
+                <w:sz w:val="16"/>
+              </w:rPr>
+              <w:t>1 523,34</w:t>
+            </w:r>
+          </w:p>
+        </w:tc>
+        <w:tc>
+          <w:tcPr>
+            <w:tcW w:type="dxa" w:w="1304"/>
+          </w:tcPr>
+          <w:p>
+            <w:pPr>
+              <w:jc w:val="right"/>
+            </w:pPr>
+            <w:r/>
+            <w:r>
+              <w:rPr>
+                <w:sz w:val="16"/>
+              </w:rPr>
+              <w:t>1 605</w:t>
+            </w:r>
+          </w:p>
+        </w:tc>
+        <w:tc>
+          <w:tcPr>
+            <w:tcW w:type="dxa" w:w="1701"/>
+          </w:tcPr>
+          <w:p>
+            <w:pPr>
+              <w:jc w:val="right"/>
+            </w:pPr>
+            <w:r/>
+            <w:r>
+              <w:rPr>
+                <w:sz w:val="16"/>
+              </w:rPr>
+              <w:t>2 444 961</w:t>
+            </w:r>
+          </w:p>
+        </w:tc>
+      </w:tr>
+      <w:tr>
+        <w:tc>
+          <w:tcPr>
+            <w:tcW w:type="dxa" w:w="624"/>
+          </w:tcPr>
+          <w:p>
+            <w:pPr>
+              <w:jc w:val="center"/>
+            </w:pPr>
+            <w:r/>
+            <w:r>
+              <w:rPr>
+                <w:sz w:val="16"/>
+              </w:rPr>
+              <w:t>7.3</w:t>
+            </w:r>
+          </w:p>
+        </w:tc>
+        <w:tc>
+          <w:tcPr>
+            <w:tcW w:type="dxa" w:w="4706"/>
+          </w:tcPr>
+          <w:p>
+            <w:r/>
+            <w:r>
+              <w:rPr>
+                <w:sz w:val="16"/>
+              </w:rPr>
+              <w:t>Couverture en tôles bacs 5 ondulations sur pannes Z, pente 20 %, débords 0,50 m</w:t>
+            </w:r>
+          </w:p>
+        </w:tc>
+        <w:tc>
+          <w:tcPr>
+            <w:tcW w:type="dxa" w:w="510"/>
+          </w:tcPr>
+          <w:p>
+            <w:pPr>
+              <w:jc w:val="center"/>
+            </w:pPr>
+            <w:r/>
+            <w:r>
+              <w:rPr>
+                <w:sz w:val="16"/>
+              </w:rPr>
+              <w:t>m²</w:t>
+            </w:r>
+          </w:p>
+        </w:tc>
+        <w:tc>
+          <w:tcPr>
+            <w:tcW w:type="dxa" w:w="1020"/>
+          </w:tcPr>
+          <w:p>
+            <w:pPr>
+              <w:jc w:val="right"/>
+            </w:pPr>
+            <w:r/>
+            <w:r>
+              <w:rPr>
+                <w:sz w:val="16"/>
+              </w:rPr>
+              <w:t>347,14</w:t>
+            </w:r>
+          </w:p>
+        </w:tc>
+        <w:tc>
+          <w:tcPr>
+            <w:tcW w:type="dxa" w:w="1304"/>
+          </w:tcPr>
+          <w:p>
+            <w:pPr>
+              <w:jc w:val="right"/>
+            </w:pPr>
+            <w:r/>
+            <w:r>
+              <w:rPr>
+                <w:sz w:val="16"/>
+              </w:rPr>
+              <w:t>7 175</w:t>
+            </w:r>
+          </w:p>
+        </w:tc>
+        <w:tc>
+          <w:tcPr>
+            <w:tcW w:type="dxa" w:w="1701"/>
+          </w:tcPr>
+          <w:p>
+            <w:pPr>
+              <w:jc w:val="right"/>
+            </w:pPr>
+            <w:r/>
+            <w:r>
+              <w:rPr>
+                <w:sz w:val="16"/>
+              </w:rPr>
+              <w:t>2 490 724</w:t>
+            </w:r>
+          </w:p>
+        </w:tc>
+      </w:tr>
+      <w:tr>
+        <w:tc>
+          <w:tcPr>
+            <w:tcW w:type="dxa" w:w="624"/>
+          </w:tcPr>
+          <w:p>
+            <w:pPr>
+              <w:jc w:val="center"/>
+            </w:pPr>
+            <w:r/>
+            <w:r>
+              <w:rPr>
+                <w:sz w:val="16"/>
+              </w:rPr>
+              <w:t>7.4</w:t>
+            </w:r>
+          </w:p>
+        </w:tc>
+        <w:tc>
+          <w:tcPr>
+            <w:tcW w:type="dxa" w:w="4706"/>
+          </w:tcPr>
+          <w:p>
+            <w:r/>
+            <w:r>
+              <w:rPr>
+                <w:sz w:val="16"/>
+              </w:rPr>
+              <w:t>Faîtière</w:t>
+            </w:r>
+          </w:p>
+        </w:tc>
+        <w:tc>
+          <w:tcPr>
+            <w:tcW w:type="dxa" w:w="510"/>
+          </w:tcPr>
+          <w:p>
+            <w:pPr>
+              <w:jc w:val="center"/>
+            </w:pPr>
+            <w:r/>
+            <w:r>
+              <w:rPr>
+                <w:sz w:val="16"/>
+              </w:rPr>
+              <w:t>ml</w:t>
+            </w:r>
+          </w:p>
+        </w:tc>
+        <w:tc>
+          <w:tcPr>
+            <w:tcW w:type="dxa" w:w="1020"/>
+          </w:tcPr>
+          <w:p>
+            <w:pPr>
+              <w:jc w:val="right"/>
+            </w:pPr>
+            <w:r/>
+            <w:r>
+              <w:rPr>
+                <w:sz w:val="16"/>
+              </w:rPr>
+              <w:t>31,00</w:t>
+            </w:r>
+          </w:p>
+        </w:tc>
+        <w:tc>
+          <w:tcPr>
+            <w:tcW w:type="dxa" w:w="1304"/>
+          </w:tcPr>
+          <w:p>
+            <w:pPr>
+              <w:jc w:val="right"/>
+            </w:pPr>
+            <w:r/>
+            <w:r>
+              <w:rPr>
+                <w:sz w:val="16"/>
+              </w:rPr>
+              <w:t>5 500</w:t>
+            </w:r>
+          </w:p>
+        </w:tc>
+        <w:tc>
+          <w:tcPr>
+            <w:tcW w:type="dxa" w:w="1701"/>
+          </w:tcPr>
+          <w:p>
+            <w:pPr>
+              <w:jc w:val="right"/>
+            </w:pPr>
+            <w:r/>
+            <w:r>
+              <w:rPr>
+                <w:sz w:val="16"/>
+              </w:rPr>
+              <w:t>170 500</w:t>
+            </w:r>
+          </w:p>
+        </w:tc>
+      </w:tr>
+      <w:tr>
+        <w:tc>
+          <w:tcPr>
+            <w:tcW w:type="dxa" w:w="624"/>
             <w:shd w:val="clear" w:color="auto" w:fill="F2F2F2"/>
           </w:tcPr>
           <w:p>
@@ -9805,7 +12995,7 @@
                 <w:b/>
                 <w:sz w:val="16"/>
               </w:rPr>
-              <w:t>Sous-total lot 6</w:t>
+              <w:t>Sous-total lot 7</w:t>
             </w:r>
           </w:p>
         </w:tc>
@@ -9878,7 +13068,7 @@
                 <w:b/>
                 <w:sz w:val="16"/>
               </w:rPr>
-              <w:t>5 326 606</w:t>
+              <w:t>10 262 105</w:t>
             </w:r>
           </w:p>
         </w:tc>
@@ -9899,7 +13089,7 @@
                 <w:b/>
                 <w:sz w:val="16"/>
               </w:rPr>
-              <w:t>LOT 7</w:t>
+              <w:t>LOT 8</w:t>
             </w:r>
           </w:p>
         </w:tc>
@@ -10006,7 +13196,7 @@
               <w:rPr>
                 <w:sz w:val="16"/>
               </w:rPr>
-              <w:t>7.1</w:t>
+              <w:t>8.1</w:t>
             </w:r>
           </w:p>
         </w:tc>
@@ -10020,7 +13210,7 @@
               <w:rPr>
                 <w:sz w:val="16"/>
               </w:rPr>
-              <w:t>Portail métallique coulissant 6,00 x 4,50 m (tôle 15/10 sur cadre tubes, rail, peinture)</w:t>
+              <w:t>Portail métallique coulissant 6,00 x 4,50 m</w:t>
             </w:r>
           </w:p>
         </w:tc>
@@ -10124,7 +13314,7 @@
                 <w:b/>
                 <w:sz w:val="16"/>
               </w:rPr>
-              <w:t>Sous-total lot 7</w:t>
+              <w:t>Sous-total lot 8</w:t>
             </w:r>
           </w:p>
         </w:tc>
@@ -10384,7 +13574,7 @@
               <w:rPr>
                 <w:sz w:val="18"/>
               </w:rPr>
-              <w:t>774 215</w:t>
+              <w:t>661 419</w:t>
             </w:r>
           </w:p>
         </w:tc>
@@ -10434,7 +13624,7 @@
               <w:rPr>
                 <w:sz w:val="18"/>
               </w:rPr>
-              <w:t>3 657 377</w:t>
+              <w:t>4 536 756</w:t>
             </w:r>
           </w:p>
         </w:tc>
@@ -10484,7 +13674,7 @@
               <w:rPr>
                 <w:sz w:val="18"/>
               </w:rPr>
-              <w:t>8 793 818</w:t>
+              <w:t>8 563 924</w:t>
             </w:r>
           </w:p>
         </w:tc>
@@ -10501,6 +13691,106 @@
             <w:r/>
             <w:r>
               <w:rPr>
+                <w:sz w:val="18"/>
+              </w:rPr>
+              <w:t>Lot 4</w:t>
+            </w:r>
+          </w:p>
+        </w:tc>
+        <w:tc>
+          <w:tcPr>
+            <w:tcW w:type="dxa" w:w="6520"/>
+          </w:tcPr>
+          <w:p>
+            <w:r/>
+            <w:r>
+              <w:rPr>
+                <w:sz w:val="18"/>
+              </w:rPr>
+              <w:t>STRUCTURE MÉTALLIQUE : PILIERS IPE 220 ET CONTREVENTEMENTS</w:t>
+            </w:r>
+          </w:p>
+        </w:tc>
+        <w:tc>
+          <w:tcPr>
+            <w:tcW w:type="dxa" w:w="2268"/>
+          </w:tcPr>
+          <w:p>
+            <w:pPr>
+              <w:jc w:val="right"/>
+            </w:pPr>
+            <w:r/>
+            <w:r>
+              <w:rPr>
+                <w:sz w:val="18"/>
+              </w:rPr>
+              <w:t>6 921 372</w:t>
+            </w:r>
+          </w:p>
+        </w:tc>
+      </w:tr>
+      <w:tr>
+        <w:tc>
+          <w:tcPr>
+            <w:tcW w:type="dxa" w:w="850"/>
+          </w:tcPr>
+          <w:p>
+            <w:pPr>
+              <w:jc w:val="center"/>
+            </w:pPr>
+            <w:r/>
+            <w:r>
+              <w:rPr>
+                <w:sz w:val="18"/>
+              </w:rPr>
+              <w:t>Lot 5</w:t>
+            </w:r>
+          </w:p>
+        </w:tc>
+        <w:tc>
+          <w:tcPr>
+            <w:tcW w:type="dxa" w:w="6520"/>
+          </w:tcPr>
+          <w:p>
+            <w:r/>
+            <w:r>
+              <w:rPr>
+                <w:sz w:val="18"/>
+              </w:rPr>
+              <w:t>FORME EN LATÉRITE ET DALLAGE BA 20 cm</w:t>
+            </w:r>
+          </w:p>
+        </w:tc>
+        <w:tc>
+          <w:tcPr>
+            <w:tcW w:type="dxa" w:w="2268"/>
+          </w:tcPr>
+          <w:p>
+            <w:pPr>
+              <w:jc w:val="right"/>
+            </w:pPr>
+            <w:r/>
+            <w:r>
+              <w:rPr>
+                <w:sz w:val="18"/>
+              </w:rPr>
+              <w:t>14 912 092</w:t>
+            </w:r>
+          </w:p>
+        </w:tc>
+      </w:tr>
+      <w:tr>
+        <w:tc>
+          <w:tcPr>
+            <w:tcW w:type="dxa" w:w="850"/>
+          </w:tcPr>
+          <w:p>
+            <w:pPr>
+              <w:jc w:val="center"/>
+            </w:pPr>
+            <w:r/>
+            <w:r>
+              <w:rPr>
                 <w:b/>
                 <w:sz w:val="18"/>
               </w:rPr>
@@ -10518,7 +13808,7 @@
                 <w:b/>
                 <w:sz w:val="18"/>
               </w:rPr>
-              <w:t>TOTAL GROS ŒUVRE HT (A)</w:t>
+              <w:t>TOTAL GROS ŒUVRE ET STRUCTURE HT (A)</w:t>
             </w:r>
           </w:p>
         </w:tc>
@@ -10536,7 +13826,7 @@
                 <w:b/>
                 <w:sz w:val="18"/>
               </w:rPr>
-              <w:t>14 099 811</w:t>
+              <w:t>36 469 963</w:t>
             </w:r>
           </w:p>
         </w:tc>
@@ -10588,7 +13878,7 @@
                 <w:b/>
                 <w:sz w:val="18"/>
               </w:rPr>
-              <w:t>2 537 966</w:t>
+              <w:t>6 564 593</w:t>
             </w:r>
           </w:p>
         </w:tc>
@@ -10643,7 +13933,7 @@
                 <w:b/>
                 <w:sz w:val="18"/>
               </w:rPr>
-              <w:t>16 637 777</w:t>
+              <w:t>43 034 557</w:t>
             </w:r>
           </w:p>
         </w:tc>
@@ -10662,7 +13952,7 @@
               <w:rPr>
                 <w:sz w:val="18"/>
               </w:rPr>
-              <w:t>Lot 4</w:t>
+              <w:t>Lot 6</w:t>
             </w:r>
           </w:p>
         </w:tc>
@@ -10693,7 +13983,7 @@
               <w:rPr>
                 <w:sz w:val="18"/>
               </w:rPr>
-              <w:t>3 094 864</w:t>
+              <w:t>3 042 698</w:t>
             </w:r>
           </w:p>
         </w:tc>
@@ -10712,7 +14002,7 @@
               <w:rPr>
                 <w:sz w:val="18"/>
               </w:rPr>
-              <w:t>Lot 5</w:t>
+              <w:t>Lot 7</w:t>
             </w:r>
           </w:p>
         </w:tc>
@@ -10726,7 +14016,7 @@
               <w:rPr>
                 <w:sz w:val="18"/>
               </w:rPr>
-              <w:t>CHARPENTE MÉTALLIQUE ET COUVERTURE - PENTE 20 % (OPTION)</w:t>
+              <w:t>CHARPENTE DE TOITURE ET COUVERTURE - PENTE 20 % (OPTION)</w:t>
             </w:r>
           </w:p>
         </w:tc>
@@ -10743,7 +14033,7 @@
               <w:rPr>
                 <w:sz w:val="18"/>
               </w:rPr>
-              <w:t>13 211 770</w:t>
+              <w:t>10 262 105</w:t>
             </w:r>
           </w:p>
         </w:tc>
@@ -10762,7 +14052,7 @@
               <w:rPr>
                 <w:sz w:val="18"/>
               </w:rPr>
-              <w:t>Lot 6</w:t>
+              <w:t>Lot 8</w:t>
             </w:r>
           </w:p>
         </w:tc>
@@ -10776,7 +14066,7 @@
               <w:rPr>
                 <w:sz w:val="18"/>
               </w:rPr>
-              <w:t>DALLAGE INDUSTRIEL (OPTION)</w:t>
+              <w:t>MENUISERIE MÉTALLIQUE (OPTION)</w:t>
             </w:r>
           </w:p>
         </w:tc>
@@ -10793,7 +14083,7 @@
               <w:rPr>
                 <w:sz w:val="18"/>
               </w:rPr>
-              <w:t>5 326 606</w:t>
+              <w:t>2 702 440</w:t>
             </w:r>
           </w:p>
         </w:tc>
@@ -10810,9 +14100,9 @@
             <w:r/>
             <w:r>
               <w:rPr>
+                <w:b/>
                 <w:sz w:val="18"/>
               </w:rPr>
-              <w:t>Lot 7</w:t>
             </w:r>
           </w:p>
         </w:tc>
@@ -10824,9 +14114,10 @@
             <w:r/>
             <w:r>
               <w:rPr>
+                <w:b/>
                 <w:sz w:val="18"/>
               </w:rPr>
-              <w:t>MENUISERIE MÉTALLIQUE (OPTION)</w:t>
+              <w:t>TOTAL OPTIONS HT (B)</w:t>
             </w:r>
           </w:p>
         </w:tc>
@@ -10841,9 +14132,10 @@
             <w:r/>
             <w:r>
               <w:rPr>
+                <w:b/>
                 <w:sz w:val="18"/>
               </w:rPr>
-              <w:t>2 702 440</w:t>
+              <w:t>16 007 243</w:t>
             </w:r>
           </w:p>
         </w:tc>
@@ -10877,7 +14169,7 @@
                 <w:b/>
                 <w:sz w:val="18"/>
               </w:rPr>
-              <w:t>TOTAL OPTIONS HT (B)</w:t>
+              <w:t>TOTAL GÉNÉRAL HT (A + B)</w:t>
             </w:r>
           </w:p>
         </w:tc>
@@ -10895,7 +14187,7 @@
                 <w:b/>
                 <w:sz w:val="18"/>
               </w:rPr>
-              <w:t>24 335 680</w:t>
+              <w:t>52 477 206</w:t>
             </w:r>
           </w:p>
         </w:tc>
@@ -10929,7 +14221,7 @@
                 <w:b/>
                 <w:sz w:val="18"/>
               </w:rPr>
-              <w:t>TOTAL GÉNÉRAL HT (A + B)</w:t>
+              <w:t>TVA 18 %</w:t>
             </w:r>
           </w:p>
         </w:tc>
@@ -10947,7 +14239,7 @@
                 <w:b/>
                 <w:sz w:val="18"/>
               </w:rPr>
-              <w:t>38 435 491</w:t>
+              <w:t>9 445 897</w:t>
             </w:r>
           </w:p>
         </w:tc>
@@ -10956,6 +14248,7 @@
         <w:tc>
           <w:tcPr>
             <w:tcW w:type="dxa" w:w="850"/>
+            <w:shd w:val="clear" w:color="auto" w:fill="D6E4F0"/>
           </w:tcPr>
           <w:p>
             <w:pPr>
@@ -10973,6 +14266,7 @@
         <w:tc>
           <w:tcPr>
             <w:tcW w:type="dxa" w:w="6520"/>
+            <w:shd w:val="clear" w:color="auto" w:fill="D6E4F0"/>
           </w:tcPr>
           <w:p>
             <w:r/>
@@ -10981,13 +14275,14 @@
                 <w:b/>
                 <w:sz w:val="18"/>
               </w:rPr>
-              <w:t>TVA 18 %</w:t>
+              <w:t>TOTAL GÉNÉRAL TTC (A + B)</w:t>
             </w:r>
           </w:p>
         </w:tc>
         <w:tc>
           <w:tcPr>
             <w:tcW w:type="dxa" w:w="2268"/>
+            <w:shd w:val="clear" w:color="auto" w:fill="D6E4F0"/>
           </w:tcPr>
           <w:p>
             <w:pPr>
@@ -10999,62 +14294,7 @@
                 <w:b/>
                 <w:sz w:val="18"/>
               </w:rPr>
-              <w:t>6 918 388</w:t>
-            </w:r>
-          </w:p>
-        </w:tc>
-      </w:tr>
-      <w:tr>
-        <w:tc>
-          <w:tcPr>
-            <w:tcW w:type="dxa" w:w="850"/>
-            <w:shd w:val="clear" w:color="auto" w:fill="D6E4F0"/>
-          </w:tcPr>
-          <w:p>
-            <w:pPr>
-              <w:jc w:val="center"/>
-            </w:pPr>
-            <w:r/>
-            <w:r>
-              <w:rPr>
-                <w:b/>
-                <w:sz w:val="18"/>
-              </w:rPr>
-            </w:r>
-          </w:p>
-        </w:tc>
-        <w:tc>
-          <w:tcPr>
-            <w:tcW w:type="dxa" w:w="6520"/>
-            <w:shd w:val="clear" w:color="auto" w:fill="D6E4F0"/>
-          </w:tcPr>
-          <w:p>
-            <w:r/>
-            <w:r>
-              <w:rPr>
-                <w:b/>
-                <w:sz w:val="18"/>
-              </w:rPr>
-              <w:t>TOTAL GÉNÉRAL TTC (A + B)</w:t>
-            </w:r>
-          </w:p>
-        </w:tc>
-        <w:tc>
-          <w:tcPr>
-            <w:tcW w:type="dxa" w:w="2268"/>
-            <w:shd w:val="clear" w:color="auto" w:fill="D6E4F0"/>
-          </w:tcPr>
-          <w:p>
-            <w:pPr>
-              <w:jc w:val="right"/>
-            </w:pPr>
-            <w:r/>
-            <w:r>
-              <w:rPr>
-                <w:b/>
-                <w:sz w:val="18"/>
-              </w:rPr>
-              <w:t>45 353 879</w:t>
+              <w:t>61 923 103</w:t>
             </w:r>
           </w:p>
         </w:tc>
@@ -11069,7 +14309,7 @@
         <w:t xml:space="preserve">Arrêté le présent devis (gros œuvre) à la somme TTC de : </w:t>
       </w:r>
       <w:r>
-        <w:t>seize millions six cent trente-sept mille sept cent soixante-dix-sept francs CFA (16 637 777 FCFA).</w:t>
+        <w:t>quarante-trois millions trente-quatre mille cinq cent cinquante-sept francs CFA (43 034 557 FCFA).</w:t>
       </w:r>
     </w:p>
     <w:p>
@@ -11080,12 +14320,12 @@
         <w:t xml:space="preserve">Montant TTC avec toutes les options : </w:t>
       </w:r>
       <w:r>
-        <w:t>quarante-cinq millions trois cent cinquante-trois mille huit cent soixante-dix-neuf francs CFA (45 353 879 FCFA).</w:t>
+        <w:t>soixante et un millions neuf cent vingt-trois mille cent trois francs CFA (61 923 103 FCFA).</w:t>
       </w:r>
     </w:p>
     <w:p>
       <w:r>
-        <w:t>Ratio gros œuvre : 46 999 FCFA HT/m² d'emprise ; ratio global : 128 118 FCFA HT/m².</w:t>
+        <w:t>Ratio gros œuvre : 121 567 FCFA HT/m² d'emprise ; ratio global : 174 924 FCFA HT/m².</w:t>
       </w:r>
     </w:p>
     <w:p/>

--- a/docs/projets/batiment-industriel-30x10/02_Devis_Quantitatif_Estimatif_Batiment_30x10.docx
+++ b/docs/projets/batiment-industriel-30x10/02_Devis_Quantitatif_Estimatif_Batiment_30x10.docx
@@ -14329,6 +14329,7 @@
       </w:r>
     </w:p>
     <w:p/>
+    <w:p/>
     <w:p>
       <w:pPr>
         <w:jc w:val="right"/>
@@ -14337,19 +14338,91 @@
         <w:t>Fait à Abidjan, le 04/10/2026</w:t>
       </w:r>
     </w:p>
-    <w:p>
-      <w:pPr>
-        <w:jc w:val="right"/>
-      </w:pPr>
-      <w:r>
-        <w:rPr>
-          <w:b/>
-        </w:rPr>
-        <w:t>Moulo Jean Claude</w:t>
-        <w:br/>
-        <w:t>Technicien Génie Civil BTP</w:t>
-      </w:r>
-    </w:p>
+    <w:tbl>
+      <w:tblPr>
+        <w:tblW w:type="auto" w:w="0"/>
+        <w:jc w:val="center"/>
+        <w:tblLook w:firstColumn="1" w:firstRow="1" w:lastColumn="0" w:lastRow="0" w:noHBand="0" w:noVBand="1" w:val="04A0"/>
+      </w:tblPr>
+      <w:tblGrid>
+        <w:gridCol w:w="4933"/>
+        <w:gridCol w:w="4933"/>
+      </w:tblGrid>
+      <w:tr>
+        <w:tc>
+          <w:tcPr>
+            <w:tcW w:type="dxa" w:w="4933"/>
+          </w:tcPr>
+          <w:p>
+            <w:pPr>
+              <w:jc w:val="center"/>
+            </w:pPr>
+            <w:r>
+              <w:rPr>
+                <w:b/>
+                <w:color w:val="1F3A5F"/>
+              </w:rPr>
+              <w:t>Établi par</w:t>
+            </w:r>
+          </w:p>
+        </w:tc>
+        <w:tc>
+          <w:tcPr>
+            <w:tcW w:type="dxa" w:w="4933"/>
+          </w:tcPr>
+          <w:p>
+            <w:pPr>
+              <w:jc w:val="center"/>
+            </w:pPr>
+            <w:r>
+              <w:rPr>
+                <w:b/>
+                <w:color w:val="1F3A5F"/>
+              </w:rPr>
+              <w:t>Pour ASSEYA SILVER CONSTRUCTION</w:t>
+            </w:r>
+          </w:p>
+        </w:tc>
+      </w:tr>
+      <w:tr>
+        <w:tc>
+          <w:tcPr>
+            <w:tcW w:type="dxa" w:w="4933"/>
+          </w:tcPr>
+          <w:p>
+            <w:pPr>
+              <w:jc w:val="center"/>
+            </w:pPr>
+            <w:r>
+              <w:t>Moulo Jean Claude</w:t>
+              <w:br/>
+              <w:t>Technicien Génie Civil BTP</w:t>
+              <w:br/>
+              <w:br/>
+              <w:br/>
+              <w:br/>
+            </w:r>
+          </w:p>
+        </w:tc>
+        <w:tc>
+          <w:tcPr>
+            <w:tcW w:type="dxa" w:w="4933"/>
+          </w:tcPr>
+          <w:p>
+            <w:pPr>
+              <w:jc w:val="center"/>
+            </w:pPr>
+            <w:r>
+              <w:t>Cachet et signature du responsable</w:t>
+              <w:br/>
+              <w:br/>
+              <w:br/>
+              <w:br/>
+            </w:r>
+          </w:p>
+        </w:tc>
+      </w:tr>
+    </w:tbl>
     <w:sectPr>
       <w:headerReference w:type="default" r:id="rId9"/>
       <w:footerReference w:type="default" r:id="rId10"/>
@@ -14369,6 +14442,15 @@
       <w:pStyle w:val="Footer"/>
       <w:jc w:val="center"/>
     </w:pPr>
+    <w:r>
+      <w:rPr>
+        <w:sz w:val="14"/>
+      </w:rPr>
+      <w:t>ASSEYA SILVER CONSTRUCTION - Bouaké - Tél : 07 08 39 02 66 / 05 05 10 76 82 - Email : asseyasilver@gmail.com</w:t>
+      <w:br/>
+      <w:t>N° CC : 2245191 D - RCCM : CI-BKE-01-2022-B13-00153 - Bank of Africa - compte n° 004619070000 - Impôts : TEE - Bouaké 1</w:t>
+      <w:br/>
+    </w:r>
     <w:r>
       <w:rPr>
         <w:sz w:val="16"/>
@@ -14415,7 +14497,7 @@
       <w:tblLook w:firstColumn="1" w:firstRow="1" w:lastColumn="0" w:lastRow="0" w:noHBand="0" w:noVBand="1" w:val="04A0"/>
     </w:tblPr>
     <w:tblGrid>
-      <w:gridCol w:w="4933"/>
+      <w:gridCol w:w="5102"/>
       <w:gridCol w:w="4933"/>
     </w:tblGrid>
     <w:tr>
@@ -14426,12 +14508,48 @@
         </w:tcPr>
         <w:p>
           <w:r>
+            <w:drawing>
+              <wp:inline xmlns:a="http://schemas.openxmlformats.org/drawingml/2006/main" xmlns:pic="http://schemas.openxmlformats.org/drawingml/2006/picture">
+                <wp:extent cx="868363" cy="576000"/>
+                <wp:docPr id="1" name="Picture 1"/>
+                <wp:cNvGraphicFramePr>
+                  <a:graphicFrameLocks noChangeAspect="1"/>
+                </wp:cNvGraphicFramePr>
+                <a:graphic>
+                  <a:graphicData uri="http://schemas.openxmlformats.org/drawingml/2006/picture">
+                    <pic:pic>
+                      <pic:nvPicPr>
+                        <pic:cNvPr id="0" name="logo_asc.jpg"/>
+                        <pic:cNvPicPr/>
+                      </pic:nvPicPr>
+                      <pic:blipFill>
+                        <a:blip r:embed="rId1"/>
+                        <a:stretch>
+                          <a:fillRect/>
+                        </a:stretch>
+                      </pic:blipFill>
+                      <pic:spPr>
+                        <a:xfrm>
+                          <a:off x="0" y="0"/>
+                          <a:ext cx="868363" cy="576000"/>
+                        </a:xfrm>
+                        <a:prstGeom prst="rect"/>
+                      </pic:spPr>
+                    </pic:pic>
+                  </a:graphicData>
+                </a:graphic>
+              </wp:inline>
+            </w:drawing>
+          </w:r>
+        </w:p>
+        <w:p>
+          <w:r>
             <w:rPr>
               <w:b/>
               <w:color w:val="1F3A5F"/>
-              <w:sz w:val="22"/>
+              <w:sz w:val="20"/>
             </w:rPr>
-            <w:t>MOULO JEAN CLAUDE</w:t>
+            <w:t>ASSEYA SILVER CONSTRUCTION</w:t>
           </w:r>
         </w:p>
         <w:p>
@@ -14439,7 +14557,15 @@
             <w:rPr>
               <w:sz w:val="16"/>
             </w:rPr>
-            <w:t>Technicien Génie Civil BTP - Abidjan, Côte d'Ivoire</w:t>
+            <w:t>Construction métallique et bâtiment - Bouaké</w:t>
+          </w:r>
+        </w:p>
+        <w:p>
+          <w:r>
+            <w:rPr>
+              <w:sz w:val="16"/>
+            </w:rPr>
+            <w:t>Tél : 07 08 39 02 66 / 05 05 10 76 82 - asseyasilver@gmail.com</w:t>
           </w:r>
         </w:p>
       </w:tc>
@@ -14481,6 +14607,18 @@
               <w:sz w:val="16"/>
             </w:rPr>
             <w:t>Date : 04/10/2026 - Normes : BAEL 91 mod. 99 / EC2</w:t>
+          </w:r>
+        </w:p>
+        <w:p>
+          <w:pPr>
+            <w:jc w:val="right"/>
+          </w:pPr>
+          <w:r>
+            <w:rPr>
+              <w:b/>
+              <w:sz w:val="16"/>
+            </w:rPr>
+            <w:t>Établi par : Moulo Jean Claude, Technicien Génie Civil BTP</w:t>
           </w:r>
         </w:p>
       </w:tc>

--- a/docs/projets/batiment-industriel-30x10/02_Devis_Quantitatif_Estimatif_Batiment_30x10.docx
+++ b/docs/projets/batiment-industriel-30x10/02_Devis_Quantitatif_Estimatif_Batiment_30x10.docx
@@ -481,7 +481,7 @@
               <w:rPr>
                 <w:sz w:val="16"/>
               </w:rPr>
-              <w:t>Fouilles en rigole 0,60 x 1,20 m en terrain latéritique</w:t>
+              <w:t>Fouilles en rigole 0,80 x 1,20 m en terrain latéritique</w:t>
             </w:r>
           </w:p>
         </w:tc>
@@ -495,7 +495,7 @@
               <w:rPr>
                 <w:sz w:val="16"/>
               </w:rPr>
-              <w:t>80 x 0,6 x 1,2</w:t>
+              <w:t>80 x 0,8 x 1,2</w:t>
             </w:r>
           </w:p>
         </w:tc>
@@ -529,7 +529,7 @@
               <w:rPr>
                 <w:sz w:val="16"/>
               </w:rPr>
-              <w:t>57,60</w:t>
+              <w:t>76,80</w:t>
             </w:r>
           </w:p>
         </w:tc>
@@ -576,7 +576,7 @@
               <w:rPr>
                 <w:sz w:val="16"/>
               </w:rPr>
-              <w:t>17 x (1 x 1-0,6 x 1) x 1,2</w:t>
+              <w:t>17 x (1 x 1-0,8 x 1) x 1,2</w:t>
             </w:r>
           </w:p>
         </w:tc>
@@ -610,7 +610,7 @@
               <w:rPr>
                 <w:sz w:val="16"/>
               </w:rPr>
-              <w:t>8,16</w:t>
+              <w:t>4,08</w:t>
             </w:r>
           </w:p>
         </w:tc>
@@ -657,7 +657,7 @@
               <w:rPr>
                 <w:sz w:val="16"/>
               </w:rPr>
-              <w:t>57,6+8,16-23,9</w:t>
+              <w:t>76,8+4,08-26,53</w:t>
             </w:r>
           </w:p>
         </w:tc>
@@ -691,7 +691,7 @@
               <w:rPr>
                 <w:sz w:val="16"/>
               </w:rPr>
-              <w:t>41,86</w:t>
+              <w:t>54,35</w:t>
             </w:r>
           </w:p>
         </w:tc>
@@ -738,7 +738,7 @@
               <w:rPr>
                 <w:sz w:val="16"/>
               </w:rPr>
-              <w:t>23,9 x 1,25</w:t>
+              <w:t>26,53 x 1,25</w:t>
             </w:r>
           </w:p>
         </w:tc>
@@ -772,7 +772,7 @@
               <w:rPr>
                 <w:sz w:val="16"/>
               </w:rPr>
-              <w:t>29,88</w:t>
+              <w:t>33,16</w:t>
             </w:r>
           </w:p>
         </w:tc>
@@ -819,7 +819,7 @@
               <w:rPr>
                 <w:sz w:val="16"/>
               </w:rPr>
-              <w:t>80 x 0,6+17 x (1 x 1-0,6 x 1)</w:t>
+              <w:t>80 x 0,8+17 x (1 x 1-0,8 x 1)</w:t>
             </w:r>
           </w:p>
         </w:tc>
@@ -853,7 +853,7 @@
               <w:rPr>
                 <w:sz w:val="16"/>
               </w:rPr>
-              <w:t>54,80</w:t>
+              <w:t>67,40</w:t>
             </w:r>
           </w:p>
         </w:tc>
@@ -900,7 +900,7 @@
               <w:rPr>
                 <w:sz w:val="16"/>
               </w:rPr>
-              <w:t>(80-17 x 1) x 0,6 x 0,05+17 x 1 x 1 x 0,05</w:t>
+              <w:t>(80-17 x 1) x 0,8 x 0,05+17 x 1 x 1 x 0,05</w:t>
             </w:r>
           </w:p>
         </w:tc>
@@ -934,7 +934,7 @@
               <w:rPr>
                 <w:sz w:val="16"/>
               </w:rPr>
-              <w:t>2,74</w:t>
+              <w:t>3,37</w:t>
             </w:r>
           </w:p>
         </w:tc>
@@ -1210,7 +1210,7 @@
               <w:rPr>
                 <w:sz w:val="16"/>
               </w:rPr>
-              <w:t>Béton armé dosé à 350 kg/m³ pour semelle filante 0,40 x 0,15</w:t>
+              <w:t>Béton armé dosé à 350 kg/m³ pour semelle filante 0,60 x 0,15</w:t>
             </w:r>
           </w:p>
         </w:tc>
@@ -1224,7 +1224,7 @@
               <w:rPr>
                 <w:sz w:val="16"/>
               </w:rPr>
-              <w:t>(80-17 x 0,8) x 0,4 x 0,15</w:t>
+              <w:t>(80-17 x 0,8) x 0,6 x 0,15</w:t>
             </w:r>
           </w:p>
         </w:tc>
@@ -1258,7 +1258,7 @@
               <w:rPr>
                 <w:sz w:val="16"/>
               </w:rPr>
-              <w:t>3,98</w:t>
+              <w:t>5,98</w:t>
             </w:r>
           </w:p>
         </w:tc>
@@ -1825,7 +1825,7 @@
               <w:rPr>
                 <w:sz w:val="16"/>
               </w:rPr>
-              <w:t>136,74</w:t>
+              <w:t>155,38</w:t>
             </w:r>
           </w:p>
         </w:tc>
@@ -1858,7 +1858,7 @@
               <w:rPr>
                 <w:sz w:val="16"/>
               </w:rPr>
-              <w:t>Maçonnerie d'agglos 15 pleins en élévation, mortier dosé à 300 kg/m³ (y compris pignons)</w:t>
+              <w:t>Maçonnerie d'agglos 15 creux en élévation h = 6,00 m, mortier dosé à 300 kg/m³ (y compris pignons)</w:t>
             </w:r>
           </w:p>
         </w:tc>
@@ -3316,7 +3316,7 @@
               <w:rPr>
                 <w:sz w:val="16"/>
               </w:rPr>
-              <w:t>Armatures HA10 FeE500 - dallage double nappe e = 20 cm + chaises</w:t>
+              <w:t>Armatures HA10 FeE500 - dallage nappe simple e = 20 cm + chaises</w:t>
             </w:r>
           </w:p>
         </w:tc>
@@ -3364,7 +3364,7 @@
               <w:rPr>
                 <w:sz w:val="16"/>
               </w:rPr>
-              <w:t>4 343,00</w:t>
+              <w:t>2 247,69</w:t>
             </w:r>
           </w:p>
         </w:tc>
@@ -4544,7 +4544,7 @@
               <w:rPr>
                 <w:sz w:val="16"/>
               </w:rPr>
-              <w:t>180,0</w:t>
+              <w:t>260,0</w:t>
             </w:r>
           </w:p>
         </w:tc>
@@ -4561,7 +4561,7 @@
               <w:rPr>
                 <w:sz w:val="16"/>
               </w:rPr>
-              <w:t>40,0</w:t>
+              <w:t>57,7</w:t>
             </w:r>
           </w:p>
         </w:tc>
@@ -5602,7 +5602,7 @@
               <w:rPr>
                 <w:sz w:val="16"/>
               </w:rPr>
-              <w:t>Dallage : double nappe HA10 e=20 dans les 2 sens</w:t>
+              <w:t>Dallage : nappe(s) HA10 e=20 dans les 2 sens</w:t>
             </w:r>
           </w:p>
         </w:tc>
@@ -5636,7 +5636,7 @@
               <w:rPr>
                 <w:sz w:val="16"/>
               </w:rPr>
-              <w:t>6 468,5</w:t>
+              <w:t>3 234,2</w:t>
             </w:r>
           </w:p>
         </w:tc>
@@ -5653,7 +5653,7 @@
               <w:rPr>
                 <w:sz w:val="16"/>
               </w:rPr>
-              <w:t>3 991,1</w:t>
+              <w:t>1 995,5</w:t>
             </w:r>
           </w:p>
         </w:tc>
@@ -6069,7 +6069,7 @@
                 <w:b/>
                 <w:sz w:val="16"/>
               </w:rPr>
-              <w:t>9 248,3</w:t>
+              <w:t>6 014,0</w:t>
             </w:r>
           </w:p>
         </w:tc>
@@ -6087,7 +6087,7 @@
                 <w:b/>
                 <w:sz w:val="16"/>
               </w:rPr>
-              <w:t>5 706,2</w:t>
+              <w:t>3 710,6</w:t>
             </w:r>
           </w:p>
         </w:tc>
@@ -6174,7 +6174,7 @@
                 <w:b/>
                 <w:sz w:val="16"/>
               </w:rPr>
-              <w:t>5 991,5</w:t>
+              <w:t>3 896,2</w:t>
             </w:r>
           </w:p>
         </w:tc>
@@ -6261,7 +6261,7 @@
                 <w:b/>
                 <w:sz w:val="16"/>
               </w:rPr>
-              <w:t>810 barres</w:t>
+              <w:t>527 barres</w:t>
             </w:r>
           </w:p>
         </w:tc>
@@ -6331,7 +6331,7 @@
                 <w:b/>
                 <w:sz w:val="16"/>
               </w:rPr>
-              <w:t>1 944,6</w:t>
+              <w:t>2 024,6</w:t>
             </w:r>
           </w:p>
         </w:tc>
@@ -6349,7 +6349,7 @@
                 <w:b/>
                 <w:sz w:val="16"/>
               </w:rPr>
-              <w:t>431,7</w:t>
+              <w:t>449,5</w:t>
             </w:r>
           </w:p>
         </w:tc>
@@ -6436,7 +6436,7 @@
                 <w:b/>
                 <w:sz w:val="16"/>
               </w:rPr>
-              <w:t>453,3</w:t>
+              <w:t>471,9</w:t>
             </w:r>
           </w:p>
         </w:tc>
@@ -6523,7 +6523,7 @@
                 <w:b/>
                 <w:sz w:val="16"/>
               </w:rPr>
-              <w:t>171 barres</w:t>
+              <w:t>178 barres</w:t>
             </w:r>
           </w:p>
         </w:tc>
@@ -7341,7 +7341,7 @@
               <w:rPr>
                 <w:sz w:val="16"/>
               </w:rPr>
-              <w:t>Fouilles en rigole 0,60 x 1,20 m en terrain latéritique</w:t>
+              <w:t>Fouilles en rigole 0,80 x 1,20 m en terrain latéritique</w:t>
             </w:r>
           </w:p>
         </w:tc>
@@ -7375,7 +7375,7 @@
               <w:rPr>
                 <w:sz w:val="16"/>
               </w:rPr>
-              <w:t>57,60</w:t>
+              <w:t>76,80</w:t>
             </w:r>
           </w:p>
         </w:tc>
@@ -7409,7 +7409,7 @@
               <w:rPr>
                 <w:sz w:val="16"/>
               </w:rPr>
-              <w:t>259 488</w:t>
+              <w:t>345 984</w:t>
             </w:r>
           </w:p>
         </w:tc>
@@ -7476,7 +7476,7 @@
               <w:rPr>
                 <w:sz w:val="16"/>
               </w:rPr>
-              <w:t>8,16</w:t>
+              <w:t>4,08</w:t>
             </w:r>
           </w:p>
         </w:tc>
@@ -7510,7 +7510,7 @@
               <w:rPr>
                 <w:sz w:val="16"/>
               </w:rPr>
-              <w:t>36 761</w:t>
+              <w:t>18 380</w:t>
             </w:r>
           </w:p>
         </w:tc>
@@ -7577,7 +7577,7 @@
               <w:rPr>
                 <w:sz w:val="16"/>
               </w:rPr>
-              <w:t>41,86</w:t>
+              <w:t>54,35</w:t>
             </w:r>
           </w:p>
         </w:tc>
@@ -7611,7 +7611,7 @@
               <w:rPr>
                 <w:sz w:val="16"/>
               </w:rPr>
-              <w:t>125 566</w:t>
+              <w:t>163 060</w:t>
             </w:r>
           </w:p>
         </w:tc>
@@ -7678,7 +7678,7 @@
               <w:rPr>
                 <w:sz w:val="16"/>
               </w:rPr>
-              <w:t>29,88</w:t>
+              <w:t>33,16</w:t>
             </w:r>
           </w:p>
         </w:tc>
@@ -7712,7 +7712,7 @@
               <w:rPr>
                 <w:sz w:val="16"/>
               </w:rPr>
-              <w:t>138 498</w:t>
+              <w:t>153 689</w:t>
             </w:r>
           </w:p>
         </w:tc>
@@ -7779,7 +7779,7 @@
               <w:rPr>
                 <w:sz w:val="16"/>
               </w:rPr>
-              <w:t>54,80</w:t>
+              <w:t>67,40</w:t>
             </w:r>
           </w:p>
         </w:tc>
@@ -7813,7 +7813,7 @@
               <w:rPr>
                 <w:sz w:val="16"/>
               </w:rPr>
-              <w:t>101 106</w:t>
+              <w:t>124 353</w:t>
             </w:r>
           </w:p>
         </w:tc>
@@ -7922,7 +7922,7 @@
                 <w:b/>
                 <w:sz w:val="16"/>
               </w:rPr>
-              <w:t>661 419</w:t>
+              <w:t>805 467</w:t>
             </w:r>
           </w:p>
         </w:tc>
@@ -8098,7 +8098,7 @@
               <w:rPr>
                 <w:sz w:val="16"/>
               </w:rPr>
-              <w:t>2,74</w:t>
+              <w:t>3,37</w:t>
             </w:r>
           </w:p>
         </w:tc>
@@ -8132,7 +8132,7 @@
               <w:rPr>
                 <w:sz w:val="16"/>
               </w:rPr>
-              <w:t>195 636</w:t>
+              <w:t>240 618</w:t>
             </w:r>
           </w:p>
         </w:tc>
@@ -8468,7 +8468,7 @@
               <w:rPr>
                 <w:sz w:val="16"/>
               </w:rPr>
-              <w:t>Béton armé dosé à 350 kg/m³ pour semelle filante 0,40 x 0,15</w:t>
+              <w:t>Béton armé dosé à 350 kg/m³ pour semelle filante 0,60 x 0,15</w:t>
             </w:r>
           </w:p>
         </w:tc>
@@ -8502,7 +8502,7 @@
               <w:rPr>
                 <w:sz w:val="16"/>
               </w:rPr>
-              <w:t>3,98</w:t>
+              <w:t>5,98</w:t>
             </w:r>
           </w:p>
         </w:tc>
@@ -8536,7 +8536,7 @@
               <w:rPr>
                 <w:sz w:val="16"/>
               </w:rPr>
-              <w:t>423 459</w:t>
+              <w:t>635 189</w:t>
             </w:r>
           </w:p>
         </w:tc>
@@ -9209,7 +9209,7 @@
               <w:rPr>
                 <w:sz w:val="16"/>
               </w:rPr>
-              <w:t>136,74</w:t>
+              <w:t>155,38</w:t>
             </w:r>
           </w:p>
         </w:tc>
@@ -9243,7 +9243,7 @@
               <w:rPr>
                 <w:sz w:val="16"/>
               </w:rPr>
-              <w:t>177 757</w:t>
+              <w:t>202 000</w:t>
             </w:r>
           </w:p>
         </w:tc>
@@ -9352,7 +9352,7 @@
                 <w:b/>
                 <w:sz w:val="16"/>
               </w:rPr>
-              <w:t>4 536 756</w:t>
+              <w:t>4 817 710</w:t>
             </w:r>
           </w:p>
         </w:tc>
@@ -9494,7 +9494,7 @@
               <w:rPr>
                 <w:sz w:val="16"/>
               </w:rPr>
-              <w:t>Maçonnerie d'agglos 15 pleins en élévation, mortier dosé à 300 kg/m³ (y compris pignons)</w:t>
+              <w:t>Maçonnerie d'agglos 15 creux en élévation h = 6,00 m, mortier dosé à 300 kg/m³ (y compris pignons)</w:t>
             </w:r>
           </w:p>
         </w:tc>
@@ -9545,7 +9545,7 @@
               <w:rPr>
                 <w:sz w:val="16"/>
               </w:rPr>
-              <w:t>12 270</w:t>
+              <w:t>9 975</w:t>
             </w:r>
           </w:p>
         </w:tc>
@@ -9562,7 +9562,7 @@
               <w:rPr>
                 <w:sz w:val="16"/>
               </w:rPr>
-              <w:t>4 587 662</w:t>
+              <w:t>3 729 579</w:t>
             </w:r>
           </w:p>
         </w:tc>
@@ -10479,7 +10479,7 @@
                 <w:b/>
                 <w:sz w:val="16"/>
               </w:rPr>
-              <w:t>8 563 924</w:t>
+              <w:t>7 705 841</w:t>
             </w:r>
           </w:p>
         </w:tc>
@@ -11748,7 +11748,7 @@
               <w:rPr>
                 <w:sz w:val="16"/>
               </w:rPr>
-              <w:t>Armatures HA10 FeE500 - dallage double nappe e = 20 cm + chaises</w:t>
+              <w:t>Armatures HA10 FeE500 - dallage nappe simple e = 20 cm + chaises</w:t>
             </w:r>
           </w:p>
         </w:tc>
@@ -11782,7 +11782,7 @@
               <w:rPr>
                 <w:sz w:val="16"/>
               </w:rPr>
-              <w:t>4 343,00</w:t>
+              <w:t>2 247,69</w:t>
             </w:r>
           </w:p>
         </w:tc>
@@ -11816,7 +11816,7 @@
               <w:rPr>
                 <w:sz w:val="16"/>
               </w:rPr>
-              <w:t>5 189 886</w:t>
+              <w:t>2 685 993</w:t>
             </w:r>
           </w:p>
         </w:tc>
@@ -12127,7 +12127,7 @@
                 <w:b/>
                 <w:sz w:val="16"/>
               </w:rPr>
-              <w:t>14 912 092</w:t>
+              <w:t>12 408 200</w:t>
             </w:r>
           </w:p>
         </w:tc>
@@ -13574,7 +13574,7 @@
               <w:rPr>
                 <w:sz w:val="18"/>
               </w:rPr>
-              <w:t>661 419</w:t>
+              <w:t>805 467</w:t>
             </w:r>
           </w:p>
         </w:tc>
@@ -13624,7 +13624,7 @@
               <w:rPr>
                 <w:sz w:val="18"/>
               </w:rPr>
-              <w:t>4 536 756</w:t>
+              <w:t>4 817 710</w:t>
             </w:r>
           </w:p>
         </w:tc>
@@ -13674,7 +13674,7 @@
               <w:rPr>
                 <w:sz w:val="18"/>
               </w:rPr>
-              <w:t>8 563 924</w:t>
+              <w:t>7 705 841</w:t>
             </w:r>
           </w:p>
         </w:tc>
@@ -13774,7 +13774,7 @@
               <w:rPr>
                 <w:sz w:val="18"/>
               </w:rPr>
-              <w:t>14 912 092</w:t>
+              <w:t>12 408 200</w:t>
             </w:r>
           </w:p>
         </w:tc>
@@ -13826,7 +13826,7 @@
                 <w:b/>
                 <w:sz w:val="18"/>
               </w:rPr>
-              <w:t>36 469 963</w:t>
+              <w:t>33 532 990</w:t>
             </w:r>
           </w:p>
         </w:tc>
@@ -13878,7 +13878,7 @@
                 <w:b/>
                 <w:sz w:val="18"/>
               </w:rPr>
-              <w:t>6 564 593</w:t>
+              <w:t>6 035 938</w:t>
             </w:r>
           </w:p>
         </w:tc>
@@ -13933,7 +13933,7 @@
                 <w:b/>
                 <w:sz w:val="18"/>
               </w:rPr>
-              <w:t>43 034 557</w:t>
+              <w:t>39 568 928</w:t>
             </w:r>
           </w:p>
         </w:tc>
@@ -14187,7 +14187,7 @@
                 <w:b/>
                 <w:sz w:val="18"/>
               </w:rPr>
-              <w:t>52 477 206</w:t>
+              <w:t>49 540 232</w:t>
             </w:r>
           </w:p>
         </w:tc>
@@ -14239,7 +14239,7 @@
                 <w:b/>
                 <w:sz w:val="18"/>
               </w:rPr>
-              <w:t>9 445 897</w:t>
+              <w:t>8 917 242</w:t>
             </w:r>
           </w:p>
         </w:tc>
@@ -14294,7 +14294,7 @@
                 <w:b/>
                 <w:sz w:val="18"/>
               </w:rPr>
-              <w:t>61 923 103</w:t>
+              <w:t>58 457 474</w:t>
             </w:r>
           </w:p>
         </w:tc>
@@ -14309,7 +14309,7 @@
         <w:t xml:space="preserve">Arrêté le présent devis (gros œuvre) à la somme TTC de : </w:t>
       </w:r>
       <w:r>
-        <w:t>quarante-trois millions trente-quatre mille cinq cent cinquante-sept francs CFA (43 034 557 FCFA).</w:t>
+        <w:t>trente-neuf millions cinq cent soixante-huit mille neuf cent vingt-huit francs CFA (39 568 928 FCFA).</w:t>
       </w:r>
     </w:p>
     <w:p>
@@ -14320,12 +14320,12 @@
         <w:t xml:space="preserve">Montant TTC avec toutes les options : </w:t>
       </w:r>
       <w:r>
-        <w:t>soixante et un millions neuf cent vingt-trois mille cent trois francs CFA (61 923 103 FCFA).</w:t>
+        <w:t>cinquante-huit millions quatre cent cinquante-sept mille quatre cent soixante-quatorze francs CFA (58 457 474 FCFA).</w:t>
       </w:r>
     </w:p>
     <w:p>
       <w:r>
-        <w:t>Ratio gros œuvre : 121 567 FCFA HT/m² d'emprise ; ratio global : 174 924 FCFA HT/m².</w:t>
+        <w:t>Ratio gros œuvre : 111 777 FCFA HT/m² d'emprise ; ratio global : 165 134 FCFA HT/m².</w:t>
       </w:r>
     </w:p>
     <w:p/>
